--- a/documents/Tudástér adatbázismodell.docx
+++ b/documents/Tudástér adatbázismodell.docx
@@ -166,7 +166,7 @@
     <w:sdt>
       <w:sdtPr>
         <w:rPr>
-          <w:rFonts w:eastAsiaTheme="minorHAnsi" w:cs="Times New Roman"/>
+          <w:rFonts w:asciiTheme="minorHAnsi" w:eastAsiaTheme="minorHAnsi" w:hAnsiTheme="minorHAnsi" w:cs="Times New Roman"/>
           <w:color w:val="auto"/>
           <w:sz w:val="26"/>
           <w:szCs w:val="26"/>
@@ -180,7 +180,7 @@
       </w:sdtPr>
       <w:sdtEndPr>
         <w:rPr>
-          <w:rFonts w:asciiTheme="minorHAnsi" w:hAnsiTheme="minorHAnsi" w:cstheme="minorBidi"/>
+          <w:rFonts w:cstheme="minorBidi"/>
           <w:b/>
           <w:bCs/>
           <w:sz w:val="22"/>
@@ -226,7 +226,7 @@
           <w:r>
             <w:fldChar w:fldCharType="separate"/>
           </w:r>
-          <w:hyperlink w:anchor="_Toc241669335" w:history="1">
+          <w:hyperlink w:anchor="_Toc241834359" w:history="1">
             <w:r>
               <w:rPr>
                 <w:rStyle w:val="Hiperhivatkozs"/>
@@ -270,7 +270,7 @@
                 <w:noProof/>
                 <w:webHidden/>
               </w:rPr>
-              <w:instrText xml:space="preserve"> PAGEREF _Toc241669335 \h </w:instrText>
+              <w:instrText xml:space="preserve"> PAGEREF _Toc241834359 \h </w:instrText>
             </w:r>
             <w:r>
               <w:rPr>
@@ -315,13 +315,13 @@
               <w:lang w:eastAsia="hu-HU"/>
             </w:rPr>
           </w:pPr>
-          <w:hyperlink w:anchor="_Toc241669336" w:history="1">
+          <w:hyperlink w:anchor="_Toc241834360" w:history="1">
             <w:r>
               <w:rPr>
                 <w:rStyle w:val="Hiperhivatkozs"/>
                 <w:noProof/>
               </w:rPr>
-              <w:t>1.1 A feladat címe</w:t>
+              <w:t>1.1 tantargyak</w:t>
             </w:r>
             <w:r>
               <w:rPr>
@@ -342,7 +342,7 @@
                 <w:noProof/>
                 <w:webHidden/>
               </w:rPr>
-              <w:instrText xml:space="preserve"> PAGEREF _Toc241669336 \h </w:instrText>
+              <w:instrText xml:space="preserve"> PAGEREF _Toc241834360 \h </w:instrText>
             </w:r>
             <w:r>
               <w:rPr>
@@ -377,6 +377,7 @@
           <w:pPr>
             <w:pStyle w:val="TJ2"/>
             <w:tabs>
+              <w:tab w:val="left" w:pos="880"/>
               <w:tab w:val="right" w:leader="dot" w:pos="9062"/>
             </w:tabs>
             <w:rPr>
@@ -387,23 +388,40 @@
               <w:lang w:eastAsia="hu-HU"/>
             </w:rPr>
           </w:pPr>
-          <w:hyperlink w:anchor="_Toc241669337" w:history="1">
+          <w:hyperlink w:anchor="_Toc241834361" w:history="1">
             <w:r>
               <w:rPr>
                 <w:rStyle w:val="Hiperhivatkozs"/>
                 <w:noProof/>
               </w:rPr>
-              <w:t>1.2 A feladat rövid ismertetése</w:t>
-            </w:r>
-            <w:r>
-              <w:rPr>
-                <w:noProof/>
-                <w:webHidden/>
+              <w:t>1.2</w:t>
+            </w:r>
+            <w:r>
+              <w:rPr>
+                <w:rFonts w:asciiTheme="minorHAnsi" w:eastAsiaTheme="minorEastAsia" w:hAnsiTheme="minorHAnsi" w:cstheme="minorBidi"/>
+                <w:noProof/>
+                <w:sz w:val="22"/>
+                <w:szCs w:val="22"/>
+                <w:lang w:eastAsia="hu-HU"/>
               </w:rPr>
               <w:tab/>
             </w:r>
             <w:r>
               <w:rPr>
+                <w:rStyle w:val="Hiperhivatkozs"/>
+                <w:noProof/>
+              </w:rPr>
+              <w:t>temakorok</w:t>
+            </w:r>
+            <w:r>
+              <w:rPr>
+                <w:noProof/>
+                <w:webHidden/>
+              </w:rPr>
+              <w:tab/>
+            </w:r>
+            <w:r>
+              <w:rPr>
                 <w:noProof/>
                 <w:webHidden/>
               </w:rPr>
@@ -414,7 +432,7 @@
                 <w:noProof/>
                 <w:webHidden/>
               </w:rPr>
-              <w:instrText xml:space="preserve"> PAGEREF _Toc241669337 \h </w:instrText>
+              <w:instrText xml:space="preserve"> PAGEREF _Toc241834361 \h </w:instrText>
             </w:r>
             <w:r>
               <w:rPr>
@@ -435,6 +453,906 @@
                 <w:webHidden/>
               </w:rPr>
               <w:t>3</w:t>
+            </w:r>
+            <w:r>
+              <w:rPr>
+                <w:noProof/>
+                <w:webHidden/>
+              </w:rPr>
+              <w:fldChar w:fldCharType="end"/>
+            </w:r>
+          </w:hyperlink>
+        </w:p>
+        <w:p>
+          <w:pPr>
+            <w:pStyle w:val="TJ2"/>
+            <w:tabs>
+              <w:tab w:val="left" w:pos="880"/>
+              <w:tab w:val="right" w:leader="dot" w:pos="9062"/>
+            </w:tabs>
+            <w:rPr>
+              <w:rFonts w:asciiTheme="minorHAnsi" w:eastAsiaTheme="minorEastAsia" w:hAnsiTheme="minorHAnsi" w:cstheme="minorBidi"/>
+              <w:noProof/>
+              <w:sz w:val="22"/>
+              <w:szCs w:val="22"/>
+              <w:lang w:eastAsia="hu-HU"/>
+            </w:rPr>
+          </w:pPr>
+          <w:hyperlink w:anchor="_Toc241834362" w:history="1">
+            <w:r>
+              <w:rPr>
+                <w:rStyle w:val="Hiperhivatkozs"/>
+                <w:noProof/>
+              </w:rPr>
+              <w:t>1.3</w:t>
+            </w:r>
+            <w:r>
+              <w:rPr>
+                <w:rFonts w:asciiTheme="minorHAnsi" w:eastAsiaTheme="minorEastAsia" w:hAnsiTheme="minorHAnsi" w:cstheme="minorBidi"/>
+                <w:noProof/>
+                <w:sz w:val="22"/>
+                <w:szCs w:val="22"/>
+                <w:lang w:eastAsia="hu-HU"/>
+              </w:rPr>
+              <w:tab/>
+            </w:r>
+            <w:r>
+              <w:rPr>
+                <w:rStyle w:val="Hiperhivatkozs"/>
+                <w:noProof/>
+              </w:rPr>
+              <w:t>forrasok</w:t>
+            </w:r>
+            <w:r>
+              <w:rPr>
+                <w:noProof/>
+                <w:webHidden/>
+              </w:rPr>
+              <w:tab/>
+            </w:r>
+            <w:r>
+              <w:rPr>
+                <w:noProof/>
+                <w:webHidden/>
+              </w:rPr>
+              <w:fldChar w:fldCharType="begin"/>
+            </w:r>
+            <w:r>
+              <w:rPr>
+                <w:noProof/>
+                <w:webHidden/>
+              </w:rPr>
+              <w:instrText xml:space="preserve"> PAGEREF _Toc241834362 \h </w:instrText>
+            </w:r>
+            <w:r>
+              <w:rPr>
+                <w:noProof/>
+                <w:webHidden/>
+              </w:rPr>
+            </w:r>
+            <w:r>
+              <w:rPr>
+                <w:noProof/>
+                <w:webHidden/>
+              </w:rPr>
+              <w:fldChar w:fldCharType="separate"/>
+            </w:r>
+            <w:r>
+              <w:rPr>
+                <w:noProof/>
+                <w:webHidden/>
+              </w:rPr>
+              <w:t>3</w:t>
+            </w:r>
+            <w:r>
+              <w:rPr>
+                <w:noProof/>
+                <w:webHidden/>
+              </w:rPr>
+              <w:fldChar w:fldCharType="end"/>
+            </w:r>
+          </w:hyperlink>
+        </w:p>
+        <w:p>
+          <w:pPr>
+            <w:pStyle w:val="TJ2"/>
+            <w:tabs>
+              <w:tab w:val="left" w:pos="880"/>
+              <w:tab w:val="right" w:leader="dot" w:pos="9062"/>
+            </w:tabs>
+            <w:rPr>
+              <w:rFonts w:asciiTheme="minorHAnsi" w:eastAsiaTheme="minorEastAsia" w:hAnsiTheme="minorHAnsi" w:cstheme="minorBidi"/>
+              <w:noProof/>
+              <w:sz w:val="22"/>
+              <w:szCs w:val="22"/>
+              <w:lang w:eastAsia="hu-HU"/>
+            </w:rPr>
+          </w:pPr>
+          <w:hyperlink w:anchor="_Toc241834363" w:history="1">
+            <w:r>
+              <w:rPr>
+                <w:rStyle w:val="Hiperhivatkozs"/>
+                <w:noProof/>
+              </w:rPr>
+              <w:t>1.4</w:t>
+            </w:r>
+            <w:r>
+              <w:rPr>
+                <w:rFonts w:asciiTheme="minorHAnsi" w:eastAsiaTheme="minorEastAsia" w:hAnsiTheme="minorHAnsi" w:cstheme="minorBidi"/>
+                <w:noProof/>
+                <w:sz w:val="22"/>
+                <w:szCs w:val="22"/>
+                <w:lang w:eastAsia="hu-HU"/>
+              </w:rPr>
+              <w:tab/>
+            </w:r>
+            <w:r>
+              <w:rPr>
+                <w:rStyle w:val="Hiperhivatkozs"/>
+                <w:noProof/>
+              </w:rPr>
+              <w:t>ev</w:t>
+            </w:r>
+            <w:r>
+              <w:rPr>
+                <w:noProof/>
+                <w:webHidden/>
+              </w:rPr>
+              <w:tab/>
+            </w:r>
+            <w:r>
+              <w:rPr>
+                <w:noProof/>
+                <w:webHidden/>
+              </w:rPr>
+              <w:fldChar w:fldCharType="begin"/>
+            </w:r>
+            <w:r>
+              <w:rPr>
+                <w:noProof/>
+                <w:webHidden/>
+              </w:rPr>
+              <w:instrText xml:space="preserve"> PAGEREF _Toc241834363 \h </w:instrText>
+            </w:r>
+            <w:r>
+              <w:rPr>
+                <w:noProof/>
+                <w:webHidden/>
+              </w:rPr>
+            </w:r>
+            <w:r>
+              <w:rPr>
+                <w:noProof/>
+                <w:webHidden/>
+              </w:rPr>
+              <w:fldChar w:fldCharType="separate"/>
+            </w:r>
+            <w:r>
+              <w:rPr>
+                <w:noProof/>
+                <w:webHidden/>
+              </w:rPr>
+              <w:t>4</w:t>
+            </w:r>
+            <w:r>
+              <w:rPr>
+                <w:noProof/>
+                <w:webHidden/>
+              </w:rPr>
+              <w:fldChar w:fldCharType="end"/>
+            </w:r>
+          </w:hyperlink>
+        </w:p>
+        <w:p>
+          <w:pPr>
+            <w:pStyle w:val="TJ2"/>
+            <w:tabs>
+              <w:tab w:val="left" w:pos="880"/>
+              <w:tab w:val="right" w:leader="dot" w:pos="9062"/>
+            </w:tabs>
+            <w:rPr>
+              <w:rFonts w:asciiTheme="minorHAnsi" w:eastAsiaTheme="minorEastAsia" w:hAnsiTheme="minorHAnsi" w:cstheme="minorBidi"/>
+              <w:noProof/>
+              <w:sz w:val="22"/>
+              <w:szCs w:val="22"/>
+              <w:lang w:eastAsia="hu-HU"/>
+            </w:rPr>
+          </w:pPr>
+          <w:hyperlink w:anchor="_Toc241834364" w:history="1">
+            <w:r>
+              <w:rPr>
+                <w:rStyle w:val="Hiperhivatkozs"/>
+                <w:noProof/>
+              </w:rPr>
+              <w:t>1.5</w:t>
+            </w:r>
+            <w:r>
+              <w:rPr>
+                <w:rFonts w:asciiTheme="minorHAnsi" w:eastAsiaTheme="minorEastAsia" w:hAnsiTheme="minorHAnsi" w:cstheme="minorBidi"/>
+                <w:noProof/>
+                <w:sz w:val="22"/>
+                <w:szCs w:val="22"/>
+                <w:lang w:eastAsia="hu-HU"/>
+              </w:rPr>
+              <w:tab/>
+            </w:r>
+            <w:r>
+              <w:rPr>
+                <w:rStyle w:val="Hiperhivatkozs"/>
+                <w:noProof/>
+              </w:rPr>
+              <w:t>feladat_tipusok</w:t>
+            </w:r>
+            <w:r>
+              <w:rPr>
+                <w:noProof/>
+                <w:webHidden/>
+              </w:rPr>
+              <w:tab/>
+            </w:r>
+            <w:r>
+              <w:rPr>
+                <w:noProof/>
+                <w:webHidden/>
+              </w:rPr>
+              <w:fldChar w:fldCharType="begin"/>
+            </w:r>
+            <w:r>
+              <w:rPr>
+                <w:noProof/>
+                <w:webHidden/>
+              </w:rPr>
+              <w:instrText xml:space="preserve"> PAGEREF _Toc241834364 \h </w:instrText>
+            </w:r>
+            <w:r>
+              <w:rPr>
+                <w:noProof/>
+                <w:webHidden/>
+              </w:rPr>
+            </w:r>
+            <w:r>
+              <w:rPr>
+                <w:noProof/>
+                <w:webHidden/>
+              </w:rPr>
+              <w:fldChar w:fldCharType="separate"/>
+            </w:r>
+            <w:r>
+              <w:rPr>
+                <w:noProof/>
+                <w:webHidden/>
+              </w:rPr>
+              <w:t>4</w:t>
+            </w:r>
+            <w:r>
+              <w:rPr>
+                <w:noProof/>
+                <w:webHidden/>
+              </w:rPr>
+              <w:fldChar w:fldCharType="end"/>
+            </w:r>
+          </w:hyperlink>
+        </w:p>
+        <w:p>
+          <w:pPr>
+            <w:pStyle w:val="TJ2"/>
+            <w:tabs>
+              <w:tab w:val="left" w:pos="880"/>
+              <w:tab w:val="right" w:leader="dot" w:pos="9062"/>
+            </w:tabs>
+            <w:rPr>
+              <w:rFonts w:asciiTheme="minorHAnsi" w:eastAsiaTheme="minorEastAsia" w:hAnsiTheme="minorHAnsi" w:cstheme="minorBidi"/>
+              <w:noProof/>
+              <w:sz w:val="22"/>
+              <w:szCs w:val="22"/>
+              <w:lang w:eastAsia="hu-HU"/>
+            </w:rPr>
+          </w:pPr>
+          <w:hyperlink w:anchor="_Toc241834365" w:history="1">
+            <w:r>
+              <w:rPr>
+                <w:rStyle w:val="Hiperhivatkozs"/>
+                <w:noProof/>
+              </w:rPr>
+              <w:t>1.6</w:t>
+            </w:r>
+            <w:r>
+              <w:rPr>
+                <w:rFonts w:asciiTheme="minorHAnsi" w:eastAsiaTheme="minorEastAsia" w:hAnsiTheme="minorHAnsi" w:cstheme="minorBidi"/>
+                <w:noProof/>
+                <w:sz w:val="22"/>
+                <w:szCs w:val="22"/>
+                <w:lang w:eastAsia="hu-HU"/>
+              </w:rPr>
+              <w:tab/>
+            </w:r>
+            <w:r>
+              <w:rPr>
+                <w:rStyle w:val="Hiperhivatkozs"/>
+                <w:noProof/>
+              </w:rPr>
+              <w:t>profilok</w:t>
+            </w:r>
+            <w:r>
+              <w:rPr>
+                <w:noProof/>
+                <w:webHidden/>
+              </w:rPr>
+              <w:tab/>
+            </w:r>
+            <w:r>
+              <w:rPr>
+                <w:noProof/>
+                <w:webHidden/>
+              </w:rPr>
+              <w:fldChar w:fldCharType="begin"/>
+            </w:r>
+            <w:r>
+              <w:rPr>
+                <w:noProof/>
+                <w:webHidden/>
+              </w:rPr>
+              <w:instrText xml:space="preserve"> PAGEREF _Toc241834365 \h </w:instrText>
+            </w:r>
+            <w:r>
+              <w:rPr>
+                <w:noProof/>
+                <w:webHidden/>
+              </w:rPr>
+            </w:r>
+            <w:r>
+              <w:rPr>
+                <w:noProof/>
+                <w:webHidden/>
+              </w:rPr>
+              <w:fldChar w:fldCharType="separate"/>
+            </w:r>
+            <w:r>
+              <w:rPr>
+                <w:noProof/>
+                <w:webHidden/>
+              </w:rPr>
+              <w:t>4</w:t>
+            </w:r>
+            <w:r>
+              <w:rPr>
+                <w:noProof/>
+                <w:webHidden/>
+              </w:rPr>
+              <w:fldChar w:fldCharType="end"/>
+            </w:r>
+          </w:hyperlink>
+        </w:p>
+        <w:p>
+          <w:pPr>
+            <w:pStyle w:val="TJ2"/>
+            <w:tabs>
+              <w:tab w:val="left" w:pos="880"/>
+              <w:tab w:val="right" w:leader="dot" w:pos="9062"/>
+            </w:tabs>
+            <w:rPr>
+              <w:rFonts w:asciiTheme="minorHAnsi" w:eastAsiaTheme="minorEastAsia" w:hAnsiTheme="minorHAnsi" w:cstheme="minorBidi"/>
+              <w:noProof/>
+              <w:sz w:val="22"/>
+              <w:szCs w:val="22"/>
+              <w:lang w:eastAsia="hu-HU"/>
+            </w:rPr>
+          </w:pPr>
+          <w:hyperlink w:anchor="_Toc241834366" w:history="1">
+            <w:r>
+              <w:rPr>
+                <w:rStyle w:val="Hiperhivatkozs"/>
+                <w:noProof/>
+              </w:rPr>
+              <w:t>1.7</w:t>
+            </w:r>
+            <w:r>
+              <w:rPr>
+                <w:rFonts w:asciiTheme="minorHAnsi" w:eastAsiaTheme="minorEastAsia" w:hAnsiTheme="minorHAnsi" w:cstheme="minorBidi"/>
+                <w:noProof/>
+                <w:sz w:val="22"/>
+                <w:szCs w:val="22"/>
+                <w:lang w:eastAsia="hu-HU"/>
+              </w:rPr>
+              <w:tab/>
+            </w:r>
+            <w:r>
+              <w:rPr>
+                <w:rStyle w:val="Hiperhivatkozs"/>
+                <w:noProof/>
+              </w:rPr>
+              <w:t>auth.users</w:t>
+            </w:r>
+            <w:r>
+              <w:rPr>
+                <w:noProof/>
+                <w:webHidden/>
+              </w:rPr>
+              <w:tab/>
+            </w:r>
+            <w:r>
+              <w:rPr>
+                <w:noProof/>
+                <w:webHidden/>
+              </w:rPr>
+              <w:fldChar w:fldCharType="begin"/>
+            </w:r>
+            <w:r>
+              <w:rPr>
+                <w:noProof/>
+                <w:webHidden/>
+              </w:rPr>
+              <w:instrText xml:space="preserve"> PAGEREF _Toc241834366 \h </w:instrText>
+            </w:r>
+            <w:r>
+              <w:rPr>
+                <w:noProof/>
+                <w:webHidden/>
+              </w:rPr>
+            </w:r>
+            <w:r>
+              <w:rPr>
+                <w:noProof/>
+                <w:webHidden/>
+              </w:rPr>
+              <w:fldChar w:fldCharType="separate"/>
+            </w:r>
+            <w:r>
+              <w:rPr>
+                <w:noProof/>
+                <w:webHidden/>
+              </w:rPr>
+              <w:t>5</w:t>
+            </w:r>
+            <w:r>
+              <w:rPr>
+                <w:noProof/>
+                <w:webHidden/>
+              </w:rPr>
+              <w:fldChar w:fldCharType="end"/>
+            </w:r>
+          </w:hyperlink>
+        </w:p>
+        <w:p>
+          <w:pPr>
+            <w:pStyle w:val="TJ2"/>
+            <w:tabs>
+              <w:tab w:val="left" w:pos="880"/>
+              <w:tab w:val="right" w:leader="dot" w:pos="9062"/>
+            </w:tabs>
+            <w:rPr>
+              <w:rFonts w:asciiTheme="minorHAnsi" w:eastAsiaTheme="minorEastAsia" w:hAnsiTheme="minorHAnsi" w:cstheme="minorBidi"/>
+              <w:noProof/>
+              <w:sz w:val="22"/>
+              <w:szCs w:val="22"/>
+              <w:lang w:eastAsia="hu-HU"/>
+            </w:rPr>
+          </w:pPr>
+          <w:hyperlink w:anchor="_Toc241834367" w:history="1">
+            <w:r>
+              <w:rPr>
+                <w:rStyle w:val="Hiperhivatkozs"/>
+                <w:noProof/>
+              </w:rPr>
+              <w:t>1.8</w:t>
+            </w:r>
+            <w:r>
+              <w:rPr>
+                <w:rFonts w:asciiTheme="minorHAnsi" w:eastAsiaTheme="minorEastAsia" w:hAnsiTheme="minorHAnsi" w:cstheme="minorBidi"/>
+                <w:noProof/>
+                <w:sz w:val="22"/>
+                <w:szCs w:val="22"/>
+                <w:lang w:eastAsia="hu-HU"/>
+              </w:rPr>
+              <w:tab/>
+            </w:r>
+            <w:r>
+              <w:rPr>
+                <w:rStyle w:val="Hiperhivatkozs"/>
+                <w:noProof/>
+              </w:rPr>
+              <w:t>feladatok</w:t>
+            </w:r>
+            <w:r>
+              <w:rPr>
+                <w:noProof/>
+                <w:webHidden/>
+              </w:rPr>
+              <w:tab/>
+            </w:r>
+            <w:r>
+              <w:rPr>
+                <w:noProof/>
+                <w:webHidden/>
+              </w:rPr>
+              <w:fldChar w:fldCharType="begin"/>
+            </w:r>
+            <w:r>
+              <w:rPr>
+                <w:noProof/>
+                <w:webHidden/>
+              </w:rPr>
+              <w:instrText xml:space="preserve"> PAGEREF _Toc241834367 \h </w:instrText>
+            </w:r>
+            <w:r>
+              <w:rPr>
+                <w:noProof/>
+                <w:webHidden/>
+              </w:rPr>
+            </w:r>
+            <w:r>
+              <w:rPr>
+                <w:noProof/>
+                <w:webHidden/>
+              </w:rPr>
+              <w:fldChar w:fldCharType="separate"/>
+            </w:r>
+            <w:r>
+              <w:rPr>
+                <w:noProof/>
+                <w:webHidden/>
+              </w:rPr>
+              <w:t>5</w:t>
+            </w:r>
+            <w:r>
+              <w:rPr>
+                <w:noProof/>
+                <w:webHidden/>
+              </w:rPr>
+              <w:fldChar w:fldCharType="end"/>
+            </w:r>
+          </w:hyperlink>
+        </w:p>
+        <w:p>
+          <w:pPr>
+            <w:pStyle w:val="TJ2"/>
+            <w:tabs>
+              <w:tab w:val="left" w:pos="880"/>
+              <w:tab w:val="right" w:leader="dot" w:pos="9062"/>
+            </w:tabs>
+            <w:rPr>
+              <w:rFonts w:asciiTheme="minorHAnsi" w:eastAsiaTheme="minorEastAsia" w:hAnsiTheme="minorHAnsi" w:cstheme="minorBidi"/>
+              <w:noProof/>
+              <w:sz w:val="22"/>
+              <w:szCs w:val="22"/>
+              <w:lang w:eastAsia="hu-HU"/>
+            </w:rPr>
+          </w:pPr>
+          <w:hyperlink w:anchor="_Toc241834368" w:history="1">
+            <w:r>
+              <w:rPr>
+                <w:rStyle w:val="Hiperhivatkozs"/>
+                <w:noProof/>
+              </w:rPr>
+              <w:t>1.9</w:t>
+            </w:r>
+            <w:r>
+              <w:rPr>
+                <w:rFonts w:asciiTheme="minorHAnsi" w:eastAsiaTheme="minorEastAsia" w:hAnsiTheme="minorHAnsi" w:cstheme="minorBidi"/>
+                <w:noProof/>
+                <w:sz w:val="22"/>
+                <w:szCs w:val="22"/>
+                <w:lang w:eastAsia="hu-HU"/>
+              </w:rPr>
+              <w:tab/>
+            </w:r>
+            <w:r>
+              <w:rPr>
+                <w:rStyle w:val="Hiperhivatkozs"/>
+                <w:noProof/>
+              </w:rPr>
+              <w:t>tablazatos_feladat_oszlopok</w:t>
+            </w:r>
+            <w:r>
+              <w:rPr>
+                <w:noProof/>
+                <w:webHidden/>
+              </w:rPr>
+              <w:tab/>
+            </w:r>
+            <w:r>
+              <w:rPr>
+                <w:noProof/>
+                <w:webHidden/>
+              </w:rPr>
+              <w:fldChar w:fldCharType="begin"/>
+            </w:r>
+            <w:r>
+              <w:rPr>
+                <w:noProof/>
+                <w:webHidden/>
+              </w:rPr>
+              <w:instrText xml:space="preserve"> PAGEREF _Toc241834368 \h </w:instrText>
+            </w:r>
+            <w:r>
+              <w:rPr>
+                <w:noProof/>
+                <w:webHidden/>
+              </w:rPr>
+            </w:r>
+            <w:r>
+              <w:rPr>
+                <w:noProof/>
+                <w:webHidden/>
+              </w:rPr>
+              <w:fldChar w:fldCharType="separate"/>
+            </w:r>
+            <w:r>
+              <w:rPr>
+                <w:noProof/>
+                <w:webHidden/>
+              </w:rPr>
+              <w:t>6</w:t>
+            </w:r>
+            <w:r>
+              <w:rPr>
+                <w:noProof/>
+                <w:webHidden/>
+              </w:rPr>
+              <w:fldChar w:fldCharType="end"/>
+            </w:r>
+          </w:hyperlink>
+        </w:p>
+        <w:p>
+          <w:pPr>
+            <w:pStyle w:val="TJ2"/>
+            <w:tabs>
+              <w:tab w:val="left" w:pos="1100"/>
+              <w:tab w:val="right" w:leader="dot" w:pos="9062"/>
+            </w:tabs>
+            <w:rPr>
+              <w:rFonts w:asciiTheme="minorHAnsi" w:eastAsiaTheme="minorEastAsia" w:hAnsiTheme="minorHAnsi" w:cstheme="minorBidi"/>
+              <w:noProof/>
+              <w:sz w:val="22"/>
+              <w:szCs w:val="22"/>
+              <w:lang w:eastAsia="hu-HU"/>
+            </w:rPr>
+          </w:pPr>
+          <w:hyperlink w:anchor="_Toc241834369" w:history="1">
+            <w:r>
+              <w:rPr>
+                <w:rStyle w:val="Hiperhivatkozs"/>
+                <w:noProof/>
+              </w:rPr>
+              <w:t>1.10</w:t>
+            </w:r>
+            <w:r>
+              <w:rPr>
+                <w:rFonts w:asciiTheme="minorHAnsi" w:eastAsiaTheme="minorEastAsia" w:hAnsiTheme="minorHAnsi" w:cstheme="minorBidi"/>
+                <w:noProof/>
+                <w:sz w:val="22"/>
+                <w:szCs w:val="22"/>
+                <w:lang w:eastAsia="hu-HU"/>
+              </w:rPr>
+              <w:tab/>
+            </w:r>
+            <w:r>
+              <w:rPr>
+                <w:rStyle w:val="Hiperhivatkozs"/>
+                <w:noProof/>
+              </w:rPr>
+              <w:t>tablazatos_feladatok_cellak</w:t>
+            </w:r>
+            <w:r>
+              <w:rPr>
+                <w:noProof/>
+                <w:webHidden/>
+              </w:rPr>
+              <w:tab/>
+            </w:r>
+            <w:r>
+              <w:rPr>
+                <w:noProof/>
+                <w:webHidden/>
+              </w:rPr>
+              <w:fldChar w:fldCharType="begin"/>
+            </w:r>
+            <w:r>
+              <w:rPr>
+                <w:noProof/>
+                <w:webHidden/>
+              </w:rPr>
+              <w:instrText xml:space="preserve"> PAGEREF _Toc241834369 \h </w:instrText>
+            </w:r>
+            <w:r>
+              <w:rPr>
+                <w:noProof/>
+                <w:webHidden/>
+              </w:rPr>
+            </w:r>
+            <w:r>
+              <w:rPr>
+                <w:noProof/>
+                <w:webHidden/>
+              </w:rPr>
+              <w:fldChar w:fldCharType="separate"/>
+            </w:r>
+            <w:r>
+              <w:rPr>
+                <w:noProof/>
+                <w:webHidden/>
+              </w:rPr>
+              <w:t>6</w:t>
+            </w:r>
+            <w:r>
+              <w:rPr>
+                <w:noProof/>
+                <w:webHidden/>
+              </w:rPr>
+              <w:fldChar w:fldCharType="end"/>
+            </w:r>
+          </w:hyperlink>
+        </w:p>
+        <w:p>
+          <w:pPr>
+            <w:pStyle w:val="TJ2"/>
+            <w:tabs>
+              <w:tab w:val="left" w:pos="1100"/>
+              <w:tab w:val="right" w:leader="dot" w:pos="9062"/>
+            </w:tabs>
+            <w:rPr>
+              <w:rFonts w:asciiTheme="minorHAnsi" w:eastAsiaTheme="minorEastAsia" w:hAnsiTheme="minorHAnsi" w:cstheme="minorBidi"/>
+              <w:noProof/>
+              <w:sz w:val="22"/>
+              <w:szCs w:val="22"/>
+              <w:lang w:eastAsia="hu-HU"/>
+            </w:rPr>
+          </w:pPr>
+          <w:hyperlink w:anchor="_Toc241834370" w:history="1">
+            <w:r>
+              <w:rPr>
+                <w:rStyle w:val="Hiperhivatkozs"/>
+                <w:noProof/>
+              </w:rPr>
+              <w:t>1.11</w:t>
+            </w:r>
+            <w:r>
+              <w:rPr>
+                <w:rFonts w:asciiTheme="minorHAnsi" w:eastAsiaTheme="minorEastAsia" w:hAnsiTheme="minorHAnsi" w:cstheme="minorBidi"/>
+                <w:noProof/>
+                <w:sz w:val="22"/>
+                <w:szCs w:val="22"/>
+                <w:lang w:eastAsia="hu-HU"/>
+              </w:rPr>
+              <w:tab/>
+            </w:r>
+            <w:r>
+              <w:rPr>
+                <w:rStyle w:val="Hiperhivatkozs"/>
+                <w:noProof/>
+              </w:rPr>
+              <w:t>tesztek</w:t>
+            </w:r>
+            <w:r>
+              <w:rPr>
+                <w:noProof/>
+                <w:webHidden/>
+              </w:rPr>
+              <w:tab/>
+            </w:r>
+            <w:r>
+              <w:rPr>
+                <w:noProof/>
+                <w:webHidden/>
+              </w:rPr>
+              <w:fldChar w:fldCharType="begin"/>
+            </w:r>
+            <w:r>
+              <w:rPr>
+                <w:noProof/>
+                <w:webHidden/>
+              </w:rPr>
+              <w:instrText xml:space="preserve"> PAGEREF _Toc241834370 \h </w:instrText>
+            </w:r>
+            <w:r>
+              <w:rPr>
+                <w:noProof/>
+                <w:webHidden/>
+              </w:rPr>
+            </w:r>
+            <w:r>
+              <w:rPr>
+                <w:noProof/>
+                <w:webHidden/>
+              </w:rPr>
+              <w:fldChar w:fldCharType="separate"/>
+            </w:r>
+            <w:r>
+              <w:rPr>
+                <w:noProof/>
+                <w:webHidden/>
+              </w:rPr>
+              <w:t>7</w:t>
+            </w:r>
+            <w:r>
+              <w:rPr>
+                <w:noProof/>
+                <w:webHidden/>
+              </w:rPr>
+              <w:fldChar w:fldCharType="end"/>
+            </w:r>
+          </w:hyperlink>
+        </w:p>
+        <w:p>
+          <w:pPr>
+            <w:pStyle w:val="TJ2"/>
+            <w:tabs>
+              <w:tab w:val="left" w:pos="1100"/>
+              <w:tab w:val="right" w:leader="dot" w:pos="9062"/>
+            </w:tabs>
+            <w:rPr>
+              <w:rFonts w:asciiTheme="minorHAnsi" w:eastAsiaTheme="minorEastAsia" w:hAnsiTheme="minorHAnsi" w:cstheme="minorBidi"/>
+              <w:noProof/>
+              <w:sz w:val="22"/>
+              <w:szCs w:val="22"/>
+              <w:lang w:eastAsia="hu-HU"/>
+            </w:rPr>
+          </w:pPr>
+          <w:hyperlink w:anchor="_Toc241834371" w:history="1">
+            <w:r>
+              <w:rPr>
+                <w:rStyle w:val="Hiperhivatkozs"/>
+                <w:noProof/>
+              </w:rPr>
+              <w:t>1.12</w:t>
+            </w:r>
+            <w:r>
+              <w:rPr>
+                <w:rFonts w:asciiTheme="minorHAnsi" w:eastAsiaTheme="minorEastAsia" w:hAnsiTheme="minorHAnsi" w:cstheme="minorBidi"/>
+                <w:noProof/>
+                <w:sz w:val="22"/>
+                <w:szCs w:val="22"/>
+                <w:lang w:eastAsia="hu-HU"/>
+              </w:rPr>
+              <w:tab/>
+            </w:r>
+            <w:r>
+              <w:rPr>
+                <w:rStyle w:val="Hiperhivatkozs"/>
+                <w:noProof/>
+              </w:rPr>
+              <w:t>teszt_feladatok</w:t>
+            </w:r>
+            <w:r>
+              <w:rPr>
+                <w:noProof/>
+                <w:webHidden/>
+              </w:rPr>
+              <w:tab/>
+            </w:r>
+            <w:r>
+              <w:rPr>
+                <w:noProof/>
+                <w:webHidden/>
+              </w:rPr>
+              <w:fldChar w:fldCharType="begin"/>
+            </w:r>
+            <w:r>
+              <w:rPr>
+                <w:noProof/>
+                <w:webHidden/>
+              </w:rPr>
+              <w:instrText xml:space="preserve"> PAGEREF _Toc241834371 \h </w:instrText>
+            </w:r>
+            <w:r>
+              <w:rPr>
+                <w:noProof/>
+                <w:webHidden/>
+              </w:rPr>
+            </w:r>
+            <w:r>
+              <w:rPr>
+                <w:noProof/>
+                <w:webHidden/>
+              </w:rPr>
+              <w:fldChar w:fldCharType="separate"/>
+            </w:r>
+            <w:r>
+              <w:rPr>
+                <w:noProof/>
+                <w:webHidden/>
+              </w:rPr>
+              <w:t>7</w:t>
             </w:r>
             <w:r>
               <w:rPr>
@@ -460,7 +1378,7 @@
               <w:lang w:eastAsia="hu-HU"/>
             </w:rPr>
           </w:pPr>
-          <w:hyperlink w:anchor="_Toc241669338" w:history="1">
+          <w:hyperlink w:anchor="_Toc241834372" w:history="1">
             <w:r>
               <w:rPr>
                 <w:rStyle w:val="Hiperhivatkozs"/>
@@ -483,7 +1401,7 @@
                 <w:rStyle w:val="Hiperhivatkozs"/>
                 <w:noProof/>
               </w:rPr>
-              <w:t>Elvárások a feladattal kapcsolatban</w:t>
+              <w:t>Táblák közötti kapcsolatok</w:t>
             </w:r>
             <w:r>
               <w:rPr>
@@ -504,7 +1422,7 @@
                 <w:noProof/>
                 <w:webHidden/>
               </w:rPr>
-              <w:instrText xml:space="preserve"> PAGEREF _Toc241669338 \h </w:instrText>
+              <w:instrText xml:space="preserve"> PAGEREF _Toc241834372 \h </w:instrText>
             </w:r>
             <w:r>
               <w:rPr>
@@ -524,457 +1442,7 @@
                 <w:noProof/>
                 <w:webHidden/>
               </w:rPr>
-              <w:t>4</w:t>
-            </w:r>
-            <w:r>
-              <w:rPr>
-                <w:noProof/>
-                <w:webHidden/>
-              </w:rPr>
-              <w:fldChar w:fldCharType="end"/>
-            </w:r>
-          </w:hyperlink>
-        </w:p>
-        <w:p>
-          <w:pPr>
-            <w:pStyle w:val="TJ2"/>
-            <w:tabs>
-              <w:tab w:val="left" w:pos="880"/>
-              <w:tab w:val="right" w:leader="dot" w:pos="9062"/>
-            </w:tabs>
-            <w:rPr>
-              <w:rFonts w:asciiTheme="minorHAnsi" w:eastAsiaTheme="minorEastAsia" w:hAnsiTheme="minorHAnsi" w:cstheme="minorBidi"/>
-              <w:noProof/>
-              <w:sz w:val="22"/>
-              <w:szCs w:val="22"/>
-              <w:lang w:eastAsia="hu-HU"/>
-            </w:rPr>
-          </w:pPr>
-          <w:hyperlink w:anchor="_Toc241669339" w:history="1">
-            <w:r>
-              <w:rPr>
-                <w:rStyle w:val="Hiperhivatkozs"/>
-                <w:noProof/>
-              </w:rPr>
-              <w:t>2.1</w:t>
-            </w:r>
-            <w:r>
-              <w:rPr>
-                <w:rFonts w:asciiTheme="minorHAnsi" w:eastAsiaTheme="minorEastAsia" w:hAnsiTheme="minorHAnsi" w:cstheme="minorBidi"/>
-                <w:noProof/>
-                <w:sz w:val="22"/>
-                <w:szCs w:val="22"/>
-                <w:lang w:eastAsia="hu-HU"/>
-              </w:rPr>
-              <w:tab/>
-            </w:r>
-            <w:r>
-              <w:rPr>
-                <w:rStyle w:val="Hiperhivatkozs"/>
-                <w:noProof/>
-              </w:rPr>
-              <w:t>Futtatási környezet</w:t>
-            </w:r>
-            <w:r>
-              <w:rPr>
-                <w:noProof/>
-                <w:webHidden/>
-              </w:rPr>
-              <w:tab/>
-            </w:r>
-            <w:r>
-              <w:rPr>
-                <w:noProof/>
-                <w:webHidden/>
-              </w:rPr>
-              <w:fldChar w:fldCharType="begin"/>
-            </w:r>
-            <w:r>
-              <w:rPr>
-                <w:noProof/>
-                <w:webHidden/>
-              </w:rPr>
-              <w:instrText xml:space="preserve"> PAGEREF _Toc241669339 \h </w:instrText>
-            </w:r>
-            <w:r>
-              <w:rPr>
-                <w:noProof/>
-                <w:webHidden/>
-              </w:rPr>
-            </w:r>
-            <w:r>
-              <w:rPr>
-                <w:noProof/>
-                <w:webHidden/>
-              </w:rPr>
-              <w:fldChar w:fldCharType="separate"/>
-            </w:r>
-            <w:r>
-              <w:rPr>
-                <w:noProof/>
-                <w:webHidden/>
-              </w:rPr>
-              <w:t>4</w:t>
-            </w:r>
-            <w:r>
-              <w:rPr>
-                <w:noProof/>
-                <w:webHidden/>
-              </w:rPr>
-              <w:fldChar w:fldCharType="end"/>
-            </w:r>
-          </w:hyperlink>
-        </w:p>
-        <w:p>
-          <w:pPr>
-            <w:pStyle w:val="TJ2"/>
-            <w:tabs>
-              <w:tab w:val="left" w:pos="880"/>
-              <w:tab w:val="right" w:leader="dot" w:pos="9062"/>
-            </w:tabs>
-            <w:rPr>
-              <w:rFonts w:asciiTheme="minorHAnsi" w:eastAsiaTheme="minorEastAsia" w:hAnsiTheme="minorHAnsi" w:cstheme="minorBidi"/>
-              <w:noProof/>
-              <w:sz w:val="22"/>
-              <w:szCs w:val="22"/>
-              <w:lang w:eastAsia="hu-HU"/>
-            </w:rPr>
-          </w:pPr>
-          <w:hyperlink w:anchor="_Toc241669340" w:history="1">
-            <w:r>
-              <w:rPr>
-                <w:rStyle w:val="Hiperhivatkozs"/>
-                <w:noProof/>
-              </w:rPr>
-              <w:t>2.2</w:t>
-            </w:r>
-            <w:r>
-              <w:rPr>
-                <w:rFonts w:asciiTheme="minorHAnsi" w:eastAsiaTheme="minorEastAsia" w:hAnsiTheme="minorHAnsi" w:cstheme="minorBidi"/>
-                <w:noProof/>
-                <w:sz w:val="22"/>
-                <w:szCs w:val="22"/>
-                <w:lang w:eastAsia="hu-HU"/>
-              </w:rPr>
-              <w:tab/>
-            </w:r>
-            <w:r>
-              <w:rPr>
-                <w:rStyle w:val="Hiperhivatkozs"/>
-                <w:noProof/>
-              </w:rPr>
-              <w:t>Felhasználandó technológiák</w:t>
-            </w:r>
-            <w:r>
-              <w:rPr>
-                <w:noProof/>
-                <w:webHidden/>
-              </w:rPr>
-              <w:tab/>
-            </w:r>
-            <w:r>
-              <w:rPr>
-                <w:noProof/>
-                <w:webHidden/>
-              </w:rPr>
-              <w:fldChar w:fldCharType="begin"/>
-            </w:r>
-            <w:r>
-              <w:rPr>
-                <w:noProof/>
-                <w:webHidden/>
-              </w:rPr>
-              <w:instrText xml:space="preserve"> PAGEREF _Toc241669340 \h </w:instrText>
-            </w:r>
-            <w:r>
-              <w:rPr>
-                <w:noProof/>
-                <w:webHidden/>
-              </w:rPr>
-            </w:r>
-            <w:r>
-              <w:rPr>
-                <w:noProof/>
-                <w:webHidden/>
-              </w:rPr>
-              <w:fldChar w:fldCharType="separate"/>
-            </w:r>
-            <w:r>
-              <w:rPr>
-                <w:noProof/>
-                <w:webHidden/>
-              </w:rPr>
-              <w:t>4</w:t>
-            </w:r>
-            <w:r>
-              <w:rPr>
-                <w:noProof/>
-                <w:webHidden/>
-              </w:rPr>
-              <w:fldChar w:fldCharType="end"/>
-            </w:r>
-          </w:hyperlink>
-        </w:p>
-        <w:p>
-          <w:pPr>
-            <w:pStyle w:val="TJ2"/>
-            <w:tabs>
-              <w:tab w:val="left" w:pos="880"/>
-              <w:tab w:val="right" w:leader="dot" w:pos="9062"/>
-            </w:tabs>
-            <w:rPr>
-              <w:rFonts w:asciiTheme="minorHAnsi" w:eastAsiaTheme="minorEastAsia" w:hAnsiTheme="minorHAnsi" w:cstheme="minorBidi"/>
-              <w:noProof/>
-              <w:sz w:val="22"/>
-              <w:szCs w:val="22"/>
-              <w:lang w:eastAsia="hu-HU"/>
-            </w:rPr>
-          </w:pPr>
-          <w:hyperlink w:anchor="_Toc241669341" w:history="1">
-            <w:r>
-              <w:rPr>
-                <w:rStyle w:val="Hiperhivatkozs"/>
-                <w:noProof/>
-              </w:rPr>
-              <w:t>2.3</w:t>
-            </w:r>
-            <w:r>
-              <w:rPr>
-                <w:rFonts w:asciiTheme="minorHAnsi" w:eastAsiaTheme="minorEastAsia" w:hAnsiTheme="minorHAnsi" w:cstheme="minorBidi"/>
-                <w:noProof/>
-                <w:sz w:val="22"/>
-                <w:szCs w:val="22"/>
-                <w:lang w:eastAsia="hu-HU"/>
-              </w:rPr>
-              <w:tab/>
-            </w:r>
-            <w:r>
-              <w:rPr>
-                <w:rStyle w:val="Hiperhivatkozs"/>
-                <w:noProof/>
-              </w:rPr>
-              <w:t>Megoldás formátuma</w:t>
-            </w:r>
-            <w:r>
-              <w:rPr>
-                <w:noProof/>
-                <w:webHidden/>
-              </w:rPr>
-              <w:tab/>
-            </w:r>
-            <w:r>
-              <w:rPr>
-                <w:noProof/>
-                <w:webHidden/>
-              </w:rPr>
-              <w:fldChar w:fldCharType="begin"/>
-            </w:r>
-            <w:r>
-              <w:rPr>
-                <w:noProof/>
-                <w:webHidden/>
-              </w:rPr>
-              <w:instrText xml:space="preserve"> PAGEREF _Toc241669341 \h </w:instrText>
-            </w:r>
-            <w:r>
-              <w:rPr>
-                <w:noProof/>
-                <w:webHidden/>
-              </w:rPr>
-            </w:r>
-            <w:r>
-              <w:rPr>
-                <w:noProof/>
-                <w:webHidden/>
-              </w:rPr>
-              <w:fldChar w:fldCharType="separate"/>
-            </w:r>
-            <w:r>
-              <w:rPr>
-                <w:noProof/>
-                <w:webHidden/>
-              </w:rPr>
-              <w:t>4</w:t>
-            </w:r>
-            <w:r>
-              <w:rPr>
-                <w:noProof/>
-                <w:webHidden/>
-              </w:rPr>
-              <w:fldChar w:fldCharType="end"/>
-            </w:r>
-          </w:hyperlink>
-        </w:p>
-        <w:p>
-          <w:pPr>
-            <w:pStyle w:val="TJ2"/>
-            <w:tabs>
-              <w:tab w:val="left" w:pos="880"/>
-              <w:tab w:val="right" w:leader="dot" w:pos="9062"/>
-            </w:tabs>
-            <w:rPr>
-              <w:rFonts w:asciiTheme="minorHAnsi" w:eastAsiaTheme="minorEastAsia" w:hAnsiTheme="minorHAnsi" w:cstheme="minorBidi"/>
-              <w:noProof/>
-              <w:sz w:val="22"/>
-              <w:szCs w:val="22"/>
-              <w:lang w:eastAsia="hu-HU"/>
-            </w:rPr>
-          </w:pPr>
-          <w:hyperlink w:anchor="_Toc241669342" w:history="1">
-            <w:r>
-              <w:rPr>
-                <w:rStyle w:val="Hiperhivatkozs"/>
-                <w:noProof/>
-              </w:rPr>
-              <w:t>2.4</w:t>
-            </w:r>
-            <w:r>
-              <w:rPr>
-                <w:rFonts w:asciiTheme="minorHAnsi" w:eastAsiaTheme="minorEastAsia" w:hAnsiTheme="minorHAnsi" w:cstheme="minorBidi"/>
-                <w:noProof/>
-                <w:sz w:val="22"/>
-                <w:szCs w:val="22"/>
-                <w:lang w:eastAsia="hu-HU"/>
-              </w:rPr>
-              <w:tab/>
-            </w:r>
-            <w:r>
-              <w:rPr>
-                <w:rStyle w:val="Hiperhivatkozs"/>
-                <w:noProof/>
-              </w:rPr>
-              <w:t>Szoftverfejlesztés</w:t>
-            </w:r>
-            <w:r>
-              <w:rPr>
-                <w:noProof/>
-                <w:webHidden/>
-              </w:rPr>
-              <w:tab/>
-            </w:r>
-            <w:r>
-              <w:rPr>
-                <w:noProof/>
-                <w:webHidden/>
-              </w:rPr>
-              <w:fldChar w:fldCharType="begin"/>
-            </w:r>
-            <w:r>
-              <w:rPr>
-                <w:noProof/>
-                <w:webHidden/>
-              </w:rPr>
-              <w:instrText xml:space="preserve"> PAGEREF _Toc241669342 \h </w:instrText>
-            </w:r>
-            <w:r>
-              <w:rPr>
-                <w:noProof/>
-                <w:webHidden/>
-              </w:rPr>
-            </w:r>
-            <w:r>
-              <w:rPr>
-                <w:noProof/>
-                <w:webHidden/>
-              </w:rPr>
-              <w:fldChar w:fldCharType="separate"/>
-            </w:r>
-            <w:r>
-              <w:rPr>
-                <w:noProof/>
-                <w:webHidden/>
-              </w:rPr>
-              <w:t>4</w:t>
-            </w:r>
-            <w:r>
-              <w:rPr>
-                <w:noProof/>
-                <w:webHidden/>
-              </w:rPr>
-              <w:fldChar w:fldCharType="end"/>
-            </w:r>
-          </w:hyperlink>
-        </w:p>
-        <w:p>
-          <w:pPr>
-            <w:pStyle w:val="TJ2"/>
-            <w:tabs>
-              <w:tab w:val="left" w:pos="880"/>
-              <w:tab w:val="right" w:leader="dot" w:pos="9062"/>
-            </w:tabs>
-            <w:rPr>
-              <w:rFonts w:asciiTheme="minorHAnsi" w:eastAsiaTheme="minorEastAsia" w:hAnsiTheme="minorHAnsi" w:cstheme="minorBidi"/>
-              <w:noProof/>
-              <w:sz w:val="22"/>
-              <w:szCs w:val="22"/>
-              <w:lang w:eastAsia="hu-HU"/>
-            </w:rPr>
-          </w:pPr>
-          <w:hyperlink w:anchor="_Toc241669343" w:history="1">
-            <w:r>
-              <w:rPr>
-                <w:rStyle w:val="Hiperhivatkozs"/>
-                <w:noProof/>
-              </w:rPr>
-              <w:t>2.5</w:t>
-            </w:r>
-            <w:r>
-              <w:rPr>
-                <w:rFonts w:asciiTheme="minorHAnsi" w:eastAsiaTheme="minorEastAsia" w:hAnsiTheme="minorHAnsi" w:cstheme="minorBidi"/>
-                <w:noProof/>
-                <w:sz w:val="22"/>
-                <w:szCs w:val="22"/>
-                <w:lang w:eastAsia="hu-HU"/>
-              </w:rPr>
-              <w:tab/>
-            </w:r>
-            <w:r>
-              <w:rPr>
-                <w:rStyle w:val="Hiperhivatkozs"/>
-                <w:noProof/>
-              </w:rPr>
-              <w:t>Modulok</w:t>
-            </w:r>
-            <w:r>
-              <w:rPr>
-                <w:noProof/>
-                <w:webHidden/>
-              </w:rPr>
-              <w:tab/>
-            </w:r>
-            <w:r>
-              <w:rPr>
-                <w:noProof/>
-                <w:webHidden/>
-              </w:rPr>
-              <w:fldChar w:fldCharType="begin"/>
-            </w:r>
-            <w:r>
-              <w:rPr>
-                <w:noProof/>
-                <w:webHidden/>
-              </w:rPr>
-              <w:instrText xml:space="preserve"> PAGEREF _Toc241669343 \h </w:instrText>
-            </w:r>
-            <w:r>
-              <w:rPr>
-                <w:noProof/>
-                <w:webHidden/>
-              </w:rPr>
-            </w:r>
-            <w:r>
-              <w:rPr>
-                <w:noProof/>
-                <w:webHidden/>
-              </w:rPr>
-              <w:fldChar w:fldCharType="separate"/>
-            </w:r>
-            <w:r>
-              <w:rPr>
-                <w:noProof/>
-                <w:webHidden/>
-              </w:rPr>
-              <w:t>4</w:t>
+              <w:t>8</w:t>
             </w:r>
             <w:r>
               <w:rPr>
@@ -1000,7 +1468,7 @@
               <w:lang w:eastAsia="hu-HU"/>
             </w:rPr>
           </w:pPr>
-          <w:hyperlink w:anchor="_Toc241669344" w:history="1">
+          <w:hyperlink w:anchor="_Toc241834373" w:history="1">
             <w:r>
               <w:rPr>
                 <w:rStyle w:val="Hiperhivatkozs"/>
@@ -1023,7 +1491,7 @@
                 <w:rStyle w:val="Hiperhivatkozs"/>
                 <w:noProof/>
               </w:rPr>
-              <w:t>Szoftver specifikáció</w:t>
+              <w:t>ER diagram</w:t>
             </w:r>
             <w:r>
               <w:rPr>
@@ -1044,7 +1512,7 @@
                 <w:noProof/>
                 <w:webHidden/>
               </w:rPr>
-              <w:instrText xml:space="preserve"> PAGEREF _Toc241669344 \h </w:instrText>
+              <w:instrText xml:space="preserve"> PAGEREF _Toc241834373 \h </w:instrText>
             </w:r>
             <w:r>
               <w:rPr>
@@ -1064,277 +1532,7 @@
                 <w:noProof/>
                 <w:webHidden/>
               </w:rPr>
-              <w:t>6</w:t>
-            </w:r>
-            <w:r>
-              <w:rPr>
-                <w:noProof/>
-                <w:webHidden/>
-              </w:rPr>
-              <w:fldChar w:fldCharType="end"/>
-            </w:r>
-          </w:hyperlink>
-        </w:p>
-        <w:p>
-          <w:pPr>
-            <w:pStyle w:val="TJ2"/>
-            <w:tabs>
-              <w:tab w:val="left" w:pos="880"/>
-              <w:tab w:val="right" w:leader="dot" w:pos="9062"/>
-            </w:tabs>
-            <w:rPr>
-              <w:rFonts w:asciiTheme="minorHAnsi" w:eastAsiaTheme="minorEastAsia" w:hAnsiTheme="minorHAnsi" w:cstheme="minorBidi"/>
-              <w:noProof/>
-              <w:sz w:val="22"/>
-              <w:szCs w:val="22"/>
-              <w:lang w:eastAsia="hu-HU"/>
-            </w:rPr>
-          </w:pPr>
-          <w:hyperlink w:anchor="_Toc241669345" w:history="1">
-            <w:r>
-              <w:rPr>
-                <w:rStyle w:val="Hiperhivatkozs"/>
-                <w:noProof/>
-              </w:rPr>
-              <w:t>3.1</w:t>
-            </w:r>
-            <w:r>
-              <w:rPr>
-                <w:rFonts w:asciiTheme="minorHAnsi" w:eastAsiaTheme="minorEastAsia" w:hAnsiTheme="minorHAnsi" w:cstheme="minorBidi"/>
-                <w:noProof/>
-                <w:sz w:val="22"/>
-                <w:szCs w:val="22"/>
-                <w:lang w:eastAsia="hu-HU"/>
-              </w:rPr>
-              <w:tab/>
-            </w:r>
-            <w:r>
-              <w:rPr>
-                <w:rStyle w:val="Hiperhivatkozs"/>
-                <w:noProof/>
-              </w:rPr>
-              <w:t>Kinézet és dizájn</w:t>
-            </w:r>
-            <w:r>
-              <w:rPr>
-                <w:noProof/>
-                <w:webHidden/>
-              </w:rPr>
-              <w:tab/>
-            </w:r>
-            <w:r>
-              <w:rPr>
-                <w:noProof/>
-                <w:webHidden/>
-              </w:rPr>
-              <w:fldChar w:fldCharType="begin"/>
-            </w:r>
-            <w:r>
-              <w:rPr>
-                <w:noProof/>
-                <w:webHidden/>
-              </w:rPr>
-              <w:instrText xml:space="preserve"> PAGEREF _Toc241669345 \h </w:instrText>
-            </w:r>
-            <w:r>
-              <w:rPr>
-                <w:noProof/>
-                <w:webHidden/>
-              </w:rPr>
-            </w:r>
-            <w:r>
-              <w:rPr>
-                <w:noProof/>
-                <w:webHidden/>
-              </w:rPr>
-              <w:fldChar w:fldCharType="separate"/>
-            </w:r>
-            <w:r>
-              <w:rPr>
-                <w:noProof/>
-                <w:webHidden/>
-              </w:rPr>
-              <w:t>6</w:t>
-            </w:r>
-            <w:r>
-              <w:rPr>
-                <w:noProof/>
-                <w:webHidden/>
-              </w:rPr>
-              <w:fldChar w:fldCharType="end"/>
-            </w:r>
-          </w:hyperlink>
-        </w:p>
-        <w:p>
-          <w:pPr>
-            <w:pStyle w:val="TJ2"/>
-            <w:tabs>
-              <w:tab w:val="left" w:pos="880"/>
-              <w:tab w:val="right" w:leader="dot" w:pos="9062"/>
-            </w:tabs>
-            <w:rPr>
-              <w:rFonts w:asciiTheme="minorHAnsi" w:eastAsiaTheme="minorEastAsia" w:hAnsiTheme="minorHAnsi" w:cstheme="minorBidi"/>
-              <w:noProof/>
-              <w:sz w:val="22"/>
-              <w:szCs w:val="22"/>
-              <w:lang w:eastAsia="hu-HU"/>
-            </w:rPr>
-          </w:pPr>
-          <w:hyperlink w:anchor="_Toc241669346" w:history="1">
-            <w:r>
-              <w:rPr>
-                <w:rStyle w:val="Hiperhivatkozs"/>
-                <w:noProof/>
-              </w:rPr>
-              <w:t>3.2</w:t>
-            </w:r>
-            <w:r>
-              <w:rPr>
-                <w:rFonts w:asciiTheme="minorHAnsi" w:eastAsiaTheme="minorEastAsia" w:hAnsiTheme="minorHAnsi" w:cstheme="minorBidi"/>
-                <w:noProof/>
-                <w:sz w:val="22"/>
-                <w:szCs w:val="22"/>
-                <w:lang w:eastAsia="hu-HU"/>
-              </w:rPr>
-              <w:tab/>
-            </w:r>
-            <w:r>
-              <w:rPr>
-                <w:rStyle w:val="Hiperhivatkozs"/>
-                <w:noProof/>
-              </w:rPr>
-              <w:t>Funkciók</w:t>
-            </w:r>
-            <w:r>
-              <w:rPr>
-                <w:noProof/>
-                <w:webHidden/>
-              </w:rPr>
-              <w:tab/>
-            </w:r>
-            <w:r>
-              <w:rPr>
-                <w:noProof/>
-                <w:webHidden/>
-              </w:rPr>
-              <w:fldChar w:fldCharType="begin"/>
-            </w:r>
-            <w:r>
-              <w:rPr>
-                <w:noProof/>
-                <w:webHidden/>
-              </w:rPr>
-              <w:instrText xml:space="preserve"> PAGEREF _Toc241669346 \h </w:instrText>
-            </w:r>
-            <w:r>
-              <w:rPr>
-                <w:noProof/>
-                <w:webHidden/>
-              </w:rPr>
-            </w:r>
-            <w:r>
-              <w:rPr>
-                <w:noProof/>
-                <w:webHidden/>
-              </w:rPr>
-              <w:fldChar w:fldCharType="separate"/>
-            </w:r>
-            <w:r>
-              <w:rPr>
-                <w:noProof/>
-                <w:webHidden/>
-              </w:rPr>
-              <w:t>6</w:t>
-            </w:r>
-            <w:r>
-              <w:rPr>
-                <w:noProof/>
-                <w:webHidden/>
-              </w:rPr>
-              <w:fldChar w:fldCharType="end"/>
-            </w:r>
-          </w:hyperlink>
-        </w:p>
-        <w:p>
-          <w:pPr>
-            <w:pStyle w:val="TJ1"/>
-            <w:tabs>
-              <w:tab w:val="left" w:pos="440"/>
-              <w:tab w:val="right" w:leader="dot" w:pos="9062"/>
-            </w:tabs>
-            <w:rPr>
-              <w:rFonts w:asciiTheme="minorHAnsi" w:eastAsiaTheme="minorEastAsia" w:hAnsiTheme="minorHAnsi" w:cstheme="minorBidi"/>
-              <w:noProof/>
-              <w:sz w:val="22"/>
-              <w:szCs w:val="22"/>
-              <w:lang w:eastAsia="hu-HU"/>
-            </w:rPr>
-          </w:pPr>
-          <w:hyperlink w:anchor="_Toc241669347" w:history="1">
-            <w:r>
-              <w:rPr>
-                <w:rStyle w:val="Hiperhivatkozs"/>
-                <w:noProof/>
-              </w:rPr>
-              <w:t>4</w:t>
-            </w:r>
-            <w:r>
-              <w:rPr>
-                <w:rFonts w:asciiTheme="minorHAnsi" w:eastAsiaTheme="minorEastAsia" w:hAnsiTheme="minorHAnsi" w:cstheme="minorBidi"/>
-                <w:noProof/>
-                <w:sz w:val="22"/>
-                <w:szCs w:val="22"/>
-                <w:lang w:eastAsia="hu-HU"/>
-              </w:rPr>
-              <w:tab/>
-            </w:r>
-            <w:r>
-              <w:rPr>
-                <w:rStyle w:val="Hiperhivatkozs"/>
-                <w:noProof/>
-              </w:rPr>
-              <w:t>Projekt adatlap</w:t>
-            </w:r>
-            <w:r>
-              <w:rPr>
-                <w:noProof/>
-                <w:webHidden/>
-              </w:rPr>
-              <w:tab/>
-            </w:r>
-            <w:r>
-              <w:rPr>
-                <w:noProof/>
-                <w:webHidden/>
-              </w:rPr>
-              <w:fldChar w:fldCharType="begin"/>
-            </w:r>
-            <w:r>
-              <w:rPr>
-                <w:noProof/>
-                <w:webHidden/>
-              </w:rPr>
-              <w:instrText xml:space="preserve"> PAGEREF _Toc241669347 \h </w:instrText>
-            </w:r>
-            <w:r>
-              <w:rPr>
-                <w:noProof/>
-                <w:webHidden/>
-              </w:rPr>
-            </w:r>
-            <w:r>
-              <w:rPr>
-                <w:noProof/>
-                <w:webHidden/>
-              </w:rPr>
-              <w:fldChar w:fldCharType="separate"/>
-            </w:r>
-            <w:r>
-              <w:rPr>
-                <w:noProof/>
-                <w:webHidden/>
-              </w:rPr>
-              <w:t>7</w:t>
+              <w:t>9</w:t>
             </w:r>
             <w:r>
               <w:rPr>
@@ -1371,7 +1569,7 @@
           <w:color w:val="3A1953"/>
         </w:rPr>
       </w:pPr>
-      <w:bookmarkStart w:id="0" w:name="_Toc241669335"/>
+      <w:bookmarkStart w:id="0" w:name="_Toc241834359"/>
       <w:r>
         <w:rPr>
           <w:color w:val="3A1953"/>
@@ -1385,29 +1583,255 @@
       <w:pPr>
         <w:pStyle w:val="Cmsor2"/>
         <w:numPr>
-          <w:ilvl w:val="0"/>
-          <w:numId w:val="0"/>
+          <w:ilvl w:val="1"/>
+          <w:numId w:val="14"/>
         </w:numPr>
-        <w:ind w:left="360"/>
         <w:rPr>
           <w:color w:val="3A1953"/>
         </w:rPr>
       </w:pPr>
-      <w:bookmarkStart w:id="1" w:name="_Toc241669336"/>
+      <w:bookmarkStart w:id="1" w:name="_Toc241834360"/>
       <w:r>
         <w:rPr>
           <w:color w:val="3A1953"/>
         </w:rPr>
-        <w:t xml:space="preserve">1.1 </w:t>
-      </w:r>
-      <w:r>
-        <w:rPr>
-          <w:color w:val="3A1953"/>
-        </w:rPr>
-        <w:t>A feladat címe</w:t>
+        <w:t>tantargyak</w:t>
       </w:r>
       <w:bookmarkEnd w:id="1"/>
     </w:p>
+    <w:tbl>
+      <w:tblPr>
+        <w:tblStyle w:val="Rcsostblzat"/>
+        <w:tblW w:w="8234" w:type="dxa"/>
+        <w:tblInd w:w="741" w:type="dxa"/>
+        <w:tblLook w:val="04A0" w:firstRow="1" w:lastRow="0" w:firstColumn="1" w:lastColumn="0" w:noHBand="0" w:noVBand="1"/>
+      </w:tblPr>
+      <w:tblGrid>
+        <w:gridCol w:w="2040"/>
+        <w:gridCol w:w="2039"/>
+        <w:gridCol w:w="2088"/>
+        <w:gridCol w:w="2067"/>
+      </w:tblGrid>
+      <w:tr>
+        <w:trPr>
+          <w:trHeight w:val="392"/>
+        </w:trPr>
+        <w:tc>
+          <w:tcPr>
+            <w:tcW w:w="2040" w:type="dxa"/>
+          </w:tcPr>
+          <w:p>
+            <w:pPr>
+              <w:pStyle w:val="Listaszerbekezds"/>
+              <w:numPr>
+                <w:ilvl w:val="0"/>
+                <w:numId w:val="0"/>
+              </w:numPr>
+            </w:pPr>
+            <w:r>
+              <w:t>Mező</w:t>
+            </w:r>
+          </w:p>
+        </w:tc>
+        <w:tc>
+          <w:tcPr>
+            <w:tcW w:w="2039" w:type="dxa"/>
+          </w:tcPr>
+          <w:p>
+            <w:pPr>
+              <w:pStyle w:val="Listaszerbekezds"/>
+              <w:numPr>
+                <w:ilvl w:val="0"/>
+                <w:numId w:val="0"/>
+              </w:numPr>
+            </w:pPr>
+            <w:r>
+              <w:t>Típus</w:t>
+            </w:r>
+          </w:p>
+        </w:tc>
+        <w:tc>
+          <w:tcPr>
+            <w:tcW w:w="2088" w:type="dxa"/>
+          </w:tcPr>
+          <w:p>
+            <w:pPr>
+              <w:pStyle w:val="Listaszerbekezds"/>
+              <w:numPr>
+                <w:ilvl w:val="0"/>
+                <w:numId w:val="0"/>
+              </w:numPr>
+            </w:pPr>
+            <w:r>
+              <w:t>Nullable</w:t>
+            </w:r>
+          </w:p>
+        </w:tc>
+        <w:tc>
+          <w:tcPr>
+            <w:tcW w:w="2067" w:type="dxa"/>
+          </w:tcPr>
+          <w:p>
+            <w:pPr>
+              <w:pStyle w:val="Listaszerbekezds"/>
+              <w:numPr>
+                <w:ilvl w:val="0"/>
+                <w:numId w:val="0"/>
+              </w:numPr>
+            </w:pPr>
+            <w:r>
+              <w:t>Unique</w:t>
+            </w:r>
+          </w:p>
+        </w:tc>
+      </w:tr>
+      <w:tr>
+        <w:trPr>
+          <w:trHeight w:val="378"/>
+        </w:trPr>
+        <w:tc>
+          <w:tcPr>
+            <w:tcW w:w="2040" w:type="dxa"/>
+          </w:tcPr>
+          <w:p>
+            <w:pPr>
+              <w:pStyle w:val="Listaszerbekezds"/>
+              <w:numPr>
+                <w:ilvl w:val="0"/>
+                <w:numId w:val="0"/>
+              </w:numPr>
+            </w:pPr>
+            <w:r>
+              <w:t>id</w:t>
+            </w:r>
+          </w:p>
+        </w:tc>
+        <w:tc>
+          <w:tcPr>
+            <w:tcW w:w="2039" w:type="dxa"/>
+          </w:tcPr>
+          <w:p>
+            <w:pPr>
+              <w:pStyle w:val="Listaszerbekezds"/>
+              <w:numPr>
+                <w:ilvl w:val="0"/>
+                <w:numId w:val="0"/>
+              </w:numPr>
+            </w:pPr>
+            <w:r>
+              <w:t>int4</w:t>
+            </w:r>
+          </w:p>
+        </w:tc>
+        <w:tc>
+          <w:tcPr>
+            <w:tcW w:w="2088" w:type="dxa"/>
+          </w:tcPr>
+          <w:p>
+            <w:pPr>
+              <w:pStyle w:val="Listaszerbekezds"/>
+              <w:numPr>
+                <w:ilvl w:val="0"/>
+                <w:numId w:val="0"/>
+              </w:numPr>
+            </w:pPr>
+            <w:r>
+              <w:t>NOT NULL</w:t>
+            </w:r>
+          </w:p>
+        </w:tc>
+        <w:tc>
+          <w:tcPr>
+            <w:tcW w:w="2067" w:type="dxa"/>
+          </w:tcPr>
+          <w:p>
+            <w:pPr>
+              <w:pStyle w:val="Listaszerbekezds"/>
+              <w:numPr>
+                <w:ilvl w:val="0"/>
+                <w:numId w:val="0"/>
+              </w:numPr>
+            </w:pPr>
+            <w:r>
+              <w:t>PK</w:t>
+            </w:r>
+          </w:p>
+        </w:tc>
+      </w:tr>
+      <w:tr>
+        <w:trPr>
+          <w:trHeight w:val="378"/>
+        </w:trPr>
+        <w:tc>
+          <w:tcPr>
+            <w:tcW w:w="2040" w:type="dxa"/>
+          </w:tcPr>
+          <w:p>
+            <w:pPr>
+              <w:pStyle w:val="Listaszerbekezds"/>
+              <w:numPr>
+                <w:ilvl w:val="0"/>
+                <w:numId w:val="0"/>
+              </w:numPr>
+            </w:pPr>
+            <w:r>
+              <w:t>nev</w:t>
+            </w:r>
+          </w:p>
+        </w:tc>
+        <w:tc>
+          <w:tcPr>
+            <w:tcW w:w="2039" w:type="dxa"/>
+          </w:tcPr>
+          <w:p>
+            <w:pPr>
+              <w:pStyle w:val="Listaszerbekezds"/>
+              <w:numPr>
+                <w:ilvl w:val="0"/>
+                <w:numId w:val="0"/>
+              </w:numPr>
+            </w:pPr>
+            <w:r>
+              <w:t>text</w:t>
+            </w:r>
+          </w:p>
+        </w:tc>
+        <w:tc>
+          <w:tcPr>
+            <w:tcW w:w="2088" w:type="dxa"/>
+          </w:tcPr>
+          <w:p>
+            <w:pPr>
+              <w:pStyle w:val="Listaszerbekezds"/>
+              <w:numPr>
+                <w:ilvl w:val="0"/>
+                <w:numId w:val="0"/>
+              </w:numPr>
+            </w:pPr>
+            <w:r>
+              <w:t>NOT NULL</w:t>
+            </w:r>
+          </w:p>
+        </w:tc>
+        <w:tc>
+          <w:tcPr>
+            <w:tcW w:w="2067" w:type="dxa"/>
+          </w:tcPr>
+          <w:p>
+            <w:pPr>
+              <w:pStyle w:val="Listaszerbekezds"/>
+              <w:numPr>
+                <w:ilvl w:val="0"/>
+                <w:numId w:val="0"/>
+              </w:numPr>
+            </w:pPr>
+            <w:r>
+              <w:t>igen</w:t>
+            </w:r>
+          </w:p>
+        </w:tc>
+      </w:tr>
+    </w:tbl>
     <w:p>
       <w:pPr>
         <w:spacing w:before="120" w:after="120"/>
@@ -1416,109 +1840,907 @@
           <w:noProof/>
         </w:rPr>
       </w:pPr>
-      <w:r>
-        <w:rPr>
-          <w:noProof/>
-        </w:rPr>
-        <w:t>Tudástér</w:t>
-      </w:r>
     </w:p>
     <w:p>
       <w:pPr>
         <w:pStyle w:val="Cmsor2"/>
         <w:numPr>
-          <w:ilvl w:val="0"/>
-          <w:numId w:val="0"/>
+          <w:ilvl w:val="1"/>
+          <w:numId w:val="7"/>
         </w:numPr>
-        <w:ind w:left="360"/>
         <w:rPr>
           <w:color w:val="3A1953"/>
         </w:rPr>
       </w:pPr>
-      <w:bookmarkStart w:id="2" w:name="_Toc241669337"/>
+      <w:bookmarkStart w:id="2" w:name="_Toc241834361"/>
       <w:r>
         <w:rPr>
           <w:color w:val="3A1953"/>
         </w:rPr>
-        <w:t xml:space="preserve">1.2 </w:t>
-      </w:r>
-      <w:r>
-        <w:rPr>
-          <w:color w:val="3A1953"/>
-        </w:rPr>
-        <w:t>A feladat rövid ismertetése</w:t>
+        <w:t>temakorok</w:t>
       </w:r>
       <w:bookmarkEnd w:id="2"/>
     </w:p>
+    <w:tbl>
+      <w:tblPr>
+        <w:tblStyle w:val="Rcsostblzat"/>
+        <w:tblW w:w="8264" w:type="dxa"/>
+        <w:tblInd w:w="753" w:type="dxa"/>
+        <w:tblLook w:val="04A0" w:firstRow="1" w:lastRow="0" w:firstColumn="1" w:lastColumn="0" w:noHBand="0" w:noVBand="1"/>
+      </w:tblPr>
+      <w:tblGrid>
+        <w:gridCol w:w="2076"/>
+        <w:gridCol w:w="2037"/>
+        <w:gridCol w:w="2057"/>
+        <w:gridCol w:w="2094"/>
+      </w:tblGrid>
+      <w:tr>
+        <w:trPr>
+          <w:trHeight w:val="260"/>
+        </w:trPr>
+        <w:tc>
+          <w:tcPr>
+            <w:tcW w:w="2076" w:type="dxa"/>
+          </w:tcPr>
+          <w:p>
+            <w:r>
+              <w:t>Mező</w:t>
+            </w:r>
+          </w:p>
+        </w:tc>
+        <w:tc>
+          <w:tcPr>
+            <w:tcW w:w="2037" w:type="dxa"/>
+          </w:tcPr>
+          <w:p>
+            <w:r>
+              <w:t>Típus</w:t>
+            </w:r>
+          </w:p>
+        </w:tc>
+        <w:tc>
+          <w:tcPr>
+            <w:tcW w:w="2057" w:type="dxa"/>
+          </w:tcPr>
+          <w:p>
+            <w:proofErr w:type="spellStart"/>
+            <w:r>
+              <w:t>Nullable</w:t>
+            </w:r>
+            <w:proofErr w:type="spellEnd"/>
+          </w:p>
+        </w:tc>
+        <w:tc>
+          <w:tcPr>
+            <w:tcW w:w="2094" w:type="dxa"/>
+          </w:tcPr>
+          <w:p>
+            <w:proofErr w:type="spellStart"/>
+            <w:r>
+              <w:t>Unique</w:t>
+            </w:r>
+            <w:proofErr w:type="spellEnd"/>
+          </w:p>
+        </w:tc>
+      </w:tr>
+      <w:tr>
+        <w:trPr>
+          <w:trHeight w:val="246"/>
+        </w:trPr>
+        <w:tc>
+          <w:tcPr>
+            <w:tcW w:w="2076" w:type="dxa"/>
+          </w:tcPr>
+          <w:p>
+            <w:proofErr w:type="spellStart"/>
+            <w:r>
+              <w:t>id</w:t>
+            </w:r>
+            <w:proofErr w:type="spellEnd"/>
+          </w:p>
+        </w:tc>
+        <w:tc>
+          <w:tcPr>
+            <w:tcW w:w="2037" w:type="dxa"/>
+          </w:tcPr>
+          <w:p>
+            <w:r>
+              <w:t>int4</w:t>
+            </w:r>
+          </w:p>
+        </w:tc>
+        <w:tc>
+          <w:tcPr>
+            <w:tcW w:w="2057" w:type="dxa"/>
+          </w:tcPr>
+          <w:p>
+            <w:r>
+              <w:t>NOT NULL</w:t>
+            </w:r>
+          </w:p>
+        </w:tc>
+        <w:tc>
+          <w:tcPr>
+            <w:tcW w:w="2094" w:type="dxa"/>
+          </w:tcPr>
+          <w:p>
+            <w:r>
+              <w:t>PK</w:t>
+            </w:r>
+          </w:p>
+        </w:tc>
+      </w:tr>
+      <w:tr>
+        <w:trPr>
+          <w:trHeight w:val="521"/>
+        </w:trPr>
+        <w:tc>
+          <w:tcPr>
+            <w:tcW w:w="2076" w:type="dxa"/>
+          </w:tcPr>
+          <w:p>
+            <w:proofErr w:type="spellStart"/>
+            <w:r>
+              <w:t>tantargy_id</w:t>
+            </w:r>
+            <w:proofErr w:type="spellEnd"/>
+          </w:p>
+        </w:tc>
+        <w:tc>
+          <w:tcPr>
+            <w:tcW w:w="2037" w:type="dxa"/>
+          </w:tcPr>
+          <w:p>
+            <w:r>
+              <w:t>int4</w:t>
+            </w:r>
+          </w:p>
+        </w:tc>
+        <w:tc>
+          <w:tcPr>
+            <w:tcW w:w="2057" w:type="dxa"/>
+          </w:tcPr>
+          <w:p>
+            <w:r>
+              <w:t>NOT NULL</w:t>
+            </w:r>
+          </w:p>
+        </w:tc>
+        <w:tc>
+          <w:tcPr>
+            <w:tcW w:w="2094" w:type="dxa"/>
+          </w:tcPr>
+          <w:p>
+            <w:r>
+              <w:t>nem (FK → tantargyak.id)</w:t>
+            </w:r>
+          </w:p>
+        </w:tc>
+      </w:tr>
+      <w:tr>
+        <w:trPr>
+          <w:trHeight w:val="246"/>
+        </w:trPr>
+        <w:tc>
+          <w:tcPr>
+            <w:tcW w:w="2076" w:type="dxa"/>
+          </w:tcPr>
+          <w:p>
+            <w:proofErr w:type="spellStart"/>
+            <w:r>
+              <w:t>nev</w:t>
+            </w:r>
+            <w:proofErr w:type="spellEnd"/>
+          </w:p>
+        </w:tc>
+        <w:tc>
+          <w:tcPr>
+            <w:tcW w:w="2037" w:type="dxa"/>
+          </w:tcPr>
+          <w:p>
+            <w:r>
+              <w:t>text</w:t>
+            </w:r>
+          </w:p>
+        </w:tc>
+        <w:tc>
+          <w:tcPr>
+            <w:tcW w:w="2057" w:type="dxa"/>
+          </w:tcPr>
+          <w:p>
+            <w:r>
+              <w:t>NOT NULL</w:t>
+            </w:r>
+          </w:p>
+        </w:tc>
+        <w:tc>
+          <w:tcPr>
+            <w:tcW w:w="2094" w:type="dxa"/>
+          </w:tcPr>
+          <w:p>
+            <w:r>
+              <w:t>nem</w:t>
+            </w:r>
+          </w:p>
+        </w:tc>
+      </w:tr>
+    </w:tbl>
     <w:p>
       <w:pPr>
-        <w:pStyle w:val="NormlWeb"/>
-        <w:shd w:val="clear" w:color="auto" w:fill="FFFFFF"/>
-        <w:spacing w:before="0" w:beforeAutospacing="0" w:after="0" w:afterAutospacing="0"/>
-        <w:ind w:left="720"/>
-        <w:jc w:val="both"/>
-        <w:rPr>
-          <w:color w:val="0D0D0D"/>
-          <w:sz w:val="26"/>
-          <w:szCs w:val="26"/>
-        </w:rPr>
-      </w:pPr>
-      <w:r>
-        <w:rPr>
-          <w:color w:val="0D0D0D"/>
-          <w:sz w:val="26"/>
-          <w:szCs w:val="26"/>
-        </w:rPr>
-        <w:t>Az érettségire való felkészülés során a diákok számára nehézséget jelenthet a megfelelő gyakorlási lehetőségek megtalálása, a megoldott feladatok azonnali ellenőrzése, valamint a szabadon megfogalmazott válaszok objektív értékelése. A hagyományos felkészülési módszerek esetében a tanuló gyakran csak késleltetetten kap visszajelzést a teljesítményéről, illetve az önálló tanulás során korlátozottak lehetnek az ellenőrzési lehetőségei.</w:t>
+        <w:pStyle w:val="Cmsor2"/>
+        <w:numPr>
+          <w:ilvl w:val="1"/>
+          <w:numId w:val="7"/>
+        </w:numPr>
+        <w:rPr>
+          <w:color w:val="3A1953"/>
+        </w:rPr>
+      </w:pPr>
+      <w:bookmarkStart w:id="3" w:name="_Toc241834362"/>
+      <w:r>
+        <w:rPr>
+          <w:color w:val="3A1953"/>
+        </w:rPr>
+        <w:t>forrasok</w:t>
+      </w:r>
+      <w:bookmarkEnd w:id="3"/>
+    </w:p>
+    <w:tbl>
+      <w:tblPr>
+        <w:tblStyle w:val="Rcsostblzat"/>
+        <w:tblW w:w="8264" w:type="dxa"/>
+        <w:tblInd w:w="768" w:type="dxa"/>
+        <w:tblLook w:val="04A0" w:firstRow="1" w:lastRow="0" w:firstColumn="1" w:lastColumn="0" w:noHBand="0" w:noVBand="1"/>
+      </w:tblPr>
+      <w:tblGrid>
+        <w:gridCol w:w="2066"/>
+        <w:gridCol w:w="2066"/>
+        <w:gridCol w:w="2066"/>
+        <w:gridCol w:w="2066"/>
+      </w:tblGrid>
+      <w:tr>
+        <w:trPr>
+          <w:trHeight w:val="272"/>
+        </w:trPr>
+        <w:tc>
+          <w:tcPr>
+            <w:tcW w:w="2066" w:type="dxa"/>
+          </w:tcPr>
+          <w:p>
+            <w:r>
+              <w:t>Mező</w:t>
+            </w:r>
+          </w:p>
+        </w:tc>
+        <w:tc>
+          <w:tcPr>
+            <w:tcW w:w="2066" w:type="dxa"/>
+          </w:tcPr>
+          <w:p>
+            <w:r>
+              <w:t>Típus</w:t>
+            </w:r>
+          </w:p>
+        </w:tc>
+        <w:tc>
+          <w:tcPr>
+            <w:tcW w:w="2066" w:type="dxa"/>
+          </w:tcPr>
+          <w:p>
+            <w:proofErr w:type="spellStart"/>
+            <w:r>
+              <w:t>Nullable</w:t>
+            </w:r>
+            <w:proofErr w:type="spellEnd"/>
+          </w:p>
+        </w:tc>
+        <w:tc>
+          <w:tcPr>
+            <w:tcW w:w="2066" w:type="dxa"/>
+          </w:tcPr>
+          <w:p>
+            <w:proofErr w:type="spellStart"/>
+            <w:r>
+              <w:t>Unique</w:t>
+            </w:r>
+            <w:proofErr w:type="spellEnd"/>
+          </w:p>
+        </w:tc>
+      </w:tr>
+      <w:tr>
+        <w:trPr>
+          <w:trHeight w:val="257"/>
+        </w:trPr>
+        <w:tc>
+          <w:tcPr>
+            <w:tcW w:w="2066" w:type="dxa"/>
+          </w:tcPr>
+          <w:p>
+            <w:proofErr w:type="spellStart"/>
+            <w:r>
+              <w:t>id</w:t>
+            </w:r>
+            <w:proofErr w:type="spellEnd"/>
+          </w:p>
+        </w:tc>
+        <w:tc>
+          <w:tcPr>
+            <w:tcW w:w="2066" w:type="dxa"/>
+          </w:tcPr>
+          <w:p>
+            <w:r>
+              <w:t>int4</w:t>
+            </w:r>
+          </w:p>
+        </w:tc>
+        <w:tc>
+          <w:tcPr>
+            <w:tcW w:w="2066" w:type="dxa"/>
+          </w:tcPr>
+          <w:p>
+            <w:r>
+              <w:t>NOT NULL</w:t>
+            </w:r>
+          </w:p>
+        </w:tc>
+        <w:tc>
+          <w:tcPr>
+            <w:tcW w:w="2066" w:type="dxa"/>
+          </w:tcPr>
+          <w:p>
+            <w:r>
+              <w:t>PK</w:t>
+            </w:r>
+          </w:p>
+        </w:tc>
+      </w:tr>
+      <w:tr>
+        <w:trPr>
+          <w:trHeight w:val="272"/>
+        </w:trPr>
+        <w:tc>
+          <w:tcPr>
+            <w:tcW w:w="2066" w:type="dxa"/>
+          </w:tcPr>
+          <w:p>
+            <w:proofErr w:type="spellStart"/>
+            <w:r>
+              <w:t>szoveg</w:t>
+            </w:r>
+            <w:proofErr w:type="spellEnd"/>
+          </w:p>
+        </w:tc>
+        <w:tc>
+          <w:tcPr>
+            <w:tcW w:w="2066" w:type="dxa"/>
+          </w:tcPr>
+          <w:p>
+            <w:r>
+              <w:t>text</w:t>
+            </w:r>
+          </w:p>
+        </w:tc>
+        <w:tc>
+          <w:tcPr>
+            <w:tcW w:w="2066" w:type="dxa"/>
+          </w:tcPr>
+          <w:p>
+            <w:r>
+              <w:t>NOT NULL</w:t>
+            </w:r>
+          </w:p>
+        </w:tc>
+        <w:tc>
+          <w:tcPr>
+            <w:tcW w:w="2066" w:type="dxa"/>
+          </w:tcPr>
+          <w:p>
+            <w:r>
+              <w:t>nem</w:t>
+            </w:r>
+          </w:p>
+        </w:tc>
+      </w:tr>
+      <w:tr>
+        <w:trPr>
+          <w:trHeight w:val="257"/>
+        </w:trPr>
+        <w:tc>
+          <w:tcPr>
+            <w:tcW w:w="2066" w:type="dxa"/>
+          </w:tcPr>
+          <w:p>
+            <w:proofErr w:type="spellStart"/>
+            <w:r>
+              <w:t>kep</w:t>
+            </w:r>
+            <w:proofErr w:type="spellEnd"/>
+          </w:p>
+        </w:tc>
+        <w:tc>
+          <w:tcPr>
+            <w:tcW w:w="2066" w:type="dxa"/>
+          </w:tcPr>
+          <w:p>
+            <w:r>
+              <w:t>text</w:t>
+            </w:r>
+          </w:p>
+        </w:tc>
+        <w:tc>
+          <w:tcPr>
+            <w:tcW w:w="2066" w:type="dxa"/>
+          </w:tcPr>
+          <w:p>
+            <w:proofErr w:type="spellStart"/>
+            <w:r>
+              <w:t>nullable</w:t>
+            </w:r>
+            <w:proofErr w:type="spellEnd"/>
+          </w:p>
+        </w:tc>
+        <w:tc>
+          <w:tcPr>
+            <w:tcW w:w="2066" w:type="dxa"/>
+          </w:tcPr>
+          <w:p>
+            <w:r>
+              <w:t>nem</w:t>
+            </w:r>
+          </w:p>
+        </w:tc>
+      </w:tr>
+    </w:tbl>
+    <w:p>
+      <w:pPr>
+        <w:ind w:left="709"/>
+        <w:rPr>
+          <w:rFonts w:ascii="Times New Roman" w:hAnsi="Times New Roman" w:cs="Times New Roman"/>
+          <w:sz w:val="28"/>
+          <w:szCs w:val="28"/>
+        </w:rPr>
+      </w:pPr>
+      <w:r>
+        <w:rPr>
+          <w:rFonts w:ascii="Times New Roman" w:hAnsi="Times New Roman" w:cs="Times New Roman"/>
+          <w:sz w:val="28"/>
+          <w:szCs w:val="28"/>
+        </w:rPr>
+        <w:t>Magyarázat:</w:t>
       </w:r>
     </w:p>
     <w:p>
       <w:pPr>
-        <w:pStyle w:val="NormlWeb"/>
-        <w:shd w:val="clear" w:color="auto" w:fill="FFFFFF"/>
-        <w:spacing w:before="0" w:beforeAutospacing="0" w:after="0" w:afterAutospacing="0"/>
-        <w:ind w:left="720"/>
-        <w:jc w:val="both"/>
-        <w:rPr>
-          <w:color w:val="0D0D0D"/>
-          <w:sz w:val="26"/>
-          <w:szCs w:val="26"/>
-        </w:rPr>
-      </w:pPr>
+        <w:pStyle w:val="Listaszerbekezds"/>
+        <w:numPr>
+          <w:ilvl w:val="0"/>
+          <w:numId w:val="11"/>
+        </w:numPr>
+        <w:ind w:left="1134"/>
+      </w:pPr>
+      <w:r>
+        <w:t>A ’kep’ mező ’text’ típusú értékeket tatalmaz, mert itt adjuk meg a Supabase projekthez tartozó Bucket-ban található képek elérési útját. A mező lehet ’NULL’, ugyanis nem minden forráshoz tartozik kép is.</w:t>
+      </w:r>
     </w:p>
+    <w:p/>
     <w:p>
       <w:pPr>
-        <w:pStyle w:val="NormlWeb"/>
-        <w:shd w:val="clear" w:color="auto" w:fill="FFFFFF"/>
-        <w:spacing w:before="0" w:beforeAutospacing="0" w:after="0" w:afterAutospacing="0"/>
-        <w:ind w:left="720"/>
-        <w:jc w:val="both"/>
-        <w:rPr>
-          <w:color w:val="0D0D0D"/>
-          <w:sz w:val="26"/>
-          <w:szCs w:val="26"/>
-        </w:rPr>
-      </w:pPr>
-      <w:r>
-        <w:rPr>
-          <w:noProof/>
-          <w:color w:val="0D0D0D"/>
-          <w:sz w:val="26"/>
-          <w:szCs w:val="26"/>
-        </w:rPr>
+        <w:pStyle w:val="Cmsor2"/>
+        <w:numPr>
+          <w:ilvl w:val="1"/>
+          <w:numId w:val="7"/>
+        </w:numPr>
+        <w:rPr>
+          <w:color w:val="3A1953"/>
+        </w:rPr>
+      </w:pPr>
+      <w:bookmarkStart w:id="4" w:name="_Toc241834363"/>
+      <w:r>
+        <w:rPr>
+          <w:color w:val="3A1953"/>
+        </w:rPr>
+        <w:t>ev</w:t>
+      </w:r>
+      <w:bookmarkEnd w:id="4"/>
+    </w:p>
+    <w:tbl>
+      <w:tblPr>
+        <w:tblStyle w:val="Rcsostblzat"/>
+        <w:tblW w:w="8250" w:type="dxa"/>
+        <w:tblInd w:w="768" w:type="dxa"/>
+        <w:tblLook w:val="04A0" w:firstRow="1" w:lastRow="0" w:firstColumn="1" w:lastColumn="0" w:noHBand="0" w:noVBand="1"/>
+      </w:tblPr>
+      <w:tblGrid>
+        <w:gridCol w:w="2062"/>
+        <w:gridCol w:w="2062"/>
+        <w:gridCol w:w="2063"/>
+        <w:gridCol w:w="2063"/>
+      </w:tblGrid>
+      <w:tr>
+        <w:trPr>
+          <w:trHeight w:val="277"/>
+        </w:trPr>
+        <w:tc>
+          <w:tcPr>
+            <w:tcW w:w="2062" w:type="dxa"/>
+          </w:tcPr>
+          <w:p>
+            <w:r>
+              <w:t>Mező</w:t>
+            </w:r>
+          </w:p>
+        </w:tc>
+        <w:tc>
+          <w:tcPr>
+            <w:tcW w:w="2062" w:type="dxa"/>
+          </w:tcPr>
+          <w:p>
+            <w:r>
+              <w:t>Típus</w:t>
+            </w:r>
+          </w:p>
+        </w:tc>
+        <w:tc>
+          <w:tcPr>
+            <w:tcW w:w="2063" w:type="dxa"/>
+          </w:tcPr>
+          <w:p>
+            <w:proofErr w:type="spellStart"/>
+            <w:r>
+              <w:t>Nullable</w:t>
+            </w:r>
+            <w:proofErr w:type="spellEnd"/>
+          </w:p>
+        </w:tc>
+        <w:tc>
+          <w:tcPr>
+            <w:tcW w:w="2063" w:type="dxa"/>
+          </w:tcPr>
+          <w:p>
+            <w:proofErr w:type="spellStart"/>
+            <w:r>
+              <w:t>Unique</w:t>
+            </w:r>
+            <w:proofErr w:type="spellEnd"/>
+          </w:p>
+        </w:tc>
+      </w:tr>
+      <w:tr>
+        <w:trPr>
+          <w:trHeight w:val="261"/>
+        </w:trPr>
+        <w:tc>
+          <w:tcPr>
+            <w:tcW w:w="2062" w:type="dxa"/>
+          </w:tcPr>
+          <w:p>
+            <w:proofErr w:type="spellStart"/>
+            <w:r>
+              <w:t>id</w:t>
+            </w:r>
+            <w:proofErr w:type="spellEnd"/>
+          </w:p>
+        </w:tc>
+        <w:tc>
+          <w:tcPr>
+            <w:tcW w:w="2062" w:type="dxa"/>
+          </w:tcPr>
+          <w:p>
+            <w:r>
+              <w:t>int4</w:t>
+            </w:r>
+          </w:p>
+        </w:tc>
+        <w:tc>
+          <w:tcPr>
+            <w:tcW w:w="2063" w:type="dxa"/>
+          </w:tcPr>
+          <w:p>
+            <w:r>
+              <w:t>NOT NULL</w:t>
+            </w:r>
+          </w:p>
+        </w:tc>
+        <w:tc>
+          <w:tcPr>
+            <w:tcW w:w="2063" w:type="dxa"/>
+          </w:tcPr>
+          <w:p>
+            <w:r>
+              <w:t>PK</w:t>
+            </w:r>
+          </w:p>
+        </w:tc>
+      </w:tr>
+      <w:tr>
+        <w:trPr>
+          <w:trHeight w:val="277"/>
+        </w:trPr>
+        <w:tc>
+          <w:tcPr>
+            <w:tcW w:w="2062" w:type="dxa"/>
+          </w:tcPr>
+          <w:p>
+            <w:proofErr w:type="spellStart"/>
+            <w:r>
+              <w:t>ev</w:t>
+            </w:r>
+            <w:proofErr w:type="spellEnd"/>
+          </w:p>
+        </w:tc>
+        <w:tc>
+          <w:tcPr>
+            <w:tcW w:w="2062" w:type="dxa"/>
+          </w:tcPr>
+          <w:p>
+            <w:r>
+              <w:t>int4</w:t>
+            </w:r>
+          </w:p>
+        </w:tc>
+        <w:tc>
+          <w:tcPr>
+            <w:tcW w:w="2063" w:type="dxa"/>
+          </w:tcPr>
+          <w:p>
+            <w:r>
+              <w:t>NOT NULL</w:t>
+            </w:r>
+          </w:p>
+        </w:tc>
+        <w:tc>
+          <w:tcPr>
+            <w:tcW w:w="2063" w:type="dxa"/>
+          </w:tcPr>
+          <w:p>
+            <w:r>
+              <w:t>nem</w:t>
+            </w:r>
+          </w:p>
+        </w:tc>
+      </w:tr>
+      <w:tr>
+        <w:trPr>
+          <w:trHeight w:val="261"/>
+        </w:trPr>
+        <w:tc>
+          <w:tcPr>
+            <w:tcW w:w="2062" w:type="dxa"/>
+          </w:tcPr>
+          <w:p>
+            <w:r>
+              <w:t>szint</w:t>
+            </w:r>
+          </w:p>
+        </w:tc>
+        <w:tc>
+          <w:tcPr>
+            <w:tcW w:w="2062" w:type="dxa"/>
+          </w:tcPr>
+          <w:p>
+            <w:proofErr w:type="spellStart"/>
+            <w:r>
+              <w:t>varchar</w:t>
+            </w:r>
+            <w:proofErr w:type="spellEnd"/>
+          </w:p>
+        </w:tc>
+        <w:tc>
+          <w:tcPr>
+            <w:tcW w:w="2063" w:type="dxa"/>
+          </w:tcPr>
+          <w:p>
+            <w:r>
+              <w:t>NOT NULL</w:t>
+            </w:r>
+          </w:p>
+        </w:tc>
+        <w:tc>
+          <w:tcPr>
+            <w:tcW w:w="2063" w:type="dxa"/>
+          </w:tcPr>
+          <w:p>
+            <w:r>
+              <w:t>nem</w:t>
+            </w:r>
+          </w:p>
+        </w:tc>
+      </w:tr>
+    </w:tbl>
+    <w:p>
+      <w:pPr>
+        <w:pStyle w:val="Cmsor2"/>
+        <w:numPr>
+          <w:ilvl w:val="1"/>
+          <w:numId w:val="7"/>
+        </w:numPr>
+        <w:rPr>
+          <w:color w:val="3A1953"/>
+        </w:rPr>
+      </w:pPr>
+      <w:bookmarkStart w:id="5" w:name="_Toc241834364"/>
+      <w:r>
+        <w:rPr>
+          <w:color w:val="3A1953"/>
+        </w:rPr>
+        <w:t>feladat_tipusok</w:t>
+      </w:r>
+      <w:bookmarkEnd w:id="5"/>
+    </w:p>
+    <w:tbl>
+      <w:tblPr>
+        <w:tblStyle w:val="Rcsostblzat"/>
+        <w:tblW w:w="0" w:type="auto"/>
+        <w:tblLook w:val="04A0" w:firstRow="1" w:lastRow="0" w:firstColumn="1" w:lastColumn="0" w:noHBand="0" w:noVBand="1"/>
+      </w:tblPr>
+      <w:tblGrid>
+        <w:gridCol w:w="2265"/>
+        <w:gridCol w:w="2265"/>
+        <w:gridCol w:w="2266"/>
+        <w:gridCol w:w="2266"/>
+      </w:tblGrid>
+      <w:tr>
+        <w:tc>
+          <w:tcPr>
+            <w:tcW w:w="2265" w:type="dxa"/>
+          </w:tcPr>
+          <w:p>
+            <w:r>
+              <w:t>Mező</w:t>
+            </w:r>
+          </w:p>
+        </w:tc>
+        <w:tc>
+          <w:tcPr>
+            <w:tcW w:w="2265" w:type="dxa"/>
+          </w:tcPr>
+          <w:p>
+            <w:r>
+              <w:t>Típus</w:t>
+            </w:r>
+          </w:p>
+        </w:tc>
+        <w:tc>
+          <w:tcPr>
+            <w:tcW w:w="2266" w:type="dxa"/>
+          </w:tcPr>
+          <w:p>
+            <w:proofErr w:type="spellStart"/>
+            <w:r>
+              <w:t>Nullable</w:t>
+            </w:r>
+            <w:proofErr w:type="spellEnd"/>
+          </w:p>
+        </w:tc>
+        <w:tc>
+          <w:tcPr>
+            <w:tcW w:w="2266" w:type="dxa"/>
+          </w:tcPr>
+          <w:p>
+            <w:proofErr w:type="spellStart"/>
+            <w:r>
+              <w:t>Unique</w:t>
+            </w:r>
+            <w:proofErr w:type="spellEnd"/>
+          </w:p>
+        </w:tc>
+      </w:tr>
+      <w:tr>
+        <w:tc>
+          <w:tcPr>
+            <w:tcW w:w="2265" w:type="dxa"/>
+          </w:tcPr>
+          <w:p>
+            <w:proofErr w:type="spellStart"/>
+            <w:r>
+              <w:t>id</w:t>
+            </w:r>
+            <w:proofErr w:type="spellEnd"/>
+          </w:p>
+        </w:tc>
+        <w:tc>
+          <w:tcPr>
+            <w:tcW w:w="2265" w:type="dxa"/>
+          </w:tcPr>
+          <w:p>
+            <w:r>
+              <w:t>int4</w:t>
+            </w:r>
+          </w:p>
+        </w:tc>
+        <w:tc>
+          <w:tcPr>
+            <w:tcW w:w="2266" w:type="dxa"/>
+          </w:tcPr>
+          <w:p>
+            <w:r>
+              <w:t>NOT NULL</w:t>
+            </w:r>
+          </w:p>
+        </w:tc>
+        <w:tc>
+          <w:tcPr>
+            <w:tcW w:w="2266" w:type="dxa"/>
+          </w:tcPr>
+          <w:p>
+            <w:r>
+              <w:t>PK</w:t>
+            </w:r>
+          </w:p>
+        </w:tc>
+      </w:tr>
+      <w:tr>
+        <w:tc>
+          <w:tcPr>
+            <w:tcW w:w="2265" w:type="dxa"/>
+          </w:tcPr>
+          <w:p>
+            <w:proofErr w:type="spellStart"/>
+            <w:r>
+              <w:t>nev</w:t>
+            </w:r>
+            <w:proofErr w:type="spellEnd"/>
+          </w:p>
+        </w:tc>
+        <w:tc>
+          <w:tcPr>
+            <w:tcW w:w="2265" w:type="dxa"/>
+          </w:tcPr>
+          <w:p>
+            <w:r>
+              <w:t>text</w:t>
+            </w:r>
+          </w:p>
+        </w:tc>
+        <w:tc>
+          <w:tcPr>
+            <w:tcW w:w="2266" w:type="dxa"/>
+          </w:tcPr>
+          <w:p>
+            <w:r>
+              <w:t>NOT NULL</w:t>
+            </w:r>
+          </w:p>
+        </w:tc>
+        <w:tc>
+          <w:tcPr>
+            <w:tcW w:w="2266" w:type="dxa"/>
+          </w:tcPr>
+          <w:p>
+            <w:r>
+              <w:t>igen</w:t>
+            </w:r>
+          </w:p>
+        </w:tc>
+      </w:tr>
+    </w:tbl>
+    <w:p>
+      <w:pPr>
+        <w:pStyle w:val="Cmsor2"/>
+        <w:numPr>
+          <w:ilvl w:val="1"/>
+          <w:numId w:val="7"/>
+        </w:numPr>
+        <w:rPr>
+          <w:color w:val="3A1953"/>
+        </w:rPr>
+      </w:pPr>
+      <w:bookmarkStart w:id="6" w:name="_Toc241834365"/>
+      <w:r>
+        <w:lastRenderedPageBreak/>
         <w:drawing>
-          <wp:anchor distT="0" distB="0" distL="114300" distR="114300" simplePos="0" relativeHeight="251660288" behindDoc="0" locked="0" layoutInCell="1" allowOverlap="1" wp14:anchorId="5F11B0E9" wp14:editId="44BCCFFB">
+          <wp:anchor distT="0" distB="0" distL="114300" distR="114300" simplePos="0" relativeHeight="251666432" behindDoc="0" locked="0" layoutInCell="1" allowOverlap="1" wp14:anchorId="57F96B9E" wp14:editId="6979D2E2">
             <wp:simplePos x="0" y="0"/>
-            <wp:positionH relativeFrom="margin">
-              <wp:align>center</wp:align>
+            <wp:positionH relativeFrom="column">
+              <wp:posOffset>224155</wp:posOffset>
             </wp:positionH>
             <wp:positionV relativeFrom="paragraph">
-              <wp:posOffset>2033270</wp:posOffset>
+              <wp:posOffset>452120</wp:posOffset>
             </wp:positionV>
-            <wp:extent cx="3600450" cy="2400300"/>
+            <wp:extent cx="5760720" cy="1875155"/>
             <wp:effectExtent l="0" t="0" r="0" b="0"/>
             <wp:wrapTopAndBottom/>
-            <wp:docPr id="1" name="Kép 1"/>
+            <wp:docPr id="12" name="Kép 12"/>
             <wp:cNvGraphicFramePr>
               <a:graphicFrameLocks xmlns:a="http://schemas.openxmlformats.org/drawingml/2006/main" noChangeAspect="1"/>
             </wp:cNvGraphicFramePr>
@@ -1526,7 +2748,7 @@
               <a:graphicData uri="http://schemas.openxmlformats.org/drawingml/2006/picture">
                 <pic:pic xmlns:pic="http://schemas.openxmlformats.org/drawingml/2006/picture">
                   <pic:nvPicPr>
-                    <pic:cNvPr id="1" name="Kép 1"/>
+                    <pic:cNvPr id="1" name=""/>
                     <pic:cNvPicPr/>
                   </pic:nvPicPr>
                   <pic:blipFill>
@@ -1544,11 +2766,926 @@
                   <pic:spPr>
                     <a:xfrm>
                       <a:off x="0" y="0"/>
-                      <a:ext cx="3600450" cy="2400300"/>
+                      <a:ext cx="5760720" cy="1875155"/>
                     </a:xfrm>
                     <a:prstGeom prst="rect">
                       <a:avLst/>
                     </a:prstGeom>
+                  </pic:spPr>
+                </pic:pic>
+              </a:graphicData>
+            </a:graphic>
+          </wp:anchor>
+        </w:drawing>
+      </w:r>
+      <w:r>
+        <w:rPr>
+          <w:color w:val="3A1953"/>
+        </w:rPr>
+        <w:t>profilok</w:t>
+      </w:r>
+      <w:bookmarkEnd w:id="6"/>
+    </w:p>
+    <w:p/>
+    <w:p>
+      <w:pPr>
+        <w:ind w:left="709"/>
+        <w:rPr>
+          <w:rFonts w:ascii="Times New Roman" w:hAnsi="Times New Roman" w:cs="Times New Roman"/>
+          <w:sz w:val="28"/>
+          <w:szCs w:val="28"/>
+        </w:rPr>
+      </w:pPr>
+      <w:r>
+        <w:rPr>
+          <w:rFonts w:ascii="Times New Roman" w:hAnsi="Times New Roman" w:cs="Times New Roman"/>
+          <w:sz w:val="28"/>
+          <w:szCs w:val="28"/>
+        </w:rPr>
+        <w:t>Magyarázat:</w:t>
+      </w:r>
+    </w:p>
+    <w:p>
+      <w:pPr>
+        <w:pStyle w:val="Listaszerbekezds"/>
+        <w:numPr>
+          <w:ilvl w:val="0"/>
+          <w:numId w:val="11"/>
+        </w:numPr>
+      </w:pPr>
+      <w:r>
+        <w:t>A ’szerep’ mező 3 értéket vehet fel: ’diak’/’tanar’/’admin’. Ezzel ellenőrizzük adott felhasználó szerepkörét.</w:t>
+      </w:r>
+    </w:p>
+    <w:p>
+      <w:pPr>
+        <w:pStyle w:val="Listaszerbekezds"/>
+        <w:numPr>
+          <w:ilvl w:val="0"/>
+          <w:numId w:val="11"/>
+        </w:numPr>
+      </w:pPr>
+      <w:r>
+        <w:t xml:space="preserve">Az ’xp’ mező a felhasználóhoz tartozó a webalkalmazásban megszerzett pont mennyiséget tartalmazza. </w:t>
+      </w:r>
+    </w:p>
+    <w:p/>
+    <w:p/>
+    <w:p/>
+    <w:p>
+      <w:pPr>
+        <w:pStyle w:val="Cmsor2"/>
+        <w:numPr>
+          <w:ilvl w:val="1"/>
+          <w:numId w:val="7"/>
+        </w:numPr>
+        <w:rPr>
+          <w:color w:val="3A1953"/>
+        </w:rPr>
+      </w:pPr>
+      <w:bookmarkStart w:id="7" w:name="_Toc241834366"/>
+      <w:r>
+        <w:rPr>
+          <w:color w:val="3A1953"/>
+        </w:rPr>
+        <w:t>auth.users</w:t>
+      </w:r>
+      <w:bookmarkEnd w:id="7"/>
+    </w:p>
+    <w:p>
+      <w:pPr>
+        <w:ind w:left="709"/>
+        <w:rPr>
+          <w:rFonts w:ascii="Times New Roman" w:hAnsi="Times New Roman" w:cs="Times New Roman"/>
+          <w:sz w:val="28"/>
+          <w:szCs w:val="28"/>
+        </w:rPr>
+      </w:pPr>
+      <w:r>
+        <w:rPr>
+          <w:rFonts w:ascii="Times New Roman" w:hAnsi="Times New Roman" w:cs="Times New Roman"/>
+          <w:sz w:val="28"/>
+          <w:szCs w:val="28"/>
+        </w:rPr>
+        <w:t xml:space="preserve">A </w:t>
+      </w:r>
+      <w:proofErr w:type="spellStart"/>
+      <w:r>
+        <w:rPr>
+          <w:rFonts w:ascii="Times New Roman" w:hAnsi="Times New Roman" w:cs="Times New Roman"/>
+          <w:sz w:val="28"/>
+          <w:szCs w:val="28"/>
+        </w:rPr>
+        <w:t>Supabase</w:t>
+      </w:r>
+      <w:proofErr w:type="spellEnd"/>
+      <w:r>
+        <w:rPr>
+          <w:rFonts w:ascii="Times New Roman" w:hAnsi="Times New Roman" w:cs="Times New Roman"/>
+          <w:sz w:val="28"/>
+          <w:szCs w:val="28"/>
+        </w:rPr>
+        <w:t xml:space="preserve"> Auth által kezelt, beépített felhasználói tábla (’</w:t>
+      </w:r>
+      <w:proofErr w:type="spellStart"/>
+      <w:r>
+        <w:rPr>
+          <w:rFonts w:ascii="Times New Roman" w:hAnsi="Times New Roman" w:cs="Times New Roman"/>
+          <w:sz w:val="28"/>
+          <w:szCs w:val="28"/>
+        </w:rPr>
+        <w:t>auth</w:t>
+      </w:r>
+      <w:proofErr w:type="spellEnd"/>
+      <w:r>
+        <w:rPr>
+          <w:rFonts w:ascii="Times New Roman" w:hAnsi="Times New Roman" w:cs="Times New Roman"/>
+          <w:sz w:val="28"/>
+          <w:szCs w:val="28"/>
+        </w:rPr>
+        <w:t xml:space="preserve">’ séma). A hitelesítési adatokat (e-mail, jelszó </w:t>
+      </w:r>
+      <w:proofErr w:type="spellStart"/>
+      <w:r>
+        <w:rPr>
+          <w:rFonts w:ascii="Times New Roman" w:hAnsi="Times New Roman" w:cs="Times New Roman"/>
+          <w:sz w:val="28"/>
+          <w:szCs w:val="28"/>
+        </w:rPr>
+        <w:t>hash</w:t>
+      </w:r>
+      <w:proofErr w:type="spellEnd"/>
+      <w:r>
+        <w:rPr>
+          <w:rFonts w:ascii="Times New Roman" w:hAnsi="Times New Roman" w:cs="Times New Roman"/>
+          <w:sz w:val="28"/>
+          <w:szCs w:val="28"/>
+        </w:rPr>
+        <w:t>, bejelentkezési adatok) tárolja, és minden regisztrált felhasználóhoz egy egyedi ’</w:t>
+      </w:r>
+      <w:proofErr w:type="spellStart"/>
+      <w:r>
+        <w:rPr>
+          <w:rFonts w:ascii="Times New Roman" w:hAnsi="Times New Roman" w:cs="Times New Roman"/>
+          <w:sz w:val="28"/>
+          <w:szCs w:val="28"/>
+        </w:rPr>
+        <w:t>uuid</w:t>
+      </w:r>
+      <w:proofErr w:type="spellEnd"/>
+      <w:r>
+        <w:rPr>
+          <w:rFonts w:ascii="Times New Roman" w:hAnsi="Times New Roman" w:cs="Times New Roman"/>
+          <w:sz w:val="28"/>
+          <w:szCs w:val="28"/>
+        </w:rPr>
+        <w:t xml:space="preserve">’ azonosítót rendel. Az alkalmazás ezt nem módosítja közvetlenül, a regisztrációt és bejelentkezést a </w:t>
+      </w:r>
+      <w:proofErr w:type="spellStart"/>
+      <w:r>
+        <w:rPr>
+          <w:rFonts w:ascii="Times New Roman" w:hAnsi="Times New Roman" w:cs="Times New Roman"/>
+          <w:sz w:val="28"/>
+          <w:szCs w:val="28"/>
+        </w:rPr>
+        <w:t>Supabase</w:t>
+      </w:r>
+      <w:proofErr w:type="spellEnd"/>
+      <w:r>
+        <w:rPr>
+          <w:rFonts w:ascii="Times New Roman" w:hAnsi="Times New Roman" w:cs="Times New Roman"/>
+          <w:sz w:val="28"/>
+          <w:szCs w:val="28"/>
+        </w:rPr>
+        <w:t xml:space="preserve"> Auth végzi. Az alkalmazás saját felhasználói adatai a ’profilok’ táblában vannak, amelynek ’</w:t>
+      </w:r>
+      <w:proofErr w:type="spellStart"/>
+      <w:r>
+        <w:rPr>
+          <w:rFonts w:ascii="Times New Roman" w:hAnsi="Times New Roman" w:cs="Times New Roman"/>
+          <w:sz w:val="28"/>
+          <w:szCs w:val="28"/>
+        </w:rPr>
+        <w:t>id</w:t>
+      </w:r>
+      <w:proofErr w:type="spellEnd"/>
+      <w:r>
+        <w:rPr>
+          <w:rFonts w:ascii="Times New Roman" w:hAnsi="Times New Roman" w:cs="Times New Roman"/>
+          <w:sz w:val="28"/>
+          <w:szCs w:val="28"/>
+        </w:rPr>
+        <w:t>’ mezője az ’auth.users.id’-re hivatkozó idegen kulcs, így a kettő között 1:1 kapcsolat van.</w:t>
+      </w:r>
+    </w:p>
+    <w:p>
+      <w:pPr>
+        <w:ind w:left="709"/>
+        <w:rPr>
+          <w:rFonts w:ascii="Times New Roman" w:hAnsi="Times New Roman" w:cs="Times New Roman"/>
+          <w:sz w:val="28"/>
+          <w:szCs w:val="28"/>
+        </w:rPr>
+      </w:pPr>
+    </w:p>
+    <w:p>
+      <w:pPr>
+        <w:pStyle w:val="Cmsor2"/>
+        <w:numPr>
+          <w:ilvl w:val="1"/>
+          <w:numId w:val="7"/>
+        </w:numPr>
+        <w:rPr>
+          <w:color w:val="3A1953"/>
+        </w:rPr>
+      </w:pPr>
+      <w:bookmarkStart w:id="8" w:name="_Toc241834367"/>
+      <w:r>
+        <w:lastRenderedPageBreak/>
+        <w:drawing>
+          <wp:anchor distT="0" distB="0" distL="114300" distR="114300" simplePos="0" relativeHeight="251667456" behindDoc="0" locked="0" layoutInCell="1" allowOverlap="1" wp14:anchorId="6CE39EC3" wp14:editId="4CD6B3A9">
+            <wp:simplePos x="0" y="0"/>
+            <wp:positionH relativeFrom="column">
+              <wp:posOffset>233680</wp:posOffset>
+            </wp:positionH>
+            <wp:positionV relativeFrom="paragraph">
+              <wp:posOffset>459740</wp:posOffset>
+            </wp:positionV>
+            <wp:extent cx="5760720" cy="3117850"/>
+            <wp:effectExtent l="0" t="0" r="0" b="6350"/>
+            <wp:wrapTopAndBottom/>
+            <wp:docPr id="15" name="Kép 15"/>
+            <wp:cNvGraphicFramePr>
+              <a:graphicFrameLocks xmlns:a="http://schemas.openxmlformats.org/drawingml/2006/main" noChangeAspect="1"/>
+            </wp:cNvGraphicFramePr>
+            <a:graphic xmlns:a="http://schemas.openxmlformats.org/drawingml/2006/main">
+              <a:graphicData uri="http://schemas.openxmlformats.org/drawingml/2006/picture">
+                <pic:pic xmlns:pic="http://schemas.openxmlformats.org/drawingml/2006/picture">
+                  <pic:nvPicPr>
+                    <pic:cNvPr id="1" name=""/>
+                    <pic:cNvPicPr/>
+                  </pic:nvPicPr>
+                  <pic:blipFill>
+                    <a:blip r:embed="rId9">
+                      <a:extLst>
+                        <a:ext uri="{28A0092B-C50C-407E-A947-70E740481C1C}">
+                          <a14:useLocalDpi xmlns:a14="http://schemas.microsoft.com/office/drawing/2010/main" val="0"/>
+                        </a:ext>
+                      </a:extLst>
+                    </a:blip>
+                    <a:stretch>
+                      <a:fillRect/>
+                    </a:stretch>
+                  </pic:blipFill>
+                  <pic:spPr>
+                    <a:xfrm>
+                      <a:off x="0" y="0"/>
+                      <a:ext cx="5760720" cy="3117850"/>
+                    </a:xfrm>
+                    <a:prstGeom prst="rect">
+                      <a:avLst/>
+                    </a:prstGeom>
+                  </pic:spPr>
+                </pic:pic>
+              </a:graphicData>
+            </a:graphic>
+          </wp:anchor>
+        </w:drawing>
+      </w:r>
+      <w:r>
+        <w:rPr>
+          <w:color w:val="3A1953"/>
+        </w:rPr>
+        <w:t>feladatok</w:t>
+      </w:r>
+      <w:bookmarkEnd w:id="8"/>
+    </w:p>
+    <w:p/>
+    <w:p>
+      <w:pPr>
+        <w:ind w:left="709"/>
+        <w:rPr>
+          <w:rFonts w:ascii="Times New Roman" w:hAnsi="Times New Roman" w:cs="Times New Roman"/>
+          <w:sz w:val="28"/>
+          <w:szCs w:val="28"/>
+        </w:rPr>
+      </w:pPr>
+      <w:r>
+        <w:rPr>
+          <w:rFonts w:ascii="Times New Roman" w:hAnsi="Times New Roman" w:cs="Times New Roman"/>
+          <w:sz w:val="28"/>
+          <w:szCs w:val="28"/>
+        </w:rPr>
+        <w:t>Magyarázat:</w:t>
+      </w:r>
+    </w:p>
+    <w:p>
+      <w:pPr>
+        <w:pStyle w:val="Listaszerbekezds"/>
+        <w:numPr>
+          <w:ilvl w:val="0"/>
+          <w:numId w:val="12"/>
+        </w:numPr>
+        <w:ind w:left="1134"/>
+      </w:pPr>
+      <w:r>
+        <w:t>A ’valaszok’ mező ’text[]’ értékeket vesz fel, a tömbben tárolódnak azok a válaszok, amelyekből lehet választani. A mező felvehet ’NULL’ értéket, ugyanis nem minden feladathoz tartozik előre megadott válasz lehetőségek.</w:t>
+      </w:r>
+    </w:p>
+    <w:p>
+      <w:pPr>
+        <w:pStyle w:val="Listaszerbekezds"/>
+        <w:numPr>
+          <w:ilvl w:val="0"/>
+          <w:numId w:val="12"/>
+        </w:numPr>
+        <w:ind w:left="1134"/>
+      </w:pPr>
+      <w:r>
+        <w:t>A ’pont’ mező tartalmazza az adott feladatra maximálisan megkapható pontok összegét.</w:t>
+      </w:r>
+    </w:p>
+    <w:p>
+      <w:pPr>
+        <w:pStyle w:val="Listaszerbekezds"/>
+        <w:numPr>
+          <w:ilvl w:val="0"/>
+          <w:numId w:val="12"/>
+        </w:numPr>
+        <w:ind w:left="1134"/>
+      </w:pPr>
+      <w:r>
+        <w:t xml:space="preserve">A ’helyes_valaszok’ mező ’text[]’ értékeket vesz fel, a tömbben tárolódnak a feladathoz tartozó helyes válaszok. </w:t>
+      </w:r>
+    </w:p>
+    <w:p/>
+    <w:p>
+      <w:pPr>
+        <w:pStyle w:val="Cmsor2"/>
+        <w:numPr>
+          <w:ilvl w:val="1"/>
+          <w:numId w:val="7"/>
+        </w:numPr>
+        <w:rPr>
+          <w:color w:val="3A1953"/>
+        </w:rPr>
+      </w:pPr>
+      <w:bookmarkStart w:id="9" w:name="_Toc241834368"/>
+      <w:r>
+        <w:drawing>
+          <wp:anchor distT="0" distB="0" distL="114300" distR="114300" simplePos="0" relativeHeight="251669504" behindDoc="0" locked="0" layoutInCell="1" allowOverlap="1" wp14:anchorId="06538564" wp14:editId="74823B96">
+            <wp:simplePos x="0" y="0"/>
+            <wp:positionH relativeFrom="column">
+              <wp:posOffset>243205</wp:posOffset>
+            </wp:positionH>
+            <wp:positionV relativeFrom="paragraph">
+              <wp:posOffset>405130</wp:posOffset>
+            </wp:positionV>
+            <wp:extent cx="5760720" cy="1575435"/>
+            <wp:effectExtent l="0" t="0" r="0" b="5715"/>
+            <wp:wrapTopAndBottom/>
+            <wp:docPr id="16" name="Kép 16"/>
+            <wp:cNvGraphicFramePr>
+              <a:graphicFrameLocks xmlns:a="http://schemas.openxmlformats.org/drawingml/2006/main" noChangeAspect="1"/>
+            </wp:cNvGraphicFramePr>
+            <a:graphic xmlns:a="http://schemas.openxmlformats.org/drawingml/2006/main">
+              <a:graphicData uri="http://schemas.openxmlformats.org/drawingml/2006/picture">
+                <pic:pic xmlns:pic="http://schemas.openxmlformats.org/drawingml/2006/picture">
+                  <pic:nvPicPr>
+                    <pic:cNvPr id="1" name=""/>
+                    <pic:cNvPicPr/>
+                  </pic:nvPicPr>
+                  <pic:blipFill>
+                    <a:blip r:embed="rId10">
+                      <a:extLst>
+                        <a:ext uri="{28A0092B-C50C-407E-A947-70E740481C1C}">
+                          <a14:useLocalDpi xmlns:a14="http://schemas.microsoft.com/office/drawing/2010/main" val="0"/>
+                        </a:ext>
+                      </a:extLst>
+                    </a:blip>
+                    <a:stretch>
+                      <a:fillRect/>
+                    </a:stretch>
+                  </pic:blipFill>
+                  <pic:spPr>
+                    <a:xfrm>
+                      <a:off x="0" y="0"/>
+                      <a:ext cx="5760720" cy="1575435"/>
+                    </a:xfrm>
+                    <a:prstGeom prst="rect">
+                      <a:avLst/>
+                    </a:prstGeom>
+                  </pic:spPr>
+                </pic:pic>
+              </a:graphicData>
+            </a:graphic>
+          </wp:anchor>
+        </w:drawing>
+      </w:r>
+      <w:r>
+        <w:rPr>
+          <w:color w:val="3A1953"/>
+        </w:rPr>
+        <w:t>tablazatos_feladat_oszlopok</w:t>
+      </w:r>
+      <w:bookmarkEnd w:id="9"/>
+    </w:p>
+    <w:p/>
+    <w:p>
+      <w:pPr>
+        <w:ind w:left="709"/>
+        <w:rPr>
+          <w:rFonts w:ascii="Times New Roman" w:hAnsi="Times New Roman" w:cs="Times New Roman"/>
+          <w:sz w:val="28"/>
+          <w:szCs w:val="28"/>
+        </w:rPr>
+      </w:pPr>
+      <w:r>
+        <w:rPr>
+          <w:rFonts w:ascii="Times New Roman" w:hAnsi="Times New Roman" w:cs="Times New Roman"/>
+          <w:sz w:val="28"/>
+          <w:szCs w:val="28"/>
+        </w:rPr>
+        <w:t>Magyarázat:</w:t>
+      </w:r>
+    </w:p>
+    <w:p>
+      <w:pPr>
+        <w:pStyle w:val="Listaszerbekezds"/>
+        <w:numPr>
+          <w:ilvl w:val="0"/>
+          <w:numId w:val="13"/>
+        </w:numPr>
+        <w:ind w:left="1134"/>
+      </w:pPr>
+      <w:r>
+        <w:lastRenderedPageBreak/>
+        <w:t>A táblázatos feladatok rekonstruálása érdekében fel kell osztanunk a kirajzolandó táblázatot az oszlopok fejlécét tároló adatbázis táblára és az oszlopok adott sorában található értékekre. Így a ’tablazatos_feladat_oszlopok’ tábla elmenti a táblázat fejléceinek nevét és a táblázatban elfoglalt helyét a redundancia csökkentése érdekében.</w:t>
+      </w:r>
+    </w:p>
+    <w:p>
+      <w:pPr>
+        <w:pStyle w:val="Cmsor2"/>
+        <w:numPr>
+          <w:ilvl w:val="1"/>
+          <w:numId w:val="7"/>
+        </w:numPr>
+        <w:rPr>
+          <w:color w:val="3A1953"/>
+        </w:rPr>
+      </w:pPr>
+      <w:bookmarkStart w:id="10" w:name="_Toc241834369"/>
+      <w:r>
+        <w:drawing>
+          <wp:anchor distT="0" distB="0" distL="114300" distR="114300" simplePos="0" relativeHeight="251670528" behindDoc="0" locked="0" layoutInCell="1" allowOverlap="1" wp14:anchorId="76FE4FF6" wp14:editId="14864E69">
+            <wp:simplePos x="0" y="0"/>
+            <wp:positionH relativeFrom="column">
+              <wp:posOffset>214630</wp:posOffset>
+            </wp:positionH>
+            <wp:positionV relativeFrom="paragraph">
+              <wp:posOffset>480060</wp:posOffset>
+            </wp:positionV>
+            <wp:extent cx="5760720" cy="2162810"/>
+            <wp:effectExtent l="0" t="0" r="0" b="8890"/>
+            <wp:wrapTopAndBottom/>
+            <wp:docPr id="17" name="Kép 17"/>
+            <wp:cNvGraphicFramePr>
+              <a:graphicFrameLocks xmlns:a="http://schemas.openxmlformats.org/drawingml/2006/main" noChangeAspect="1"/>
+            </wp:cNvGraphicFramePr>
+            <a:graphic xmlns:a="http://schemas.openxmlformats.org/drawingml/2006/main">
+              <a:graphicData uri="http://schemas.openxmlformats.org/drawingml/2006/picture">
+                <pic:pic xmlns:pic="http://schemas.openxmlformats.org/drawingml/2006/picture">
+                  <pic:nvPicPr>
+                    <pic:cNvPr id="1" name=""/>
+                    <pic:cNvPicPr/>
+                  </pic:nvPicPr>
+                  <pic:blipFill>
+                    <a:blip r:embed="rId11">
+                      <a:extLst>
+                        <a:ext uri="{28A0092B-C50C-407E-A947-70E740481C1C}">
+                          <a14:useLocalDpi xmlns:a14="http://schemas.microsoft.com/office/drawing/2010/main" val="0"/>
+                        </a:ext>
+                      </a:extLst>
+                    </a:blip>
+                    <a:stretch>
+                      <a:fillRect/>
+                    </a:stretch>
+                  </pic:blipFill>
+                  <pic:spPr>
+                    <a:xfrm>
+                      <a:off x="0" y="0"/>
+                      <a:ext cx="5760720" cy="2162810"/>
+                    </a:xfrm>
+                    <a:prstGeom prst="rect">
+                      <a:avLst/>
+                    </a:prstGeom>
+                  </pic:spPr>
+                </pic:pic>
+              </a:graphicData>
+            </a:graphic>
+          </wp:anchor>
+        </w:drawing>
+      </w:r>
+      <w:r>
+        <w:rPr>
+          <w:color w:val="3A1953"/>
+        </w:rPr>
+        <w:t>tablazatos_feladatok_cellak</w:t>
+      </w:r>
+      <w:bookmarkEnd w:id="10"/>
+    </w:p>
+    <w:p/>
+    <w:p>
+      <w:pPr>
+        <w:ind w:left="709"/>
+        <w:rPr>
+          <w:rFonts w:ascii="Times New Roman" w:hAnsi="Times New Roman" w:cs="Times New Roman"/>
+          <w:sz w:val="28"/>
+          <w:szCs w:val="28"/>
+        </w:rPr>
+      </w:pPr>
+      <w:r>
+        <w:rPr>
+          <w:rFonts w:ascii="Times New Roman" w:hAnsi="Times New Roman" w:cs="Times New Roman"/>
+          <w:sz w:val="28"/>
+          <w:szCs w:val="28"/>
+        </w:rPr>
+        <w:t>Magyarázat:</w:t>
+      </w:r>
+    </w:p>
+    <w:p>
+      <w:pPr>
+        <w:pStyle w:val="Listaszerbekezds"/>
+        <w:numPr>
+          <w:ilvl w:val="0"/>
+          <w:numId w:val="13"/>
+        </w:numPr>
+        <w:ind w:left="1134"/>
+      </w:pPr>
+      <w:r>
+        <w:t>A táblázatos feladatok rekonstruálása érdekében fel kell osztanunk a kirajzolandó táblázatot az oszlopok fejlécét tároló adatbázis táblára és az oszlopok adott sorában található értékekre. Így a ’tablazatos_feladatok_cellak’ tábla elmenti táblázat értékeinek pontos helyét adott táblázatban. A ’lathato’ mező ’bool’ típusú mező</w:t>
+      </w:r>
+      <w:r>
+        <w:t>, ez alapján meghatározható hogy felhasználónak a feladat kitöltése során látható legyen-e adott érték.</w:t>
+      </w:r>
+      <w:r>
+        <w:t xml:space="preserve"> </w:t>
+      </w:r>
+    </w:p>
+    <w:p>
+      <w:pPr>
+        <w:pStyle w:val="Cmsor2"/>
+        <w:numPr>
+          <w:ilvl w:val="1"/>
+          <w:numId w:val="7"/>
+        </w:numPr>
+        <w:rPr>
+          <w:color w:val="3A1953"/>
+        </w:rPr>
+      </w:pPr>
+      <w:bookmarkStart w:id="11" w:name="_Toc241834370"/>
+      <w:r>
+        <w:drawing>
+          <wp:anchor distT="0" distB="0" distL="114300" distR="114300" simplePos="0" relativeHeight="251671552" behindDoc="0" locked="0" layoutInCell="1" allowOverlap="1" wp14:anchorId="7C2CA6FA" wp14:editId="09D51742">
+            <wp:simplePos x="0" y="0"/>
+            <wp:positionH relativeFrom="column">
+              <wp:posOffset>243205</wp:posOffset>
+            </wp:positionH>
+            <wp:positionV relativeFrom="paragraph">
+              <wp:posOffset>400050</wp:posOffset>
+            </wp:positionV>
+            <wp:extent cx="5760720" cy="2192020"/>
+            <wp:effectExtent l="0" t="0" r="0" b="0"/>
+            <wp:wrapTopAndBottom/>
+            <wp:docPr id="18" name="Kép 18"/>
+            <wp:cNvGraphicFramePr>
+              <a:graphicFrameLocks xmlns:a="http://schemas.openxmlformats.org/drawingml/2006/main" noChangeAspect="1"/>
+            </wp:cNvGraphicFramePr>
+            <a:graphic xmlns:a="http://schemas.openxmlformats.org/drawingml/2006/main">
+              <a:graphicData uri="http://schemas.openxmlformats.org/drawingml/2006/picture">
+                <pic:pic xmlns:pic="http://schemas.openxmlformats.org/drawingml/2006/picture">
+                  <pic:nvPicPr>
+                    <pic:cNvPr id="1" name=""/>
+                    <pic:cNvPicPr/>
+                  </pic:nvPicPr>
+                  <pic:blipFill>
+                    <a:blip r:embed="rId12">
+                      <a:extLst>
+                        <a:ext uri="{28A0092B-C50C-407E-A947-70E740481C1C}">
+                          <a14:useLocalDpi xmlns:a14="http://schemas.microsoft.com/office/drawing/2010/main" val="0"/>
+                        </a:ext>
+                      </a:extLst>
+                    </a:blip>
+                    <a:stretch>
+                      <a:fillRect/>
+                    </a:stretch>
+                  </pic:blipFill>
+                  <pic:spPr>
+                    <a:xfrm>
+                      <a:off x="0" y="0"/>
+                      <a:ext cx="5760720" cy="2192020"/>
+                    </a:xfrm>
+                    <a:prstGeom prst="rect">
+                      <a:avLst/>
+                    </a:prstGeom>
+                  </pic:spPr>
+                </pic:pic>
+              </a:graphicData>
+            </a:graphic>
+          </wp:anchor>
+        </w:drawing>
+      </w:r>
+      <w:r>
+        <w:rPr>
+          <w:color w:val="3A1953"/>
+        </w:rPr>
+        <w:t>tesztek</w:t>
+      </w:r>
+      <w:bookmarkEnd w:id="11"/>
+    </w:p>
+    <w:p/>
+    <w:p>
+      <w:pPr>
+        <w:ind w:left="709"/>
+        <w:rPr>
+          <w:rFonts w:ascii="Times New Roman" w:hAnsi="Times New Roman" w:cs="Times New Roman"/>
+          <w:sz w:val="28"/>
+          <w:szCs w:val="28"/>
+        </w:rPr>
+      </w:pPr>
+      <w:r>
+        <w:rPr>
+          <w:rFonts w:ascii="Times New Roman" w:hAnsi="Times New Roman" w:cs="Times New Roman"/>
+          <w:sz w:val="28"/>
+          <w:szCs w:val="28"/>
+        </w:rPr>
+        <w:lastRenderedPageBreak/>
+        <w:t>Magyarázat:</w:t>
+      </w:r>
+    </w:p>
+    <w:p>
+      <w:pPr>
+        <w:pStyle w:val="Listaszerbekezds"/>
+        <w:numPr>
+          <w:ilvl w:val="0"/>
+          <w:numId w:val="13"/>
+        </w:numPr>
+        <w:ind w:left="1134"/>
+      </w:pPr>
+      <w:r>
+        <w:t>A ’tesztek’ tábla a felhasználók által kitöltött tesztek adatait tartalmazza</w:t>
+      </w:r>
+    </w:p>
+    <w:p/>
+    <w:p>
+      <w:pPr>
+        <w:pStyle w:val="Cmsor2"/>
+        <w:numPr>
+          <w:ilvl w:val="1"/>
+          <w:numId w:val="7"/>
+        </w:numPr>
+        <w:rPr>
+          <w:color w:val="3A1953"/>
+        </w:rPr>
+      </w:pPr>
+      <w:bookmarkStart w:id="12" w:name="_Toc241834371"/>
+      <w:r>
+        <w:drawing>
+          <wp:anchor distT="0" distB="0" distL="114300" distR="114300" simplePos="0" relativeHeight="251672576" behindDoc="0" locked="0" layoutInCell="1" allowOverlap="1" wp14:anchorId="49717D8F" wp14:editId="17995C99">
+            <wp:simplePos x="0" y="0"/>
+            <wp:positionH relativeFrom="column">
+              <wp:posOffset>186055</wp:posOffset>
+            </wp:positionH>
+            <wp:positionV relativeFrom="paragraph">
+              <wp:posOffset>484505</wp:posOffset>
+            </wp:positionV>
+            <wp:extent cx="5760720" cy="1904365"/>
+            <wp:effectExtent l="0" t="0" r="0" b="635"/>
+            <wp:wrapTopAndBottom/>
+            <wp:docPr id="20" name="Kép 20"/>
+            <wp:cNvGraphicFramePr>
+              <a:graphicFrameLocks xmlns:a="http://schemas.openxmlformats.org/drawingml/2006/main" noChangeAspect="1"/>
+            </wp:cNvGraphicFramePr>
+            <a:graphic xmlns:a="http://schemas.openxmlformats.org/drawingml/2006/main">
+              <a:graphicData uri="http://schemas.openxmlformats.org/drawingml/2006/picture">
+                <pic:pic xmlns:pic="http://schemas.openxmlformats.org/drawingml/2006/picture">
+                  <pic:nvPicPr>
+                    <pic:cNvPr id="1" name=""/>
+                    <pic:cNvPicPr/>
+                  </pic:nvPicPr>
+                  <pic:blipFill>
+                    <a:blip r:embed="rId13">
+                      <a:extLst>
+                        <a:ext uri="{28A0092B-C50C-407E-A947-70E740481C1C}">
+                          <a14:useLocalDpi xmlns:a14="http://schemas.microsoft.com/office/drawing/2010/main" val="0"/>
+                        </a:ext>
+                      </a:extLst>
+                    </a:blip>
+                    <a:stretch>
+                      <a:fillRect/>
+                    </a:stretch>
+                  </pic:blipFill>
+                  <pic:spPr>
+                    <a:xfrm>
+                      <a:off x="0" y="0"/>
+                      <a:ext cx="5760720" cy="1904365"/>
+                    </a:xfrm>
+                    <a:prstGeom prst="rect">
+                      <a:avLst/>
+                    </a:prstGeom>
+                  </pic:spPr>
+                </pic:pic>
+              </a:graphicData>
+            </a:graphic>
+          </wp:anchor>
+        </w:drawing>
+      </w:r>
+      <w:r>
+        <w:rPr>
+          <w:color w:val="3A1953"/>
+        </w:rPr>
+        <w:t>teszt_feladatok</w:t>
+      </w:r>
+      <w:bookmarkEnd w:id="12"/>
+    </w:p>
+    <w:p/>
+    <w:p>
+      <w:pPr>
+        <w:ind w:left="709"/>
+        <w:rPr>
+          <w:rFonts w:ascii="Times New Roman" w:hAnsi="Times New Roman" w:cs="Times New Roman"/>
+          <w:sz w:val="28"/>
+          <w:szCs w:val="28"/>
+        </w:rPr>
+      </w:pPr>
+      <w:r>
+        <w:rPr>
+          <w:rFonts w:ascii="Times New Roman" w:hAnsi="Times New Roman" w:cs="Times New Roman"/>
+          <w:sz w:val="28"/>
+          <w:szCs w:val="28"/>
+        </w:rPr>
+        <w:t>Magyarázat:</w:t>
+      </w:r>
+    </w:p>
+    <w:p>
+      <w:pPr>
+        <w:pStyle w:val="Listaszerbekezds"/>
+        <w:numPr>
+          <w:ilvl w:val="0"/>
+          <w:numId w:val="13"/>
+        </w:numPr>
+        <w:ind w:left="1134"/>
+      </w:pPr>
+      <w:r>
+        <w:t>A ’teszt_feladatok’ tábla a felhasználók által kitöltött teszteknek az adatait tartalmazza.</w:t>
+      </w:r>
+    </w:p>
+    <w:p>
+      <w:pPr>
+        <w:pStyle w:val="Cmsor1"/>
+        <w:numPr>
+          <w:ilvl w:val="0"/>
+          <w:numId w:val="3"/>
+        </w:numPr>
+        <w:ind w:left="357" w:hanging="357"/>
+        <w:rPr>
+          <w:color w:val="3A1953"/>
+        </w:rPr>
+      </w:pPr>
+      <w:bookmarkStart w:id="13" w:name="_Toc241834372"/>
+      <w:r>
+        <w:lastRenderedPageBreak/>
+        <w:drawing>
+          <wp:anchor distT="0" distB="0" distL="114300" distR="114300" simplePos="0" relativeHeight="251673600" behindDoc="0" locked="0" layoutInCell="1" allowOverlap="1" wp14:anchorId="7185B3D4" wp14:editId="05AE41E4">
+            <wp:simplePos x="0" y="0"/>
+            <wp:positionH relativeFrom="column">
+              <wp:posOffset>223520</wp:posOffset>
+            </wp:positionH>
+            <wp:positionV relativeFrom="paragraph">
+              <wp:posOffset>414655</wp:posOffset>
+            </wp:positionV>
+            <wp:extent cx="5760720" cy="4049395"/>
+            <wp:effectExtent l="0" t="0" r="0" b="8255"/>
+            <wp:wrapTopAndBottom/>
+            <wp:docPr id="21" name="Kép 21"/>
+            <wp:cNvGraphicFramePr>
+              <a:graphicFrameLocks xmlns:a="http://schemas.openxmlformats.org/drawingml/2006/main" noChangeAspect="1"/>
+            </wp:cNvGraphicFramePr>
+            <a:graphic xmlns:a="http://schemas.openxmlformats.org/drawingml/2006/main">
+              <a:graphicData uri="http://schemas.openxmlformats.org/drawingml/2006/picture">
+                <pic:pic xmlns:pic="http://schemas.openxmlformats.org/drawingml/2006/picture">
+                  <pic:nvPicPr>
+                    <pic:cNvPr id="1" name=""/>
+                    <pic:cNvPicPr/>
+                  </pic:nvPicPr>
+                  <pic:blipFill>
+                    <a:blip r:embed="rId14">
+                      <a:extLst>
+                        <a:ext uri="{28A0092B-C50C-407E-A947-70E740481C1C}">
+                          <a14:useLocalDpi xmlns:a14="http://schemas.microsoft.com/office/drawing/2010/main" val="0"/>
+                        </a:ext>
+                      </a:extLst>
+                    </a:blip>
+                    <a:stretch>
+                      <a:fillRect/>
+                    </a:stretch>
+                  </pic:blipFill>
+                  <pic:spPr>
+                    <a:xfrm>
+                      <a:off x="0" y="0"/>
+                      <a:ext cx="5760720" cy="4049395"/>
+                    </a:xfrm>
+                    <a:prstGeom prst="rect">
+                      <a:avLst/>
+                    </a:prstGeom>
+                  </pic:spPr>
+                </pic:pic>
+              </a:graphicData>
+            </a:graphic>
+          </wp:anchor>
+        </w:drawing>
+      </w:r>
+      <w:r>
+        <w:rPr>
+          <w:color w:val="3A1953"/>
+        </w:rPr>
+        <w:t>Táblák közötti kapcsolatok</w:t>
+      </w:r>
+      <w:bookmarkEnd w:id="13"/>
+    </w:p>
+    <w:p>
+      <w:pPr>
+        <w:spacing w:before="120" w:after="120"/>
+        <w:rPr>
+          <w:noProof/>
+        </w:rPr>
+      </w:pPr>
+    </w:p>
+    <w:p>
+      <w:pPr>
+        <w:pStyle w:val="Cmsor1"/>
+        <w:numPr>
+          <w:ilvl w:val="0"/>
+          <w:numId w:val="3"/>
+        </w:numPr>
+        <w:ind w:left="357" w:hanging="357"/>
+        <w:rPr>
+          <w:color w:val="3A1953"/>
+        </w:rPr>
+      </w:pPr>
+      <w:bookmarkStart w:id="14" w:name="_Toc241834373"/>
+      <w:r>
+        <w:lastRenderedPageBreak/>
+        <w:drawing>
+          <wp:anchor distT="0" distB="0" distL="114300" distR="114300" simplePos="0" relativeHeight="251674624" behindDoc="0" locked="0" layoutInCell="1" allowOverlap="1" wp14:anchorId="243D9627" wp14:editId="114CCCB5">
+            <wp:simplePos x="0" y="0"/>
+            <wp:positionH relativeFrom="page">
+              <wp:posOffset>952500</wp:posOffset>
+            </wp:positionH>
+            <wp:positionV relativeFrom="paragraph">
+              <wp:posOffset>328930</wp:posOffset>
+            </wp:positionV>
+            <wp:extent cx="5938520" cy="4552950"/>
+            <wp:effectExtent l="0" t="0" r="5080" b="0"/>
+            <wp:wrapSquare wrapText="bothSides"/>
+            <wp:docPr id="24" name="Kép 24"/>
+            <wp:cNvGraphicFramePr>
+              <a:graphicFrameLocks xmlns:a="http://schemas.openxmlformats.org/drawingml/2006/main" noChangeAspect="1"/>
+            </wp:cNvGraphicFramePr>
+            <a:graphic xmlns:a="http://schemas.openxmlformats.org/drawingml/2006/main">
+              <a:graphicData uri="http://schemas.openxmlformats.org/drawingml/2006/picture">
+                <pic:pic xmlns:pic="http://schemas.openxmlformats.org/drawingml/2006/picture">
+                  <pic:nvPicPr>
+                    <pic:cNvPr id="24" name="Kép 24"/>
+                    <pic:cNvPicPr/>
+                  </pic:nvPicPr>
+                  <pic:blipFill rotWithShape="1">
+                    <a:blip r:embed="rId15">
+                      <a:extLst>
+                        <a:ext uri="{28A0092B-C50C-407E-A947-70E740481C1C}">
+                          <a14:useLocalDpi xmlns:a14="http://schemas.microsoft.com/office/drawing/2010/main" val="0"/>
+                        </a:ext>
+                      </a:extLst>
+                    </a:blip>
+                    <a:srcRect l="16171" r="17996"/>
+                    <a:stretch/>
+                  </pic:blipFill>
+                  <pic:spPr bwMode="auto">
+                    <a:xfrm>
+                      <a:off x="0" y="0"/>
+                      <a:ext cx="5938520" cy="4552950"/>
+                    </a:xfrm>
+                    <a:prstGeom prst="rect">
+                      <a:avLst/>
+                    </a:prstGeom>
+                    <a:ln>
+                      <a:noFill/>
+                    </a:ln>
+                    <a:extLst>
+                      <a:ext uri="{53640926-AAD7-44D8-BBD7-CCE9431645EC}">
+                        <a14:shadowObscured xmlns:a14="http://schemas.microsoft.com/office/drawing/2010/main"/>
+                      </a:ext>
+                    </a:extLst>
                   </pic:spPr>
                 </pic:pic>
               </a:graphicData>
@@ -1564,942 +3701,15 @@
       </w:r>
       <w:r>
         <w:rPr>
-          <w:color w:val="0D0D0D"/>
-          <w:sz w:val="26"/>
-          <w:szCs w:val="26"/>
-        </w:rPr>
-        <w:t>A problémára kínált megoldás egy webalapú, interaktív tanulási platform, amely egyetlen rendszerben biztosítja az érettségi feladatok gyakorlását és azok automatikus ellenőrzését. A webalkalmazás a felhasználó számára az Oktatási Hivatal által publikált érettségi feladat</w:t>
-      </w:r>
-      <w:r>
-        <w:rPr>
-          <w:color w:val="0D0D0D"/>
-          <w:sz w:val="26"/>
-          <w:szCs w:val="26"/>
-        </w:rPr>
-        <w:t>sorok alapján generált gyakorló feladatokat</w:t>
-      </w:r>
-      <w:r>
-        <w:rPr>
-          <w:color w:val="0D0D0D"/>
-          <w:sz w:val="26"/>
-          <w:szCs w:val="26"/>
-        </w:rPr>
-        <w:t xml:space="preserve"> jelenít meg</w:t>
-      </w:r>
-      <w:r>
-        <w:rPr>
-          <w:color w:val="0D0D0D"/>
-          <w:sz w:val="26"/>
-          <w:szCs w:val="26"/>
-        </w:rPr>
-        <w:t xml:space="preserve"> </w:t>
-      </w:r>
-      <w:r>
-        <w:rPr>
-          <w:color w:val="0D0D0D"/>
-          <w:sz w:val="26"/>
-          <w:szCs w:val="26"/>
-        </w:rPr>
-        <w:t>, amelyek megoldását a rendszer automatikusan kiértékeli, így a diák azonnali visszajelzést kaphat tudásáról és az esetleges hibáiról.</w:t>
-      </w:r>
-    </w:p>
-    <w:p>
-      <w:pPr>
-        <w:pStyle w:val="Cmsor1"/>
-        <w:numPr>
-          <w:ilvl w:val="0"/>
-          <w:numId w:val="3"/>
-        </w:numPr>
-        <w:ind w:left="357" w:hanging="357"/>
-        <w:rPr>
           <w:color w:val="3A1953"/>
         </w:rPr>
-      </w:pPr>
-      <w:bookmarkStart w:id="3" w:name="_Toc241669338"/>
-      <w:r>
-        <w:rPr>
-          <w:color w:val="3A1953"/>
-        </w:rPr>
-        <w:lastRenderedPageBreak/>
-        <w:t>Elvárások a feladattal kapcsolatban</w:t>
-      </w:r>
-      <w:bookmarkEnd w:id="3"/>
-      <w:r>
-        <w:rPr>
-          <w:color w:val="3A1953"/>
-        </w:rPr>
-        <w:t xml:space="preserve"> </w:t>
-      </w:r>
-    </w:p>
-    <w:p>
-      <w:pPr>
-        <w:pStyle w:val="Cmsor2"/>
-        <w:numPr>
-          <w:ilvl w:val="1"/>
-          <w:numId w:val="3"/>
-        </w:numPr>
-        <w:ind w:left="788" w:hanging="431"/>
-        <w:rPr>
-          <w:color w:val="3A1953"/>
-        </w:rPr>
-      </w:pPr>
-      <w:r>
-        <w:rPr>
-          <w:color w:val="3A1953"/>
-        </w:rPr>
-        <w:t xml:space="preserve"> </w:t>
-      </w:r>
-      <w:bookmarkStart w:id="4" w:name="_Toc241669339"/>
-      <w:r>
-        <w:rPr>
-          <w:color w:val="3A1953"/>
-        </w:rPr>
-        <w:t>Futtatási környezet</w:t>
-      </w:r>
-      <w:bookmarkEnd w:id="4"/>
-    </w:p>
-    <w:p>
-      <w:pPr>
-        <w:pStyle w:val="Listaszerbekezds"/>
-        <w:numPr>
-          <w:ilvl w:val="0"/>
-          <w:numId w:val="4"/>
-        </w:numPr>
-        <w:ind w:left="1134"/>
-      </w:pPr>
-      <w:r>
-        <w:t>Webböngészők</w:t>
-      </w:r>
-    </w:p>
-    <w:p>
-      <w:pPr>
-        <w:pStyle w:val="Cmsor2"/>
-        <w:numPr>
-          <w:ilvl w:val="1"/>
-          <w:numId w:val="3"/>
-        </w:numPr>
-        <w:ind w:left="788" w:hanging="431"/>
-        <w:rPr>
-          <w:color w:val="7030A0"/>
-        </w:rPr>
-      </w:pPr>
-      <w:r>
-        <w:rPr>
-          <w:color w:val="7030A0"/>
-        </w:rPr>
-        <w:t xml:space="preserve"> </w:t>
-      </w:r>
-      <w:bookmarkStart w:id="5" w:name="_Toc241669340"/>
-      <w:r>
-        <w:rPr>
-          <w:color w:val="3A1953"/>
-        </w:rPr>
-        <w:t xml:space="preserve">Felhasználandó </w:t>
-      </w:r>
-      <w:r>
-        <w:rPr>
-          <w:color w:val="3A1953"/>
-        </w:rPr>
-        <w:t>technológiák</w:t>
-      </w:r>
-      <w:bookmarkEnd w:id="5"/>
-    </w:p>
-    <w:p>
-      <w:pPr>
-        <w:pStyle w:val="Listaszerbekezds"/>
-        <w:numPr>
-          <w:ilvl w:val="0"/>
-          <w:numId w:val="4"/>
-        </w:numPr>
-        <w:ind w:left="1276"/>
-      </w:pPr>
-      <w:r>
-        <w:t xml:space="preserve">Frontend: </w:t>
-      </w:r>
-      <w:bookmarkStart w:id="6" w:name="_Hlk239411247"/>
-      <w:r>
-        <w:t>React alapú, Vite fejlesztői környezet</w:t>
-      </w:r>
-      <w:bookmarkEnd w:id="6"/>
-    </w:p>
-    <w:p>
-      <w:pPr>
-        <w:pStyle w:val="Listaszerbekezds"/>
-        <w:numPr>
-          <w:ilvl w:val="0"/>
-          <w:numId w:val="4"/>
-        </w:numPr>
-        <w:ind w:left="1276"/>
-      </w:pPr>
-      <w:r>
-        <w:t xml:space="preserve">Backend: </w:t>
-      </w:r>
-      <w:bookmarkStart w:id="7" w:name="_Hlk239411281"/>
-      <w:r>
-        <w:t>Node.js és kiegészítő könyvtárak</w:t>
-      </w:r>
-      <w:bookmarkEnd w:id="7"/>
-    </w:p>
-    <w:p>
-      <w:pPr>
-        <w:pStyle w:val="Listaszerbekezds"/>
-        <w:numPr>
-          <w:ilvl w:val="0"/>
-          <w:numId w:val="4"/>
-        </w:numPr>
-        <w:ind w:left="1276"/>
-      </w:pPr>
-      <w:r>
-        <w:t xml:space="preserve">Adatbázis: PostgreSQL </w:t>
-      </w:r>
-    </w:p>
-    <w:p>
-      <w:pPr>
-        <w:pStyle w:val="Listaszerbekezds"/>
-        <w:numPr>
-          <w:ilvl w:val="0"/>
-          <w:numId w:val="4"/>
-        </w:numPr>
-        <w:ind w:left="1276"/>
-      </w:pPr>
-      <w:r>
-        <w:t>Asztali alkalmazás: C#</w:t>
-      </w:r>
-    </w:p>
-    <w:p>
-      <w:pPr>
-        <w:pStyle w:val="Cmsor2"/>
-        <w:numPr>
-          <w:ilvl w:val="1"/>
-          <w:numId w:val="3"/>
-        </w:numPr>
-        <w:ind w:left="788" w:hanging="431"/>
-        <w:rPr>
-          <w:color w:val="7030A0"/>
-        </w:rPr>
-      </w:pPr>
-      <w:r>
-        <w:rPr>
-          <w:color w:val="7030A0"/>
-        </w:rPr>
-        <w:t xml:space="preserve"> </w:t>
-      </w:r>
-      <w:bookmarkStart w:id="8" w:name="_Toc241669341"/>
-      <w:r>
-        <w:rPr>
-          <w:color w:val="3A1953"/>
-        </w:rPr>
-        <w:t>Megoldás formátuma</w:t>
-      </w:r>
-      <w:bookmarkEnd w:id="8"/>
-    </w:p>
-    <w:p>
-      <w:pPr>
-        <w:pStyle w:val="Listaszerbekezds"/>
-        <w:numPr>
-          <w:ilvl w:val="1"/>
-          <w:numId w:val="5"/>
-        </w:numPr>
-        <w:ind w:left="1276"/>
-        <w:jc w:val="left"/>
-      </w:pPr>
-      <w:r>
-        <w:t>Forráskód</w:t>
-      </w:r>
-      <w:r>
-        <w:t>:</w:t>
-      </w:r>
-      <w:r>
-        <w:t xml:space="preserve"> JavaScript nyelven készült React + Vite alapú frontend és Node.js alapú backend</w:t>
-      </w:r>
-      <w:r>
-        <w:t xml:space="preserve">Teljes projekt környezet </w:t>
-      </w:r>
-    </w:p>
-    <w:p>
-      <w:pPr>
-        <w:pStyle w:val="Listaszerbekezds"/>
-        <w:numPr>
-          <w:ilvl w:val="1"/>
-          <w:numId w:val="5"/>
-        </w:numPr>
-        <w:ind w:left="1276"/>
-        <w:jc w:val="left"/>
-      </w:pPr>
-      <w:r>
-        <w:t>C# forrásállomány</w:t>
-      </w:r>
-    </w:p>
-    <w:p>
-      <w:pPr>
-        <w:pStyle w:val="Listaszerbekezds"/>
-        <w:numPr>
-          <w:ilvl w:val="1"/>
-          <w:numId w:val="5"/>
-        </w:numPr>
-        <w:ind w:left="1276"/>
-        <w:jc w:val="left"/>
-      </w:pPr>
-      <w:r>
-        <w:t>Teljes projektkörnyezet</w:t>
-      </w:r>
-    </w:p>
-    <w:p>
-      <w:pPr>
-        <w:pStyle w:val="Listaszerbekezds"/>
-        <w:numPr>
-          <w:ilvl w:val="1"/>
-          <w:numId w:val="5"/>
-        </w:numPr>
-        <w:ind w:left="1276"/>
-        <w:jc w:val="left"/>
-      </w:pPr>
-      <w:r>
-        <w:t xml:space="preserve">Forráskód dokumentáció </w:t>
-      </w:r>
-    </w:p>
-    <w:p>
-      <w:pPr>
-        <w:pStyle w:val="Listaszerbekezds"/>
-        <w:numPr>
-          <w:ilvl w:val="1"/>
-          <w:numId w:val="5"/>
-        </w:numPr>
-        <w:ind w:left="1276"/>
-        <w:jc w:val="left"/>
-      </w:pPr>
-      <w:r>
-        <w:t xml:space="preserve">Technikai dokumentáció (PDF formátumban) </w:t>
-      </w:r>
-    </w:p>
-    <w:p>
-      <w:pPr>
-        <w:pStyle w:val="Listaszerbekezds"/>
-        <w:numPr>
-          <w:ilvl w:val="1"/>
-          <w:numId w:val="5"/>
-        </w:numPr>
-        <w:ind w:left="1276"/>
-        <w:jc w:val="left"/>
-      </w:pPr>
-      <w:r>
-        <w:t xml:space="preserve">Erőforrás-terv és munkaidő nyilvántartás </w:t>
-      </w:r>
-    </w:p>
-    <w:p>
-      <w:pPr>
-        <w:pStyle w:val="Listaszerbekezds"/>
-        <w:numPr>
-          <w:ilvl w:val="1"/>
-          <w:numId w:val="5"/>
-        </w:numPr>
-        <w:ind w:left="1276"/>
-        <w:jc w:val="left"/>
-      </w:pPr>
-      <w:r>
-        <w:t>Felhasználói dokumentáció</w:t>
-      </w:r>
-    </w:p>
-    <w:p>
-      <w:pPr>
-        <w:pStyle w:val="Cmsor2"/>
-        <w:numPr>
-          <w:ilvl w:val="1"/>
-          <w:numId w:val="3"/>
-        </w:numPr>
-        <w:ind w:left="788" w:hanging="431"/>
-        <w:rPr>
-          <w:color w:val="3A1953"/>
-        </w:rPr>
-      </w:pPr>
-      <w:r>
-        <w:rPr>
-          <w:color w:val="3A1953"/>
-        </w:rPr>
-        <w:t xml:space="preserve"> </w:t>
-      </w:r>
-      <w:bookmarkStart w:id="9" w:name="_Toc241669342"/>
-      <w:r>
-        <w:rPr>
-          <w:color w:val="3A1953"/>
-        </w:rPr>
-        <w:t>Szoftverfejlesztés</w:t>
-      </w:r>
-      <w:bookmarkEnd w:id="9"/>
-    </w:p>
-    <w:p>
-      <w:pPr>
-        <w:ind w:left="851"/>
-      </w:pPr>
-      <w:r>
-        <w:t>A webalkalmazás célja, hogy az érettségire készülő diákok számára egy könnyen elérhető, interaktív gyakorlási lehetőséget biztosítson. A rendszer az Oktatási Hivatal által publikált érettségi feladatsorok alapján generált feladatok felhasználásával támogatja a tanulók önálló felkészülését.</w:t>
-      </w:r>
-    </w:p>
-    <w:p>
-      <w:pPr>
-        <w:ind w:left="851"/>
-      </w:pPr>
-      <w:r>
-        <w:t>A szoftver feladata a megoldott feladatok automatikus ellenőrzése és kiértékelése, ezáltal a felhasználó azonnali visszajelzést kaphat a teljesítményéről. A rendszer célja továbbá, hogy a szabadon megfogalmazott válaszok értékelésével segítse a tanulót tudásának felmérésében, hibáinak felismerésében és a hiányosságainak javításában.</w:t>
-      </w:r>
-    </w:p>
-    <w:p>
-      <w:pPr>
-        <w:ind w:left="851"/>
-      </w:pPr>
-      <w:r>
-        <w:t>A webalkalmazás összességében az önálló, hatékony és folyamatos visszajelzésen alapuló érettségi felkészülést kívánja támogatni.</w:t>
-      </w:r>
-    </w:p>
-    <w:p>
-      <w:pPr>
-        <w:ind w:left="851"/>
-      </w:pPr>
-    </w:p>
-    <w:p>
-      <w:pPr>
-        <w:pStyle w:val="Cmsor2"/>
-        <w:numPr>
-          <w:ilvl w:val="1"/>
-          <w:numId w:val="3"/>
-        </w:numPr>
-        <w:ind w:left="788" w:hanging="431"/>
-        <w:rPr>
-          <w:color w:val="3A1953"/>
-        </w:rPr>
-      </w:pPr>
-      <w:r>
-        <w:rPr>
-          <w:color w:val="3A1953"/>
-        </w:rPr>
-        <w:t xml:space="preserve"> </w:t>
-      </w:r>
-      <w:bookmarkStart w:id="10" w:name="_Toc241669343"/>
-      <w:r>
-        <w:rPr>
-          <w:color w:val="3A1953"/>
-        </w:rPr>
-        <w:t>Modulok</w:t>
-      </w:r>
-      <w:bookmarkEnd w:id="10"/>
-    </w:p>
-    <w:p>
-      <w:pPr>
-        <w:ind w:left="66" w:firstLine="785"/>
-      </w:pPr>
-      <w:r>
-        <w:t>A projekt több jól elkülöníthető részre felosztható:</w:t>
-      </w:r>
-    </w:p>
-    <w:p>
-      <w:pPr>
-        <w:pStyle w:val="Listaszerbekezds"/>
-        <w:numPr>
-          <w:ilvl w:val="0"/>
-          <w:numId w:val="6"/>
-        </w:numPr>
-        <w:ind w:left="1134"/>
-      </w:pPr>
-      <w:r>
-        <w:t>Adatbázis tervezése és kivitelezése</w:t>
-      </w:r>
-    </w:p>
-    <w:p>
-      <w:pPr>
-        <w:pStyle w:val="Listaszerbekezds"/>
-        <w:numPr>
-          <w:ilvl w:val="0"/>
-          <w:numId w:val="6"/>
-        </w:numPr>
-        <w:ind w:left="1134"/>
-      </w:pPr>
-      <w:r>
-        <w:lastRenderedPageBreak/>
-        <w:t>Felhasználóbarát frontend (GUI) tervezése</w:t>
-      </w:r>
-    </w:p>
-    <w:p>
-      <w:pPr>
-        <w:pStyle w:val="Listaszerbekezds"/>
-        <w:numPr>
-          <w:ilvl w:val="0"/>
-          <w:numId w:val="6"/>
-        </w:numPr>
-        <w:ind w:left="1134"/>
-      </w:pPr>
-      <w:r>
-        <w:t>Backend kivitelezése</w:t>
-      </w:r>
-    </w:p>
-    <w:p>
-      <w:pPr>
-        <w:pStyle w:val="Listaszerbekezds"/>
-        <w:numPr>
-          <w:ilvl w:val="0"/>
-          <w:numId w:val="6"/>
-        </w:numPr>
-        <w:ind w:left="1134"/>
-      </w:pPr>
-      <w:r>
-        <w:t>Admin felület kialakítása asztali alkalmazásba</w:t>
-      </w:r>
-    </w:p>
-    <w:p>
-      <w:pPr>
-        <w:pStyle w:val="Listaszerbekezds"/>
-        <w:numPr>
-          <w:ilvl w:val="0"/>
-          <w:numId w:val="6"/>
-        </w:numPr>
-        <w:ind w:left="1134"/>
-      </w:pPr>
-      <w:r>
-        <w:t>Projektvezetéssel kapcsolatos dokumentációk, nyilvántartások vezetése, feladatok összehangolása, felhasználói dokumentáció elkészítése, tesztelés.</w:t>
-      </w:r>
-    </w:p>
-    <w:p/>
-    <w:p/>
-    <w:p>
-      <w:pPr>
-        <w:ind w:left="851"/>
-      </w:pPr>
-    </w:p>
-    <w:p/>
-    <w:p/>
-    <w:p>
-      <w:pPr>
-        <w:spacing w:before="120" w:after="120"/>
-        <w:rPr>
-          <w:noProof/>
-        </w:rPr>
-      </w:pPr>
-    </w:p>
-    <w:p>
-      <w:pPr>
-        <w:spacing w:before="120" w:after="120"/>
-        <w:rPr>
-          <w:noProof/>
-        </w:rPr>
-      </w:pPr>
-    </w:p>
-    <w:p>
-      <w:pPr>
-        <w:spacing w:before="120" w:after="120"/>
-        <w:rPr>
-          <w:noProof/>
-        </w:rPr>
-      </w:pPr>
-    </w:p>
-    <w:p>
-      <w:pPr>
-        <w:spacing w:before="120" w:after="120"/>
-        <w:rPr>
-          <w:noProof/>
-        </w:rPr>
-      </w:pPr>
-    </w:p>
-    <w:p>
-      <w:pPr>
-        <w:spacing w:before="120" w:after="120"/>
-        <w:rPr>
-          <w:noProof/>
-        </w:rPr>
-      </w:pPr>
-    </w:p>
-    <w:p>
-      <w:pPr>
-        <w:spacing w:before="120" w:after="120"/>
-        <w:rPr>
-          <w:noProof/>
-        </w:rPr>
-      </w:pPr>
-    </w:p>
-    <w:p>
-      <w:pPr>
-        <w:spacing w:before="120" w:after="120"/>
-        <w:rPr>
-          <w:noProof/>
-        </w:rPr>
-      </w:pPr>
-    </w:p>
-    <w:p>
-      <w:pPr>
-        <w:spacing w:before="120" w:after="120"/>
-        <w:rPr>
-          <w:noProof/>
-        </w:rPr>
-      </w:pPr>
-    </w:p>
-    <w:p>
-      <w:pPr>
-        <w:spacing w:before="120" w:after="120"/>
-        <w:rPr>
-          <w:noProof/>
-        </w:rPr>
-      </w:pPr>
-    </w:p>
-    <w:p>
-      <w:pPr>
-        <w:spacing w:before="120" w:after="120"/>
-        <w:rPr>
-          <w:noProof/>
-        </w:rPr>
-      </w:pPr>
-    </w:p>
-    <w:p>
-      <w:pPr>
-        <w:spacing w:before="120" w:after="120"/>
-        <w:rPr>
-          <w:noProof/>
-        </w:rPr>
-      </w:pPr>
-    </w:p>
-    <w:p>
-      <w:pPr>
-        <w:spacing w:before="120" w:after="120"/>
-        <w:rPr>
-          <w:noProof/>
-        </w:rPr>
-      </w:pPr>
-    </w:p>
-    <w:p>
-      <w:pPr>
-        <w:spacing w:before="120" w:after="120"/>
-        <w:rPr>
-          <w:noProof/>
-        </w:rPr>
-      </w:pPr>
-    </w:p>
-    <w:p>
-      <w:pPr>
-        <w:spacing w:before="120" w:after="120"/>
-        <w:rPr>
-          <w:noProof/>
-        </w:rPr>
-      </w:pPr>
-    </w:p>
-    <w:p>
-      <w:pPr>
-        <w:spacing w:before="120" w:after="120"/>
-        <w:rPr>
-          <w:noProof/>
-        </w:rPr>
-      </w:pPr>
-    </w:p>
-    <w:p>
-      <w:pPr>
-        <w:spacing w:before="120" w:after="120"/>
-        <w:rPr>
-          <w:noProof/>
-        </w:rPr>
-      </w:pPr>
-    </w:p>
-    <w:p>
-      <w:pPr>
-        <w:spacing w:before="120" w:after="120"/>
-        <w:rPr>
-          <w:noProof/>
-        </w:rPr>
-      </w:pPr>
-    </w:p>
-    <w:p>
-      <w:pPr>
-        <w:spacing w:before="120" w:after="120"/>
-        <w:rPr>
-          <w:noProof/>
-        </w:rPr>
-      </w:pPr>
-    </w:p>
-    <w:p>
-      <w:pPr>
-        <w:pStyle w:val="Cmsor1"/>
-        <w:numPr>
-          <w:ilvl w:val="0"/>
-          <w:numId w:val="3"/>
-        </w:numPr>
-        <w:ind w:left="357" w:hanging="357"/>
-        <w:rPr>
-          <w:color w:val="3A1953"/>
-        </w:rPr>
-      </w:pPr>
-      <w:bookmarkStart w:id="11" w:name="_Toc241669344"/>
-      <w:r>
-        <w:rPr>
-          <w:color w:val="3A1953"/>
-        </w:rPr>
-        <w:lastRenderedPageBreak/>
-        <w:t>Szoftver specifikáció</w:t>
-      </w:r>
-      <w:bookmarkEnd w:id="11"/>
-      <w:r>
-        <w:rPr>
-          <w:color w:val="3A1953"/>
-        </w:rPr>
-        <w:t xml:space="preserve"> </w:t>
-      </w:r>
-    </w:p>
-    <w:p>
-      <w:pPr>
-        <w:spacing w:before="120" w:after="120"/>
-        <w:ind w:left="851"/>
-        <w:rPr>
-          <w:noProof/>
-        </w:rPr>
-      </w:pPr>
-      <w:r>
-        <w:rPr>
-          <w:noProof/>
-        </w:rPr>
-        <w:t>A szoftver feladata, hogy a felhasználó számára interaktív felületet biztosítson az érettségi feladatok gyakorlásához és ellenőrzéséhez. A rendszer jelenítse meg a kiválasztott érettségi feladatokat, és tegye lehetővé azok önálló megoldását. A megadott válaszokat a szoftver automatikusan ellenőrizze és értékelje, valamint az eredményről és az esetleges hibákról azonnali visszajelzést adjon. A felhasználói felület legyen alkalmas a korábbi eredmények és a teljesítményhez kapcsolódó statisztikák megjelenítésére, ezáltal támogatva a felhasználót saját tudásának és fejlődésének nyomon követésében.</w:t>
-      </w:r>
-    </w:p>
-    <w:p>
-      <w:pPr>
-        <w:pStyle w:val="Cmsor2"/>
-        <w:numPr>
-          <w:ilvl w:val="1"/>
-          <w:numId w:val="3"/>
-        </w:numPr>
-        <w:ind w:left="788" w:hanging="431"/>
-        <w:rPr>
-          <w:color w:val="3A1953"/>
-        </w:rPr>
-      </w:pPr>
-      <w:r>
-        <w:rPr>
-          <w:color w:val="3A1953"/>
-        </w:rPr>
-        <w:t xml:space="preserve"> </w:t>
-      </w:r>
-      <w:bookmarkStart w:id="12" w:name="_Toc241669345"/>
-      <w:r>
-        <w:rPr>
-          <w:color w:val="3A1953"/>
-        </w:rPr>
-        <w:t>Kinézet és dizájn</w:t>
-      </w:r>
-      <w:bookmarkEnd w:id="12"/>
-    </w:p>
-    <w:p>
-      <w:pPr>
-        <w:pStyle w:val="Listaszerbekezds"/>
-        <w:numPr>
-          <w:ilvl w:val="0"/>
-          <w:numId w:val="8"/>
-        </w:numPr>
-        <w:ind w:left="1134"/>
-      </w:pPr>
-      <w:r>
-        <w:t>A weboldal letisztult dizájnja fehér-lila színárnyalatokat ötvöz, ezzel megteremtve az egységes és jól felismerhető kinézetet. A webgrafikai  elemek mellett, a projekt arculatához illő videók és képek kerülnek felhasználásra.</w:t>
-      </w:r>
-    </w:p>
-    <w:p>
-      <w:pPr>
-        <w:pStyle w:val="Listaszerbekezds"/>
-        <w:numPr>
-          <w:ilvl w:val="0"/>
-          <w:numId w:val="8"/>
-        </w:numPr>
-        <w:ind w:left="1134"/>
-      </w:pPr>
-      <w:r>
-        <w:t xml:space="preserve">Megjelenik több ikonikus webfejlesztési animáció és áttűnés, ezzel is emelve a weboldal modern dizájnját. </w:t>
-      </w:r>
-    </w:p>
-    <w:p>
-      <w:pPr>
-        <w:pStyle w:val="Listaszerbekezds"/>
-        <w:numPr>
-          <w:ilvl w:val="0"/>
-          <w:numId w:val="8"/>
-        </w:numPr>
-        <w:ind w:left="1134"/>
-      </w:pPr>
-      <w:r>
-        <w:t>A weboldal kinézetének alapkövét lépezi a Google stíluslapok, amik egységes ikon kinézetet biztosítanak</w:t>
-      </w:r>
-    </w:p>
-    <w:p>
-      <w:pPr>
-        <w:pStyle w:val="Cmsor2"/>
-        <w:numPr>
-          <w:ilvl w:val="1"/>
-          <w:numId w:val="3"/>
-        </w:numPr>
-        <w:ind w:left="788" w:hanging="431"/>
-        <w:rPr>
-          <w:color w:val="3A1953"/>
-        </w:rPr>
-      </w:pPr>
-      <w:r>
-        <w:rPr>
-          <w:color w:val="3A1953"/>
-        </w:rPr>
-        <w:t xml:space="preserve"> </w:t>
-      </w:r>
-      <w:bookmarkStart w:id="13" w:name="_Toc241669346"/>
-      <w:r>
-        <w:rPr>
-          <w:color w:val="3A1953"/>
-        </w:rPr>
-        <w:t>Funkciók</w:t>
-      </w:r>
-      <w:bookmarkEnd w:id="13"/>
-    </w:p>
-    <w:p>
-      <w:pPr>
-        <w:pStyle w:val="Listaszerbekezds"/>
-        <w:numPr>
-          <w:ilvl w:val="0"/>
-          <w:numId w:val="9"/>
-        </w:numPr>
-        <w:ind w:left="1134"/>
-      </w:pPr>
-      <w:r>
-        <w:t>A weboldal felhasználói tudjanak felhasználói fiókot regisztrálni és saját fiókjukba bejelentkezni. Az elvégzett feladatok eredményét a felhasználói fiókokhoz rendelje.</w:t>
-      </w:r>
-    </w:p>
-    <w:p>
-      <w:pPr>
-        <w:pStyle w:val="Listaszerbekezds"/>
-        <w:numPr>
-          <w:ilvl w:val="0"/>
-          <w:numId w:val="9"/>
-        </w:numPr>
-        <w:ind w:left="1134"/>
-      </w:pPr>
-      <w:r>
-        <w:t>Feladat szűrést biztosítson, ami alapján a felhasználó megadhatja milyen tantárgyból, témakörből és nehézségi szintből szeretné, hogy a gyakorlandó feladatsor összeálljon.</w:t>
-      </w:r>
-    </w:p>
-    <w:p>
-      <w:pPr>
-        <w:pStyle w:val="Listaszerbekezds"/>
-        <w:numPr>
-          <w:ilvl w:val="0"/>
-          <w:numId w:val="9"/>
-        </w:numPr>
-        <w:ind w:left="1134"/>
-      </w:pPr>
-      <w:r>
-        <w:t>Több típusú feladatokat jelenítsen meg a gyakorlás során adott feladat szűrés alapján. Ezek a feladat típusok az Oktatási Hivatal által publikált érettségi eladatok alapján nézzen ki, ezzel is biztosítva a célirányos és valós felkészülést. Ezekhez a változatos válasz bevitelt biztosítani kell. A szabadon megfogalmazott válaszok lehetőségét is meg kell teremteni, ahol szükséges.</w:t>
-      </w:r>
-    </w:p>
-    <w:p>
-      <w:pPr>
-        <w:pStyle w:val="Listaszerbekezds"/>
-        <w:numPr>
-          <w:ilvl w:val="0"/>
-          <w:numId w:val="9"/>
-        </w:numPr>
-        <w:ind w:left="1134"/>
-      </w:pPr>
-      <w:r>
-        <w:t>A feladatsor kitöltése után automatikus értékelje a webapplikáció a felhasználó válaszait különböző algoritmusok és mesterséges intelligencia segítségével. Az eredményeket értékelje és jelenítse meg a pontozást.</w:t>
-      </w:r>
-    </w:p>
-    <w:p>
-      <w:pPr>
-        <w:pStyle w:val="Listaszerbekezds"/>
-        <w:numPr>
-          <w:ilvl w:val="0"/>
-          <w:numId w:val="9"/>
-        </w:numPr>
-        <w:ind w:left="1134"/>
-      </w:pPr>
-      <w:r>
-        <w:t>A kitöltött eredményeket mentse el az adatbázisba és belépés után a felhasználó a profiljában jelenítse meg az eddigi aktivitását és tevékenységeit.</w:t>
-      </w:r>
-    </w:p>
-    <w:p>
-      <w:pPr>
-        <w:pStyle w:val="Listaszerbekezds"/>
-        <w:numPr>
-          <w:ilvl w:val="0"/>
-          <w:numId w:val="9"/>
-        </w:numPr>
-        <w:ind w:left="1134"/>
-      </w:pPr>
-      <w:r>
-        <w:t>Asztali alkalmazás keretében biztosítson admin felületet, amin keresztül az Oktatási Hivatal által kiadott érettségi feladatsorok konvertálhatóak és adatbázisba helyes formátumba feltölthetőek.</w:t>
-      </w:r>
-    </w:p>
-    <w:p>
-      <w:pPr>
-        <w:pStyle w:val="Cmsor1"/>
-        <w:numPr>
-          <w:ilvl w:val="0"/>
-          <w:numId w:val="3"/>
-        </w:numPr>
-        <w:ind w:left="357" w:hanging="357"/>
-        <w:rPr>
-          <w:color w:val="3A1953"/>
-        </w:rPr>
-      </w:pPr>
-      <w:bookmarkStart w:id="14" w:name="_Toc241669347"/>
-      <w:r>
-        <w:rPr>
-          <w:color w:val="3A1953"/>
-        </w:rPr>
-        <w:lastRenderedPageBreak/>
-        <w:t>Projekt adatlap</w:t>
+        <w:t>ER diagram</w:t>
       </w:r>
       <w:bookmarkEnd w:id="14"/>
-    </w:p>
-    <w:p>
-      <w:pPr>
-        <w:pStyle w:val="Listaszerbekezds"/>
-        <w:numPr>
-          <w:ilvl w:val="0"/>
-          <w:numId w:val="10"/>
-        </w:numPr>
-      </w:pPr>
-      <w:r>
-        <w:t xml:space="preserve">Projekt neve: Tudástér </w:t>
-      </w:r>
-    </w:p>
-    <w:p>
-      <w:pPr>
-        <w:pStyle w:val="Listaszerbekezds"/>
-        <w:numPr>
-          <w:ilvl w:val="0"/>
-          <w:numId w:val="10"/>
-        </w:numPr>
-      </w:pPr>
-      <w:r>
-        <w:t>Feladat rövid ismertetése: Érettségire való digitális ineteraktív felkészülés biztosít a Tudástér</w:t>
-      </w:r>
-    </w:p>
-    <w:p>
-      <w:pPr>
-        <w:pStyle w:val="Listaszerbekezds"/>
-        <w:numPr>
-          <w:ilvl w:val="0"/>
-          <w:numId w:val="10"/>
-        </w:numPr>
-      </w:pPr>
-      <w:r>
-        <w:t>Felhasznált technológiák: React (Vite fejlesztői környezet),  Node.js és kiegészítő könyvtárak, PostgreSQL, C#</w:t>
-      </w:r>
-    </w:p>
-    <w:p>
-      <w:pPr>
-        <w:pStyle w:val="Listaszerbekezds"/>
-        <w:numPr>
-          <w:ilvl w:val="0"/>
-          <w:numId w:val="10"/>
-        </w:numPr>
-      </w:pPr>
-      <w:r>
-        <w:t xml:space="preserve">Specifikációt összeállította: </w:t>
-      </w:r>
-      <w:r>
-        <w:t>Keserű Fruzsina, Barta Hunor Attila</w:t>
-      </w:r>
     </w:p>
     <w:p/>
     <w:sectPr>
-      <w:headerReference w:type="default" r:id="rId9"/>
+      <w:headerReference w:type="default" r:id="rId16"/>
       <w:pgSz w:w="11906" w:h="16838"/>
       <w:pgMar w:top="1417" w:right="1417" w:bottom="1417" w:left="1417" w:header="708" w:footer="708" w:gutter="0"/>
       <w:cols w:space="708"/>
@@ -2561,11 +3771,7 @@
 
 <file path=word/header1.xml><?xml version="1.0" encoding="utf-8"?>
 <w:hdr xmlns:wpc="http://schemas.microsoft.com/office/word/2010/wordprocessingCanvas" xmlns:cx="http://schemas.microsoft.com/office/drawing/2014/chartex" xmlns:cx1="http://schemas.microsoft.com/office/drawing/2015/9/8/chartex" xmlns:cx2="http://schemas.microsoft.com/office/drawing/2015/10/21/chartex" xmlns:cx3="http://schemas.microsoft.com/office/drawing/2016/5/9/chartex" xmlns:cx4="http://schemas.microsoft.com/office/drawing/2016/5/10/chartex" xmlns:cx5="http://schemas.microsoft.com/office/drawing/2016/5/11/chartex" xmlns:cx6="http://schemas.microsoft.com/office/drawing/2016/5/12/chartex" xmlns:cx7="http://schemas.microsoft.com/office/drawing/2016/5/13/chartex" xmlns:cx8="http://schemas.microsoft.com/office/drawing/2016/5/14/chartex" xmlns:mc="http://schemas.openxmlformats.org/markup-compatibility/2006" xmlns:aink="http://schemas.microsoft.com/office/drawing/2016/ink" xmlns:am3d="http://schemas.microsoft.com/office/drawing/2017/model3d" xmlns:o="urn:schemas-microsoft-com:office:office" xmlns:r="http://schemas.openxmlformats.org/officeDocument/2006/relationships" xmlns:m="http://schemas.openxmlformats.org/officeDocument/2006/math" xmlns:v="urn:schemas-microsoft-com:vml" xmlns:wp14="http://schemas.microsoft.com/office/word/2010/wordprocessingDrawing" xmlns:wp="http://schemas.openxmlformats.org/drawingml/2006/wordprocessingDrawing" xmlns:w10="urn:schemas-microsoft-com:office:word" xmlns:w="http://schemas.openxmlformats.org/wordprocessingml/2006/main" xmlns:w14="http://schemas.microsoft.com/office/word/2010/wordml" xmlns:w15="http://schemas.microsoft.com/office/word/2012/wordml" xmlns:w16cex="http://schemas.microsoft.com/office/word/2018/wordml/cex" xmlns:w16cid="http://schemas.microsoft.com/office/word/2016/wordml/cid" xmlns:w16="http://schemas.microsoft.com/office/word/2018/wordml" xmlns:w16sdtdh="http://schemas.microsoft.com/office/word/2020/wordml/sdtdatahash" xmlns:w16se="http://schemas.microsoft.com/office/word/2015/wordml/symex" xmlns:wpg="http://schemas.microsoft.com/office/word/2010/wordprocessingGroup" xmlns:wpi="http://schemas.microsoft.com/office/word/2010/wordprocessingInk" xmlns:wne="http://schemas.microsoft.com/office/word/2006/wordml" xmlns:wps="http://schemas.microsoft.com/office/word/2010/wordprocessingShape" mc:Ignorable="w14 w15 w16se w16cid w16 w16cex w16sdtdh wp14">
-  <w:p>
-    <w:pPr>
-      <w:pStyle w:val="CmChar"/>
-    </w:pPr>
-  </w:p>
+  <w:p/>
 </w:hdr>
 </file>
 
@@ -3484,95 +4690,579 @@
     </w:lvl>
   </w:abstractNum>
   <w:abstractNum w:abstractNumId="8" w15:restartNumberingAfterBreak="0">
-    <w:nsid w:val="7A887EEB"/>
+    <w:nsid w:val="476110F7"/>
     <w:multiLevelType w:val="hybridMultilevel"/>
-    <w:tmpl w:val="FF0E7252"/>
-    <w:lvl w:ilvl="0" w:tplc="B2F633FE">
+    <w:tmpl w:val="F1BEA3F0"/>
+    <w:lvl w:ilvl="0" w:tplc="040E0001">
+      <w:start w:val="1"/>
+      <w:numFmt w:val="bullet"/>
+      <w:lvlText w:val=""/>
+      <w:lvlJc w:val="left"/>
+      <w:pPr>
+        <w:ind w:left="1429" w:hanging="360"/>
+      </w:pPr>
+      <w:rPr>
+        <w:rFonts w:ascii="Symbol" w:hAnsi="Symbol" w:hint="default"/>
+      </w:rPr>
+    </w:lvl>
+    <w:lvl w:ilvl="1" w:tplc="040E0003" w:tentative="1">
+      <w:start w:val="1"/>
+      <w:numFmt w:val="bullet"/>
+      <w:lvlText w:val="o"/>
+      <w:lvlJc w:val="left"/>
+      <w:pPr>
+        <w:ind w:left="2149" w:hanging="360"/>
+      </w:pPr>
+      <w:rPr>
+        <w:rFonts w:ascii="Courier New" w:hAnsi="Courier New" w:cs="Courier New" w:hint="default"/>
+      </w:rPr>
+    </w:lvl>
+    <w:lvl w:ilvl="2" w:tplc="040E0005" w:tentative="1">
+      <w:start w:val="1"/>
+      <w:numFmt w:val="bullet"/>
+      <w:lvlText w:val=""/>
+      <w:lvlJc w:val="left"/>
+      <w:pPr>
+        <w:ind w:left="2869" w:hanging="360"/>
+      </w:pPr>
+      <w:rPr>
+        <w:rFonts w:ascii="Wingdings" w:hAnsi="Wingdings" w:hint="default"/>
+      </w:rPr>
+    </w:lvl>
+    <w:lvl w:ilvl="3" w:tplc="040E0001" w:tentative="1">
+      <w:start w:val="1"/>
+      <w:numFmt w:val="bullet"/>
+      <w:lvlText w:val=""/>
+      <w:lvlJc w:val="left"/>
+      <w:pPr>
+        <w:ind w:left="3589" w:hanging="360"/>
+      </w:pPr>
+      <w:rPr>
+        <w:rFonts w:ascii="Symbol" w:hAnsi="Symbol" w:hint="default"/>
+      </w:rPr>
+    </w:lvl>
+    <w:lvl w:ilvl="4" w:tplc="040E0003" w:tentative="1">
+      <w:start w:val="1"/>
+      <w:numFmt w:val="bullet"/>
+      <w:lvlText w:val="o"/>
+      <w:lvlJc w:val="left"/>
+      <w:pPr>
+        <w:ind w:left="4309" w:hanging="360"/>
+      </w:pPr>
+      <w:rPr>
+        <w:rFonts w:ascii="Courier New" w:hAnsi="Courier New" w:cs="Courier New" w:hint="default"/>
+      </w:rPr>
+    </w:lvl>
+    <w:lvl w:ilvl="5" w:tplc="040E0005" w:tentative="1">
+      <w:start w:val="1"/>
+      <w:numFmt w:val="bullet"/>
+      <w:lvlText w:val=""/>
+      <w:lvlJc w:val="left"/>
+      <w:pPr>
+        <w:ind w:left="5029" w:hanging="360"/>
+      </w:pPr>
+      <w:rPr>
+        <w:rFonts w:ascii="Wingdings" w:hAnsi="Wingdings" w:hint="default"/>
+      </w:rPr>
+    </w:lvl>
+    <w:lvl w:ilvl="6" w:tplc="040E0001" w:tentative="1">
+      <w:start w:val="1"/>
+      <w:numFmt w:val="bullet"/>
+      <w:lvlText w:val=""/>
+      <w:lvlJc w:val="left"/>
+      <w:pPr>
+        <w:ind w:left="5749" w:hanging="360"/>
+      </w:pPr>
+      <w:rPr>
+        <w:rFonts w:ascii="Symbol" w:hAnsi="Symbol" w:hint="default"/>
+      </w:rPr>
+    </w:lvl>
+    <w:lvl w:ilvl="7" w:tplc="040E0003" w:tentative="1">
+      <w:start w:val="1"/>
+      <w:numFmt w:val="bullet"/>
+      <w:lvlText w:val="o"/>
+      <w:lvlJc w:val="left"/>
+      <w:pPr>
+        <w:ind w:left="6469" w:hanging="360"/>
+      </w:pPr>
+      <w:rPr>
+        <w:rFonts w:ascii="Courier New" w:hAnsi="Courier New" w:cs="Courier New" w:hint="default"/>
+      </w:rPr>
+    </w:lvl>
+    <w:lvl w:ilvl="8" w:tplc="040E0005" w:tentative="1">
+      <w:start w:val="1"/>
+      <w:numFmt w:val="bullet"/>
+      <w:lvlText w:val=""/>
+      <w:lvlJc w:val="left"/>
+      <w:pPr>
+        <w:ind w:left="7189" w:hanging="360"/>
+      </w:pPr>
+      <w:rPr>
+        <w:rFonts w:ascii="Wingdings" w:hAnsi="Wingdings" w:hint="default"/>
+      </w:rPr>
+    </w:lvl>
+  </w:abstractNum>
+  <w:abstractNum w:abstractNumId="9" w15:restartNumberingAfterBreak="0">
+    <w:nsid w:val="53AB1538"/>
+    <w:multiLevelType w:val="multilevel"/>
+    <w:tmpl w:val="689C7E3E"/>
+    <w:lvl w:ilvl="0">
       <w:start w:val="1"/>
       <w:numFmt w:val="decimal"/>
       <w:lvlText w:val="%1"/>
       <w:lvlJc w:val="left"/>
       <w:pPr>
+        <w:ind w:left="480" w:hanging="480"/>
+      </w:pPr>
+      <w:rPr>
+        <w:rFonts w:hint="default"/>
+      </w:rPr>
+    </w:lvl>
+    <w:lvl w:ilvl="1">
+      <w:start w:val="1"/>
+      <w:numFmt w:val="decimal"/>
+      <w:lvlText w:val="%1.%2"/>
+      <w:lvlJc w:val="left"/>
+      <w:pPr>
+        <w:ind w:left="840" w:hanging="480"/>
+      </w:pPr>
+      <w:rPr>
+        <w:rFonts w:hint="default"/>
+      </w:rPr>
+    </w:lvl>
+    <w:lvl w:ilvl="2">
+      <w:start w:val="1"/>
+      <w:numFmt w:val="decimal"/>
+      <w:lvlText w:val="%1.%2.%3"/>
+      <w:lvlJc w:val="left"/>
+      <w:pPr>
+        <w:ind w:left="1440" w:hanging="720"/>
+      </w:pPr>
+      <w:rPr>
+        <w:rFonts w:hint="default"/>
+      </w:rPr>
+    </w:lvl>
+    <w:lvl w:ilvl="3">
+      <w:start w:val="1"/>
+      <w:numFmt w:val="decimal"/>
+      <w:lvlText w:val="%1.%2.%3.%4"/>
+      <w:lvlJc w:val="left"/>
+      <w:pPr>
+        <w:ind w:left="1800" w:hanging="720"/>
+      </w:pPr>
+      <w:rPr>
+        <w:rFonts w:hint="default"/>
+      </w:rPr>
+    </w:lvl>
+    <w:lvl w:ilvl="4">
+      <w:start w:val="1"/>
+      <w:numFmt w:val="decimal"/>
+      <w:lvlText w:val="%1.%2.%3.%4.%5"/>
+      <w:lvlJc w:val="left"/>
+      <w:pPr>
+        <w:ind w:left="2520" w:hanging="1080"/>
+      </w:pPr>
+      <w:rPr>
+        <w:rFonts w:hint="default"/>
+      </w:rPr>
+    </w:lvl>
+    <w:lvl w:ilvl="5">
+      <w:start w:val="1"/>
+      <w:numFmt w:val="decimal"/>
+      <w:lvlText w:val="%1.%2.%3.%4.%5.%6"/>
+      <w:lvlJc w:val="left"/>
+      <w:pPr>
+        <w:ind w:left="2880" w:hanging="1080"/>
+      </w:pPr>
+      <w:rPr>
+        <w:rFonts w:hint="default"/>
+      </w:rPr>
+    </w:lvl>
+    <w:lvl w:ilvl="6">
+      <w:start w:val="1"/>
+      <w:numFmt w:val="decimal"/>
+      <w:lvlText w:val="%1.%2.%3.%4.%5.%6.%7"/>
+      <w:lvlJc w:val="left"/>
+      <w:pPr>
+        <w:ind w:left="3600" w:hanging="1440"/>
+      </w:pPr>
+      <w:rPr>
+        <w:rFonts w:hint="default"/>
+      </w:rPr>
+    </w:lvl>
+    <w:lvl w:ilvl="7">
+      <w:start w:val="1"/>
+      <w:numFmt w:val="decimal"/>
+      <w:lvlText w:val="%1.%2.%3.%4.%5.%6.%7.%8"/>
+      <w:lvlJc w:val="left"/>
+      <w:pPr>
+        <w:ind w:left="3960" w:hanging="1440"/>
+      </w:pPr>
+      <w:rPr>
+        <w:rFonts w:hint="default"/>
+      </w:rPr>
+    </w:lvl>
+    <w:lvl w:ilvl="8">
+      <w:start w:val="1"/>
+      <w:numFmt w:val="decimal"/>
+      <w:lvlText w:val="%1.%2.%3.%4.%5.%6.%7.%8.%9"/>
+      <w:lvlJc w:val="left"/>
+      <w:pPr>
+        <w:ind w:left="4320" w:hanging="1440"/>
+      </w:pPr>
+      <w:rPr>
+        <w:rFonts w:hint="default"/>
+      </w:rPr>
+    </w:lvl>
+  </w:abstractNum>
+  <w:abstractNum w:abstractNumId="10" w15:restartNumberingAfterBreak="0">
+    <w:nsid w:val="65D57464"/>
+    <w:multiLevelType w:val="hybridMultilevel"/>
+    <w:tmpl w:val="3456248A"/>
+    <w:lvl w:ilvl="0" w:tplc="040E0001">
+      <w:start w:val="1"/>
+      <w:numFmt w:val="bullet"/>
+      <w:lvlText w:val=""/>
+      <w:lvlJc w:val="left"/>
+      <w:pPr>
         <w:ind w:left="720" w:hanging="360"/>
       </w:pPr>
       <w:rPr>
+        <w:rFonts w:ascii="Symbol" w:hAnsi="Symbol" w:hint="default"/>
+      </w:rPr>
+    </w:lvl>
+    <w:lvl w:ilvl="1" w:tplc="040E0003" w:tentative="1">
+      <w:start w:val="1"/>
+      <w:numFmt w:val="bullet"/>
+      <w:lvlText w:val="o"/>
+      <w:lvlJc w:val="left"/>
+      <w:pPr>
+        <w:ind w:left="1440" w:hanging="360"/>
+      </w:pPr>
+      <w:rPr>
+        <w:rFonts w:ascii="Courier New" w:hAnsi="Courier New" w:cs="Courier New" w:hint="default"/>
+      </w:rPr>
+    </w:lvl>
+    <w:lvl w:ilvl="2" w:tplc="040E0005" w:tentative="1">
+      <w:start w:val="1"/>
+      <w:numFmt w:val="bullet"/>
+      <w:lvlText w:val=""/>
+      <w:lvlJc w:val="left"/>
+      <w:pPr>
+        <w:ind w:left="2160" w:hanging="360"/>
+      </w:pPr>
+      <w:rPr>
+        <w:rFonts w:ascii="Wingdings" w:hAnsi="Wingdings" w:hint="default"/>
+      </w:rPr>
+    </w:lvl>
+    <w:lvl w:ilvl="3" w:tplc="040E0001" w:tentative="1">
+      <w:start w:val="1"/>
+      <w:numFmt w:val="bullet"/>
+      <w:lvlText w:val=""/>
+      <w:lvlJc w:val="left"/>
+      <w:pPr>
+        <w:ind w:left="2880" w:hanging="360"/>
+      </w:pPr>
+      <w:rPr>
+        <w:rFonts w:ascii="Symbol" w:hAnsi="Symbol" w:hint="default"/>
+      </w:rPr>
+    </w:lvl>
+    <w:lvl w:ilvl="4" w:tplc="040E0003" w:tentative="1">
+      <w:start w:val="1"/>
+      <w:numFmt w:val="bullet"/>
+      <w:lvlText w:val="o"/>
+      <w:lvlJc w:val="left"/>
+      <w:pPr>
+        <w:ind w:left="3600" w:hanging="360"/>
+      </w:pPr>
+      <w:rPr>
+        <w:rFonts w:ascii="Courier New" w:hAnsi="Courier New" w:cs="Courier New" w:hint="default"/>
+      </w:rPr>
+    </w:lvl>
+    <w:lvl w:ilvl="5" w:tplc="040E0005" w:tentative="1">
+      <w:start w:val="1"/>
+      <w:numFmt w:val="bullet"/>
+      <w:lvlText w:val=""/>
+      <w:lvlJc w:val="left"/>
+      <w:pPr>
+        <w:ind w:left="4320" w:hanging="360"/>
+      </w:pPr>
+      <w:rPr>
+        <w:rFonts w:ascii="Wingdings" w:hAnsi="Wingdings" w:hint="default"/>
+      </w:rPr>
+    </w:lvl>
+    <w:lvl w:ilvl="6" w:tplc="040E0001" w:tentative="1">
+      <w:start w:val="1"/>
+      <w:numFmt w:val="bullet"/>
+      <w:lvlText w:val=""/>
+      <w:lvlJc w:val="left"/>
+      <w:pPr>
+        <w:ind w:left="5040" w:hanging="360"/>
+      </w:pPr>
+      <w:rPr>
+        <w:rFonts w:ascii="Symbol" w:hAnsi="Symbol" w:hint="default"/>
+      </w:rPr>
+    </w:lvl>
+    <w:lvl w:ilvl="7" w:tplc="040E0003" w:tentative="1">
+      <w:start w:val="1"/>
+      <w:numFmt w:val="bullet"/>
+      <w:lvlText w:val="o"/>
+      <w:lvlJc w:val="left"/>
+      <w:pPr>
+        <w:ind w:left="5760" w:hanging="360"/>
+      </w:pPr>
+      <w:rPr>
+        <w:rFonts w:ascii="Courier New" w:hAnsi="Courier New" w:cs="Courier New" w:hint="default"/>
+      </w:rPr>
+    </w:lvl>
+    <w:lvl w:ilvl="8" w:tplc="040E0005" w:tentative="1">
+      <w:start w:val="1"/>
+      <w:numFmt w:val="bullet"/>
+      <w:lvlText w:val=""/>
+      <w:lvlJc w:val="left"/>
+      <w:pPr>
+        <w:ind w:left="6480" w:hanging="360"/>
+      </w:pPr>
+      <w:rPr>
+        <w:rFonts w:ascii="Wingdings" w:hAnsi="Wingdings" w:hint="default"/>
+      </w:rPr>
+    </w:lvl>
+  </w:abstractNum>
+  <w:abstractNum w:abstractNumId="11" w15:restartNumberingAfterBreak="0">
+    <w:nsid w:val="79A90F4E"/>
+    <w:multiLevelType w:val="hybridMultilevel"/>
+    <w:tmpl w:val="849236CA"/>
+    <w:lvl w:ilvl="0" w:tplc="040E0001">
+      <w:start w:val="1"/>
+      <w:numFmt w:val="bullet"/>
+      <w:lvlText w:val=""/>
+      <w:lvlJc w:val="left"/>
+      <w:pPr>
+        <w:ind w:left="1080" w:hanging="360"/>
+      </w:pPr>
+      <w:rPr>
+        <w:rFonts w:ascii="Symbol" w:hAnsi="Symbol" w:hint="default"/>
+      </w:rPr>
+    </w:lvl>
+    <w:lvl w:ilvl="1" w:tplc="040E0003" w:tentative="1">
+      <w:start w:val="1"/>
+      <w:numFmt w:val="bullet"/>
+      <w:lvlText w:val="o"/>
+      <w:lvlJc w:val="left"/>
+      <w:pPr>
+        <w:ind w:left="1800" w:hanging="360"/>
+      </w:pPr>
+      <w:rPr>
+        <w:rFonts w:ascii="Courier New" w:hAnsi="Courier New" w:cs="Courier New" w:hint="default"/>
+      </w:rPr>
+    </w:lvl>
+    <w:lvl w:ilvl="2" w:tplc="040E0005" w:tentative="1">
+      <w:start w:val="1"/>
+      <w:numFmt w:val="bullet"/>
+      <w:lvlText w:val=""/>
+      <w:lvlJc w:val="left"/>
+      <w:pPr>
+        <w:ind w:left="2520" w:hanging="360"/>
+      </w:pPr>
+      <w:rPr>
+        <w:rFonts w:ascii="Wingdings" w:hAnsi="Wingdings" w:hint="default"/>
+      </w:rPr>
+    </w:lvl>
+    <w:lvl w:ilvl="3" w:tplc="040E0001" w:tentative="1">
+      <w:start w:val="1"/>
+      <w:numFmt w:val="bullet"/>
+      <w:lvlText w:val=""/>
+      <w:lvlJc w:val="left"/>
+      <w:pPr>
+        <w:ind w:left="3240" w:hanging="360"/>
+      </w:pPr>
+      <w:rPr>
+        <w:rFonts w:ascii="Symbol" w:hAnsi="Symbol" w:hint="default"/>
+      </w:rPr>
+    </w:lvl>
+    <w:lvl w:ilvl="4" w:tplc="040E0003" w:tentative="1">
+      <w:start w:val="1"/>
+      <w:numFmt w:val="bullet"/>
+      <w:lvlText w:val="o"/>
+      <w:lvlJc w:val="left"/>
+      <w:pPr>
+        <w:ind w:left="3960" w:hanging="360"/>
+      </w:pPr>
+      <w:rPr>
+        <w:rFonts w:ascii="Courier New" w:hAnsi="Courier New" w:cs="Courier New" w:hint="default"/>
+      </w:rPr>
+    </w:lvl>
+    <w:lvl w:ilvl="5" w:tplc="040E0005" w:tentative="1">
+      <w:start w:val="1"/>
+      <w:numFmt w:val="bullet"/>
+      <w:lvlText w:val=""/>
+      <w:lvlJc w:val="left"/>
+      <w:pPr>
+        <w:ind w:left="4680" w:hanging="360"/>
+      </w:pPr>
+      <w:rPr>
+        <w:rFonts w:ascii="Wingdings" w:hAnsi="Wingdings" w:hint="default"/>
+      </w:rPr>
+    </w:lvl>
+    <w:lvl w:ilvl="6" w:tplc="040E0001" w:tentative="1">
+      <w:start w:val="1"/>
+      <w:numFmt w:val="bullet"/>
+      <w:lvlText w:val=""/>
+      <w:lvlJc w:val="left"/>
+      <w:pPr>
+        <w:ind w:left="5400" w:hanging="360"/>
+      </w:pPr>
+      <w:rPr>
+        <w:rFonts w:ascii="Symbol" w:hAnsi="Symbol" w:hint="default"/>
+      </w:rPr>
+    </w:lvl>
+    <w:lvl w:ilvl="7" w:tplc="040E0003" w:tentative="1">
+      <w:start w:val="1"/>
+      <w:numFmt w:val="bullet"/>
+      <w:lvlText w:val="o"/>
+      <w:lvlJc w:val="left"/>
+      <w:pPr>
+        <w:ind w:left="6120" w:hanging="360"/>
+      </w:pPr>
+      <w:rPr>
+        <w:rFonts w:ascii="Courier New" w:hAnsi="Courier New" w:cs="Courier New" w:hint="default"/>
+      </w:rPr>
+    </w:lvl>
+    <w:lvl w:ilvl="8" w:tplc="040E0005" w:tentative="1">
+      <w:start w:val="1"/>
+      <w:numFmt w:val="bullet"/>
+      <w:lvlText w:val=""/>
+      <w:lvlJc w:val="left"/>
+      <w:pPr>
+        <w:ind w:left="6840" w:hanging="360"/>
+      </w:pPr>
+      <w:rPr>
+        <w:rFonts w:ascii="Wingdings" w:hAnsi="Wingdings" w:hint="default"/>
+      </w:rPr>
+    </w:lvl>
+  </w:abstractNum>
+  <w:abstractNum w:abstractNumId="12" w15:restartNumberingAfterBreak="0">
+    <w:nsid w:val="7A887EEB"/>
+    <w:multiLevelType w:val="multilevel"/>
+    <w:tmpl w:val="9AD0AEE0"/>
+    <w:lvl w:ilvl="0">
+      <w:start w:val="1"/>
+      <w:numFmt w:val="decimal"/>
+      <w:lvlText w:val="%1"/>
+      <w:lvlJc w:val="left"/>
+      <w:pPr>
+        <w:ind w:left="720" w:hanging="360"/>
+      </w:pPr>
+      <w:rPr>
         <w:rFonts w:hint="default"/>
       </w:rPr>
     </w:lvl>
-    <w:lvl w:ilvl="1" w:tplc="040E0019" w:tentative="1">
-      <w:start w:val="1"/>
-      <w:numFmt w:val="lowerLetter"/>
-      <w:lvlText w:val="%2."/>
-      <w:lvlJc w:val="left"/>
-      <w:pPr>
-        <w:ind w:left="1440" w:hanging="360"/>
-      </w:pPr>
-    </w:lvl>
-    <w:lvl w:ilvl="2" w:tplc="040E001B" w:tentative="1">
-      <w:start w:val="1"/>
-      <w:numFmt w:val="lowerRoman"/>
-      <w:lvlText w:val="%3."/>
-      <w:lvlJc w:val="right"/>
-      <w:pPr>
-        <w:ind w:left="2160" w:hanging="180"/>
-      </w:pPr>
-    </w:lvl>
-    <w:lvl w:ilvl="3" w:tplc="040E000F" w:tentative="1">
-      <w:start w:val="1"/>
+    <w:lvl w:ilvl="1">
+      <w:start w:val="2"/>
       <w:numFmt w:val="decimal"/>
-      <w:lvlText w:val="%4."/>
-      <w:lvlJc w:val="left"/>
-      <w:pPr>
-        <w:ind w:left="2880" w:hanging="360"/>
-      </w:pPr>
-    </w:lvl>
-    <w:lvl w:ilvl="4" w:tplc="040E0019" w:tentative="1">
-      <w:start w:val="1"/>
-      <w:numFmt w:val="lowerLetter"/>
-      <w:lvlText w:val="%5."/>
-      <w:lvlJc w:val="left"/>
-      <w:pPr>
-        <w:ind w:left="3600" w:hanging="360"/>
-      </w:pPr>
-    </w:lvl>
-    <w:lvl w:ilvl="5" w:tplc="040E001B" w:tentative="1">
-      <w:start w:val="1"/>
-      <w:numFmt w:val="lowerRoman"/>
-      <w:lvlText w:val="%6."/>
-      <w:lvlJc w:val="right"/>
-      <w:pPr>
-        <w:ind w:left="4320" w:hanging="180"/>
-      </w:pPr>
-    </w:lvl>
-    <w:lvl w:ilvl="6" w:tplc="040E000F" w:tentative="1">
+      <w:isLgl/>
+      <w:lvlText w:val="%1.%2"/>
+      <w:lvlJc w:val="left"/>
+      <w:pPr>
+        <w:ind w:left="840" w:hanging="480"/>
+      </w:pPr>
+      <w:rPr>
+        <w:rFonts w:hint="default"/>
+      </w:rPr>
+    </w:lvl>
+    <w:lvl w:ilvl="2">
       <w:start w:val="1"/>
       <w:numFmt w:val="decimal"/>
-      <w:lvlText w:val="%7."/>
-      <w:lvlJc w:val="left"/>
-      <w:pPr>
-        <w:ind w:left="5040" w:hanging="360"/>
-      </w:pPr>
-    </w:lvl>
-    <w:lvl w:ilvl="7" w:tplc="040E0019" w:tentative="1">
-      <w:start w:val="1"/>
-      <w:numFmt w:val="lowerLetter"/>
-      <w:lvlText w:val="%8."/>
-      <w:lvlJc w:val="left"/>
-      <w:pPr>
-        <w:ind w:left="5760" w:hanging="360"/>
-      </w:pPr>
-    </w:lvl>
-    <w:lvl w:ilvl="8" w:tplc="040E001B" w:tentative="1">
-      <w:start w:val="1"/>
-      <w:numFmt w:val="lowerRoman"/>
-      <w:lvlText w:val="%9."/>
-      <w:lvlJc w:val="right"/>
-      <w:pPr>
-        <w:ind w:left="6480" w:hanging="180"/>
-      </w:pPr>
+      <w:isLgl/>
+      <w:lvlText w:val="%1.%2.%3"/>
+      <w:lvlJc w:val="left"/>
+      <w:pPr>
+        <w:ind w:left="1080" w:hanging="720"/>
+      </w:pPr>
+      <w:rPr>
+        <w:rFonts w:hint="default"/>
+      </w:rPr>
+    </w:lvl>
+    <w:lvl w:ilvl="3">
+      <w:start w:val="1"/>
+      <w:numFmt w:val="decimal"/>
+      <w:isLgl/>
+      <w:lvlText w:val="%1.%2.%3.%4"/>
+      <w:lvlJc w:val="left"/>
+      <w:pPr>
+        <w:ind w:left="1080" w:hanging="720"/>
+      </w:pPr>
+      <w:rPr>
+        <w:rFonts w:hint="default"/>
+      </w:rPr>
+    </w:lvl>
+    <w:lvl w:ilvl="4">
+      <w:start w:val="1"/>
+      <w:numFmt w:val="decimal"/>
+      <w:isLgl/>
+      <w:lvlText w:val="%1.%2.%3.%4.%5"/>
+      <w:lvlJc w:val="left"/>
+      <w:pPr>
+        <w:ind w:left="1440" w:hanging="1080"/>
+      </w:pPr>
+      <w:rPr>
+        <w:rFonts w:hint="default"/>
+      </w:rPr>
+    </w:lvl>
+    <w:lvl w:ilvl="5">
+      <w:start w:val="1"/>
+      <w:numFmt w:val="decimal"/>
+      <w:isLgl/>
+      <w:lvlText w:val="%1.%2.%3.%4.%5.%6"/>
+      <w:lvlJc w:val="left"/>
+      <w:pPr>
+        <w:ind w:left="1440" w:hanging="1080"/>
+      </w:pPr>
+      <w:rPr>
+        <w:rFonts w:hint="default"/>
+      </w:rPr>
+    </w:lvl>
+    <w:lvl w:ilvl="6">
+      <w:start w:val="1"/>
+      <w:numFmt w:val="decimal"/>
+      <w:isLgl/>
+      <w:lvlText w:val="%1.%2.%3.%4.%5.%6.%7"/>
+      <w:lvlJc w:val="left"/>
+      <w:pPr>
+        <w:ind w:left="1800" w:hanging="1440"/>
+      </w:pPr>
+      <w:rPr>
+        <w:rFonts w:hint="default"/>
+      </w:rPr>
+    </w:lvl>
+    <w:lvl w:ilvl="7">
+      <w:start w:val="1"/>
+      <w:numFmt w:val="decimal"/>
+      <w:isLgl/>
+      <w:lvlText w:val="%1.%2.%3.%4.%5.%6.%7.%8"/>
+      <w:lvlJc w:val="left"/>
+      <w:pPr>
+        <w:ind w:left="1800" w:hanging="1440"/>
+      </w:pPr>
+      <w:rPr>
+        <w:rFonts w:hint="default"/>
+      </w:rPr>
+    </w:lvl>
+    <w:lvl w:ilvl="8">
+      <w:start w:val="1"/>
+      <w:numFmt w:val="decimal"/>
+      <w:isLgl/>
+      <w:lvlText w:val="%1.%2.%3.%4.%5.%6.%7.%8.%9"/>
+      <w:lvlJc w:val="left"/>
+      <w:pPr>
+        <w:ind w:left="1800" w:hanging="1440"/>
+      </w:pPr>
+      <w:rPr>
+        <w:rFonts w:hint="default"/>
+      </w:rPr>
     </w:lvl>
   </w:abstractNum>
-  <w:abstractNum w:abstractNumId="9" w15:restartNumberingAfterBreak="0">
+  <w:abstractNum w:abstractNumId="13" w15:restartNumberingAfterBreak="0">
     <w:nsid w:val="7AA558AC"/>
     <w:multiLevelType w:val="multilevel"/>
     <w:tmpl w:val="4AEE0144"/>
@@ -3688,7 +5378,7 @@
     </w:lvl>
   </w:abstractNum>
   <w:num w:numId="1">
-    <w:abstractNumId w:val="9"/>
+    <w:abstractNumId w:val="13"/>
   </w:num>
   <w:num w:numId="2">
     <w:abstractNumId w:val="5"/>
@@ -3706,7 +5396,7 @@
     <w:abstractNumId w:val="1"/>
   </w:num>
   <w:num w:numId="7">
-    <w:abstractNumId w:val="8"/>
+    <w:abstractNumId w:val="12"/>
   </w:num>
   <w:num w:numId="8">
     <w:abstractNumId w:val="2"/>
@@ -3716,6 +5406,18 @@
   </w:num>
   <w:num w:numId="10">
     <w:abstractNumId w:val="3"/>
+  </w:num>
+  <w:num w:numId="11">
+    <w:abstractNumId w:val="11"/>
+  </w:num>
+  <w:num w:numId="12">
+    <w:abstractNumId w:val="8"/>
+  </w:num>
+  <w:num w:numId="13">
+    <w:abstractNumId w:val="10"/>
+  </w:num>
+  <w:num w:numId="14">
+    <w:abstractNumId w:val="9"/>
   </w:num>
 </w:numbering>
 </file>
@@ -4438,6 +6140,25 @@
     <w:uiPriority w:val="99"/>
     <w:rsid w:val="00F81E01"/>
   </w:style>
+  <w:style w:type="table" w:styleId="Rcsostblzat">
+    <w:name w:val="Table Grid"/>
+    <w:basedOn w:val="Normltblzat"/>
+    <w:uiPriority w:val="39"/>
+    <w:rsid w:val="008A68E5"/>
+    <w:pPr>
+      <w:spacing w:after="0" w:line="240" w:lineRule="auto"/>
+    </w:pPr>
+    <w:tblPr>
+      <w:tblBorders>
+        <w:top w:val="single" w:sz="4" w:space="0" w:color="auto"/>
+        <w:left w:val="single" w:sz="4" w:space="0" w:color="auto"/>
+        <w:bottom w:val="single" w:sz="4" w:space="0" w:color="auto"/>
+        <w:right w:val="single" w:sz="4" w:space="0" w:color="auto"/>
+        <w:insideH w:val="single" w:sz="4" w:space="0" w:color="auto"/>
+        <w:insideV w:val="single" w:sz="4" w:space="0" w:color="auto"/>
+      </w:tblBorders>
+    </w:tblPr>
+  </w:style>
 </w:styles>
 </file>
 

--- a/documents/Tudástér adatbázismodell.docx
+++ b/documents/Tudástér adatbázismodell.docx
@@ -2570,19 +2570,23 @@
     <w:tbl>
       <w:tblPr>
         <w:tblStyle w:val="Rcsostblzat"/>
-        <w:tblW w:w="0" w:type="auto"/>
+        <w:tblW w:w="8340" w:type="dxa"/>
+        <w:tblInd w:w="708" w:type="dxa"/>
         <w:tblLook w:val="04A0" w:firstRow="1" w:lastRow="0" w:firstColumn="1" w:lastColumn="0" w:noHBand="0" w:noVBand="1"/>
       </w:tblPr>
       <w:tblGrid>
-        <w:gridCol w:w="2265"/>
-        <w:gridCol w:w="2265"/>
-        <w:gridCol w:w="2266"/>
-        <w:gridCol w:w="2266"/>
+        <w:gridCol w:w="2085"/>
+        <w:gridCol w:w="2085"/>
+        <w:gridCol w:w="2085"/>
+        <w:gridCol w:w="2085"/>
       </w:tblGrid>
       <w:tr>
-        <w:tc>
-          <w:tcPr>
-            <w:tcW w:w="2265" w:type="dxa"/>
+        <w:trPr>
+          <w:trHeight w:val="274"/>
+        </w:trPr>
+        <w:tc>
+          <w:tcPr>
+            <w:tcW w:w="2085" w:type="dxa"/>
           </w:tcPr>
           <w:p>
             <w:r>
@@ -2592,7 +2596,7 @@
         </w:tc>
         <w:tc>
           <w:tcPr>
-            <w:tcW w:w="2265" w:type="dxa"/>
+            <w:tcW w:w="2085" w:type="dxa"/>
           </w:tcPr>
           <w:p>
             <w:r>
@@ -2602,7 +2606,7 @@
         </w:tc>
         <w:tc>
           <w:tcPr>
-            <w:tcW w:w="2266" w:type="dxa"/>
+            <w:tcW w:w="2085" w:type="dxa"/>
           </w:tcPr>
           <w:p>
             <w:proofErr w:type="spellStart"/>
@@ -2614,7 +2618,7 @@
         </w:tc>
         <w:tc>
           <w:tcPr>
-            <w:tcW w:w="2266" w:type="dxa"/>
+            <w:tcW w:w="2085" w:type="dxa"/>
           </w:tcPr>
           <w:p>
             <w:proofErr w:type="spellStart"/>
@@ -2626,9 +2630,12 @@
         </w:tc>
       </w:tr>
       <w:tr>
-        <w:tc>
-          <w:tcPr>
-            <w:tcW w:w="2265" w:type="dxa"/>
+        <w:trPr>
+          <w:trHeight w:val="259"/>
+        </w:trPr>
+        <w:tc>
+          <w:tcPr>
+            <w:tcW w:w="2085" w:type="dxa"/>
           </w:tcPr>
           <w:p>
             <w:proofErr w:type="spellStart"/>
@@ -2640,7 +2647,7 @@
         </w:tc>
         <w:tc>
           <w:tcPr>
-            <w:tcW w:w="2265" w:type="dxa"/>
+            <w:tcW w:w="2085" w:type="dxa"/>
           </w:tcPr>
           <w:p>
             <w:r>
@@ -2650,7 +2657,7 @@
         </w:tc>
         <w:tc>
           <w:tcPr>
-            <w:tcW w:w="2266" w:type="dxa"/>
+            <w:tcW w:w="2085" w:type="dxa"/>
           </w:tcPr>
           <w:p>
             <w:r>
@@ -2660,7 +2667,7 @@
         </w:tc>
         <w:tc>
           <w:tcPr>
-            <w:tcW w:w="2266" w:type="dxa"/>
+            <w:tcW w:w="2085" w:type="dxa"/>
           </w:tcPr>
           <w:p>
             <w:r>
@@ -2670,9 +2677,12 @@
         </w:tc>
       </w:tr>
       <w:tr>
-        <w:tc>
-          <w:tcPr>
-            <w:tcW w:w="2265" w:type="dxa"/>
+        <w:trPr>
+          <w:trHeight w:val="259"/>
+        </w:trPr>
+        <w:tc>
+          <w:tcPr>
+            <w:tcW w:w="2085" w:type="dxa"/>
           </w:tcPr>
           <w:p>
             <w:proofErr w:type="spellStart"/>
@@ -2684,7 +2694,7 @@
         </w:tc>
         <w:tc>
           <w:tcPr>
-            <w:tcW w:w="2265" w:type="dxa"/>
+            <w:tcW w:w="2085" w:type="dxa"/>
           </w:tcPr>
           <w:p>
             <w:r>
@@ -2694,7 +2704,7 @@
         </w:tc>
         <w:tc>
           <w:tcPr>
-            <w:tcW w:w="2266" w:type="dxa"/>
+            <w:tcW w:w="2085" w:type="dxa"/>
           </w:tcPr>
           <w:p>
             <w:r>
@@ -2704,7 +2714,7 @@
         </w:tc>
         <w:tc>
           <w:tcPr>
-            <w:tcW w:w="2266" w:type="dxa"/>
+            <w:tcW w:w="2085" w:type="dxa"/>
           </w:tcPr>
           <w:p>
             <w:r>
@@ -2727,66 +2737,314 @@
       </w:pPr>
       <w:bookmarkStart w:id="6" w:name="_Toc241834365"/>
       <w:r>
-        <w:lastRenderedPageBreak/>
-        <w:drawing>
-          <wp:anchor distT="0" distB="0" distL="114300" distR="114300" simplePos="0" relativeHeight="251666432" behindDoc="0" locked="0" layoutInCell="1" allowOverlap="1" wp14:anchorId="57F96B9E" wp14:editId="6979D2E2">
-            <wp:simplePos x="0" y="0"/>
-            <wp:positionH relativeFrom="column">
-              <wp:posOffset>224155</wp:posOffset>
-            </wp:positionH>
-            <wp:positionV relativeFrom="paragraph">
-              <wp:posOffset>452120</wp:posOffset>
-            </wp:positionV>
-            <wp:extent cx="5760720" cy="1875155"/>
-            <wp:effectExtent l="0" t="0" r="0" b="0"/>
-            <wp:wrapTopAndBottom/>
-            <wp:docPr id="12" name="Kép 12"/>
-            <wp:cNvGraphicFramePr>
-              <a:graphicFrameLocks xmlns:a="http://schemas.openxmlformats.org/drawingml/2006/main" noChangeAspect="1"/>
-            </wp:cNvGraphicFramePr>
-            <a:graphic xmlns:a="http://schemas.openxmlformats.org/drawingml/2006/main">
-              <a:graphicData uri="http://schemas.openxmlformats.org/drawingml/2006/picture">
-                <pic:pic xmlns:pic="http://schemas.openxmlformats.org/drawingml/2006/picture">
-                  <pic:nvPicPr>
-                    <pic:cNvPr id="1" name=""/>
-                    <pic:cNvPicPr/>
-                  </pic:nvPicPr>
-                  <pic:blipFill>
-                    <a:blip r:embed="rId8">
-                      <a:extLst>
-                        <a:ext uri="{28A0092B-C50C-407E-A947-70E740481C1C}">
-                          <a14:useLocalDpi xmlns:a14="http://schemas.microsoft.com/office/drawing/2010/main" val="0"/>
-                        </a:ext>
-                      </a:extLst>
-                    </a:blip>
-                    <a:stretch>
-                      <a:fillRect/>
-                    </a:stretch>
-                  </pic:blipFill>
-                  <pic:spPr>
-                    <a:xfrm>
-                      <a:off x="0" y="0"/>
-                      <a:ext cx="5760720" cy="1875155"/>
-                    </a:xfrm>
-                    <a:prstGeom prst="rect">
-                      <a:avLst/>
-                    </a:prstGeom>
-                  </pic:spPr>
-                </pic:pic>
-              </a:graphicData>
-            </a:graphic>
-          </wp:anchor>
-        </w:drawing>
-      </w:r>
-      <w:r>
         <w:rPr>
           <w:color w:val="3A1953"/>
         </w:rPr>
+        <w:lastRenderedPageBreak/>
         <w:t>profilok</w:t>
       </w:r>
       <w:bookmarkEnd w:id="6"/>
     </w:p>
-    <w:p/>
+    <w:tbl>
+      <w:tblPr>
+        <w:tblStyle w:val="Rcsostblzat"/>
+        <w:tblW w:w="8370" w:type="dxa"/>
+        <w:tblInd w:w="678" w:type="dxa"/>
+        <w:tblLook w:val="04A0" w:firstRow="1" w:lastRow="0" w:firstColumn="1" w:lastColumn="0" w:noHBand="0" w:noVBand="1"/>
+      </w:tblPr>
+      <w:tblGrid>
+        <w:gridCol w:w="2092"/>
+        <w:gridCol w:w="2092"/>
+        <w:gridCol w:w="2093"/>
+        <w:gridCol w:w="2093"/>
+      </w:tblGrid>
+      <w:tr>
+        <w:trPr>
+          <w:trHeight w:val="286"/>
+        </w:trPr>
+        <w:tc>
+          <w:tcPr>
+            <w:tcW w:w="2092" w:type="dxa"/>
+          </w:tcPr>
+          <w:p>
+            <w:r>
+              <w:t>Mező</w:t>
+            </w:r>
+          </w:p>
+        </w:tc>
+        <w:tc>
+          <w:tcPr>
+            <w:tcW w:w="2092" w:type="dxa"/>
+          </w:tcPr>
+          <w:p>
+            <w:r>
+              <w:t>Típus</w:t>
+            </w:r>
+          </w:p>
+        </w:tc>
+        <w:tc>
+          <w:tcPr>
+            <w:tcW w:w="2093" w:type="dxa"/>
+          </w:tcPr>
+          <w:p>
+            <w:proofErr w:type="spellStart"/>
+            <w:r>
+              <w:t>Nullable</w:t>
+            </w:r>
+            <w:proofErr w:type="spellEnd"/>
+          </w:p>
+        </w:tc>
+        <w:tc>
+          <w:tcPr>
+            <w:tcW w:w="2093" w:type="dxa"/>
+          </w:tcPr>
+          <w:p>
+            <w:proofErr w:type="spellStart"/>
+            <w:r>
+              <w:t>Unique</w:t>
+            </w:r>
+            <w:proofErr w:type="spellEnd"/>
+          </w:p>
+        </w:tc>
+      </w:tr>
+      <w:tr>
+        <w:trPr>
+          <w:trHeight w:val="557"/>
+        </w:trPr>
+        <w:tc>
+          <w:tcPr>
+            <w:tcW w:w="2092" w:type="dxa"/>
+          </w:tcPr>
+          <w:p>
+            <w:proofErr w:type="spellStart"/>
+            <w:r>
+              <w:t>id</w:t>
+            </w:r>
+            <w:proofErr w:type="spellEnd"/>
+          </w:p>
+        </w:tc>
+        <w:tc>
+          <w:tcPr>
+            <w:tcW w:w="2092" w:type="dxa"/>
+          </w:tcPr>
+          <w:p>
+            <w:proofErr w:type="spellStart"/>
+            <w:r>
+              <w:t>uuid</w:t>
+            </w:r>
+            <w:proofErr w:type="spellEnd"/>
+          </w:p>
+        </w:tc>
+        <w:tc>
+          <w:tcPr>
+            <w:tcW w:w="2093" w:type="dxa"/>
+          </w:tcPr>
+          <w:p>
+            <w:r>
+              <w:t>NOT NULL</w:t>
+            </w:r>
+          </w:p>
+        </w:tc>
+        <w:tc>
+          <w:tcPr>
+            <w:tcW w:w="2093" w:type="dxa"/>
+          </w:tcPr>
+          <w:p>
+            <w:r>
+              <w:t>PK (FK → auth.users.id)</w:t>
+            </w:r>
+          </w:p>
+        </w:tc>
+      </w:tr>
+      <w:tr>
+        <w:trPr>
+          <w:trHeight w:val="286"/>
+        </w:trPr>
+        <w:tc>
+          <w:tcPr>
+            <w:tcW w:w="2092" w:type="dxa"/>
+          </w:tcPr>
+          <w:p>
+            <w:proofErr w:type="spellStart"/>
+            <w:r>
+              <w:t>felhasznalonev</w:t>
+            </w:r>
+            <w:proofErr w:type="spellEnd"/>
+          </w:p>
+        </w:tc>
+        <w:tc>
+          <w:tcPr>
+            <w:tcW w:w="2092" w:type="dxa"/>
+          </w:tcPr>
+          <w:p>
+            <w:proofErr w:type="spellStart"/>
+            <w:r>
+              <w:t>varchar</w:t>
+            </w:r>
+            <w:proofErr w:type="spellEnd"/>
+          </w:p>
+        </w:tc>
+        <w:tc>
+          <w:tcPr>
+            <w:tcW w:w="2093" w:type="dxa"/>
+          </w:tcPr>
+          <w:p>
+            <w:r>
+              <w:t>NOT NULL</w:t>
+            </w:r>
+          </w:p>
+        </w:tc>
+        <w:tc>
+          <w:tcPr>
+            <w:tcW w:w="2093" w:type="dxa"/>
+          </w:tcPr>
+          <w:p>
+            <w:r>
+              <w:t>igen</w:t>
+            </w:r>
+          </w:p>
+        </w:tc>
+      </w:tr>
+      <w:tr>
+        <w:trPr>
+          <w:trHeight w:val="270"/>
+        </w:trPr>
+        <w:tc>
+          <w:tcPr>
+            <w:tcW w:w="2092" w:type="dxa"/>
+          </w:tcPr>
+          <w:p>
+            <w:r>
+              <w:t>email</w:t>
+            </w:r>
+          </w:p>
+        </w:tc>
+        <w:tc>
+          <w:tcPr>
+            <w:tcW w:w="2092" w:type="dxa"/>
+          </w:tcPr>
+          <w:p>
+            <w:proofErr w:type="spellStart"/>
+            <w:r>
+              <w:t>varchar</w:t>
+            </w:r>
+            <w:proofErr w:type="spellEnd"/>
+          </w:p>
+        </w:tc>
+        <w:tc>
+          <w:tcPr>
+            <w:tcW w:w="2093" w:type="dxa"/>
+          </w:tcPr>
+          <w:p>
+            <w:r>
+              <w:t>NOT NULL</w:t>
+            </w:r>
+          </w:p>
+        </w:tc>
+        <w:tc>
+          <w:tcPr>
+            <w:tcW w:w="2093" w:type="dxa"/>
+          </w:tcPr>
+          <w:p>
+            <w:r>
+              <w:t>igen</w:t>
+            </w:r>
+          </w:p>
+        </w:tc>
+      </w:tr>
+      <w:tr>
+        <w:trPr>
+          <w:trHeight w:val="286"/>
+        </w:trPr>
+        <w:tc>
+          <w:tcPr>
+            <w:tcW w:w="2092" w:type="dxa"/>
+          </w:tcPr>
+          <w:p>
+            <w:r>
+              <w:t>szerep</w:t>
+            </w:r>
+          </w:p>
+        </w:tc>
+        <w:tc>
+          <w:tcPr>
+            <w:tcW w:w="2092" w:type="dxa"/>
+          </w:tcPr>
+          <w:p>
+            <w:r>
+              <w:t>text</w:t>
+            </w:r>
+          </w:p>
+        </w:tc>
+        <w:tc>
+          <w:tcPr>
+            <w:tcW w:w="2093" w:type="dxa"/>
+          </w:tcPr>
+          <w:p>
+            <w:r>
+              <w:t>NOT NULL</w:t>
+            </w:r>
+          </w:p>
+        </w:tc>
+        <w:tc>
+          <w:tcPr>
+            <w:tcW w:w="2093" w:type="dxa"/>
+          </w:tcPr>
+          <w:p>
+            <w:r>
+              <w:t>nem</w:t>
+            </w:r>
+          </w:p>
+        </w:tc>
+      </w:tr>
+      <w:tr>
+        <w:trPr>
+          <w:trHeight w:val="270"/>
+        </w:trPr>
+        <w:tc>
+          <w:tcPr>
+            <w:tcW w:w="2092" w:type="dxa"/>
+          </w:tcPr>
+          <w:p>
+            <w:proofErr w:type="spellStart"/>
+            <w:r>
+              <w:t>xp</w:t>
+            </w:r>
+            <w:proofErr w:type="spellEnd"/>
+          </w:p>
+        </w:tc>
+        <w:tc>
+          <w:tcPr>
+            <w:tcW w:w="2092" w:type="dxa"/>
+          </w:tcPr>
+          <w:p>
+            <w:r>
+              <w:t>int4</w:t>
+            </w:r>
+          </w:p>
+        </w:tc>
+        <w:tc>
+          <w:tcPr>
+            <w:tcW w:w="2093" w:type="dxa"/>
+          </w:tcPr>
+          <w:p>
+            <w:r>
+              <w:t>NOT NULL</w:t>
+            </w:r>
+          </w:p>
+        </w:tc>
+        <w:tc>
+          <w:tcPr>
+            <w:tcW w:w="2093" w:type="dxa"/>
+          </w:tcPr>
+          <w:p>
+            <w:r>
+              <w:t>nem</w:t>
+            </w:r>
+          </w:p>
+        </w:tc>
+      </w:tr>
+    </w:tbl>
     <w:p>
       <w:pPr>
         <w:ind w:left="709"/>
@@ -2855,6 +3113,7 @@
     <w:p>
       <w:pPr>
         <w:ind w:left="709"/>
+        <w:jc w:val="both"/>
         <w:rPr>
           <w:rFonts w:ascii="Times New Roman" w:hAnsi="Times New Roman" w:cs="Times New Roman"/>
           <w:sz w:val="28"/>
@@ -2990,6 +3249,76 @@
     </w:p>
     <w:p>
       <w:pPr>
+        <w:ind w:left="709"/>
+        <w:rPr>
+          <w:rFonts w:ascii="Times New Roman" w:hAnsi="Times New Roman" w:cs="Times New Roman"/>
+          <w:sz w:val="28"/>
+          <w:szCs w:val="28"/>
+        </w:rPr>
+      </w:pPr>
+    </w:p>
+    <w:p>
+      <w:pPr>
+        <w:ind w:left="709"/>
+        <w:rPr>
+          <w:rFonts w:ascii="Times New Roman" w:hAnsi="Times New Roman" w:cs="Times New Roman"/>
+          <w:sz w:val="28"/>
+          <w:szCs w:val="28"/>
+        </w:rPr>
+      </w:pPr>
+    </w:p>
+    <w:p>
+      <w:pPr>
+        <w:ind w:left="709"/>
+        <w:rPr>
+          <w:rFonts w:ascii="Times New Roman" w:hAnsi="Times New Roman" w:cs="Times New Roman"/>
+          <w:sz w:val="28"/>
+          <w:szCs w:val="28"/>
+        </w:rPr>
+      </w:pPr>
+    </w:p>
+    <w:p>
+      <w:pPr>
+        <w:ind w:left="709"/>
+        <w:rPr>
+          <w:rFonts w:ascii="Times New Roman" w:hAnsi="Times New Roman" w:cs="Times New Roman"/>
+          <w:sz w:val="28"/>
+          <w:szCs w:val="28"/>
+        </w:rPr>
+      </w:pPr>
+    </w:p>
+    <w:p>
+      <w:pPr>
+        <w:ind w:left="709"/>
+        <w:rPr>
+          <w:rFonts w:ascii="Times New Roman" w:hAnsi="Times New Roman" w:cs="Times New Roman"/>
+          <w:sz w:val="28"/>
+          <w:szCs w:val="28"/>
+        </w:rPr>
+      </w:pPr>
+    </w:p>
+    <w:p>
+      <w:pPr>
+        <w:ind w:left="709"/>
+        <w:rPr>
+          <w:rFonts w:ascii="Times New Roman" w:hAnsi="Times New Roman" w:cs="Times New Roman"/>
+          <w:sz w:val="28"/>
+          <w:szCs w:val="28"/>
+        </w:rPr>
+      </w:pPr>
+    </w:p>
+    <w:p>
+      <w:pPr>
+        <w:ind w:left="709"/>
+        <w:rPr>
+          <w:rFonts w:ascii="Times New Roman" w:hAnsi="Times New Roman" w:cs="Times New Roman"/>
+          <w:sz w:val="28"/>
+          <w:szCs w:val="28"/>
+        </w:rPr>
+      </w:pPr>
+    </w:p>
+    <w:p>
+      <w:pPr>
         <w:pStyle w:val="Cmsor2"/>
         <w:numPr>
           <w:ilvl w:val="1"/>
@@ -3001,66 +3330,504 @@
       </w:pPr>
       <w:bookmarkStart w:id="8" w:name="_Toc241834367"/>
       <w:r>
-        <w:lastRenderedPageBreak/>
-        <w:drawing>
-          <wp:anchor distT="0" distB="0" distL="114300" distR="114300" simplePos="0" relativeHeight="251667456" behindDoc="0" locked="0" layoutInCell="1" allowOverlap="1" wp14:anchorId="6CE39EC3" wp14:editId="4CD6B3A9">
-            <wp:simplePos x="0" y="0"/>
-            <wp:positionH relativeFrom="column">
-              <wp:posOffset>233680</wp:posOffset>
-            </wp:positionH>
-            <wp:positionV relativeFrom="paragraph">
-              <wp:posOffset>459740</wp:posOffset>
-            </wp:positionV>
-            <wp:extent cx="5760720" cy="3117850"/>
-            <wp:effectExtent l="0" t="0" r="0" b="6350"/>
-            <wp:wrapTopAndBottom/>
-            <wp:docPr id="15" name="Kép 15"/>
-            <wp:cNvGraphicFramePr>
-              <a:graphicFrameLocks xmlns:a="http://schemas.openxmlformats.org/drawingml/2006/main" noChangeAspect="1"/>
-            </wp:cNvGraphicFramePr>
-            <a:graphic xmlns:a="http://schemas.openxmlformats.org/drawingml/2006/main">
-              <a:graphicData uri="http://schemas.openxmlformats.org/drawingml/2006/picture">
-                <pic:pic xmlns:pic="http://schemas.openxmlformats.org/drawingml/2006/picture">
-                  <pic:nvPicPr>
-                    <pic:cNvPr id="1" name=""/>
-                    <pic:cNvPicPr/>
-                  </pic:nvPicPr>
-                  <pic:blipFill>
-                    <a:blip r:embed="rId9">
-                      <a:extLst>
-                        <a:ext uri="{28A0092B-C50C-407E-A947-70E740481C1C}">
-                          <a14:useLocalDpi xmlns:a14="http://schemas.microsoft.com/office/drawing/2010/main" val="0"/>
-                        </a:ext>
-                      </a:extLst>
-                    </a:blip>
-                    <a:stretch>
-                      <a:fillRect/>
-                    </a:stretch>
-                  </pic:blipFill>
-                  <pic:spPr>
-                    <a:xfrm>
-                      <a:off x="0" y="0"/>
-                      <a:ext cx="5760720" cy="3117850"/>
-                    </a:xfrm>
-                    <a:prstGeom prst="rect">
-                      <a:avLst/>
-                    </a:prstGeom>
-                  </pic:spPr>
-                </pic:pic>
-              </a:graphicData>
-            </a:graphic>
-          </wp:anchor>
-        </w:drawing>
-      </w:r>
-      <w:r>
         <w:rPr>
           <w:color w:val="3A1953"/>
         </w:rPr>
+        <w:lastRenderedPageBreak/>
         <w:t>feladatok</w:t>
       </w:r>
       <w:bookmarkEnd w:id="8"/>
     </w:p>
-    <w:p/>
+    <w:tbl>
+      <w:tblPr>
+        <w:tblStyle w:val="Rcsostblzat"/>
+        <w:tblW w:w="8908" w:type="dxa"/>
+        <w:tblInd w:w="528" w:type="dxa"/>
+        <w:tblLook w:val="04A0" w:firstRow="1" w:lastRow="0" w:firstColumn="1" w:lastColumn="0" w:noHBand="0" w:noVBand="1"/>
+      </w:tblPr>
+      <w:tblGrid>
+        <w:gridCol w:w="2227"/>
+        <w:gridCol w:w="2227"/>
+        <w:gridCol w:w="2227"/>
+        <w:gridCol w:w="2227"/>
+      </w:tblGrid>
+      <w:tr>
+        <w:trPr>
+          <w:trHeight w:val="361"/>
+        </w:trPr>
+        <w:tc>
+          <w:tcPr>
+            <w:tcW w:w="2227" w:type="dxa"/>
+          </w:tcPr>
+          <w:p>
+            <w:r>
+              <w:t>Mező</w:t>
+            </w:r>
+          </w:p>
+        </w:tc>
+        <w:tc>
+          <w:tcPr>
+            <w:tcW w:w="2227" w:type="dxa"/>
+          </w:tcPr>
+          <w:p>
+            <w:r>
+              <w:t>Típus</w:t>
+            </w:r>
+          </w:p>
+        </w:tc>
+        <w:tc>
+          <w:tcPr>
+            <w:tcW w:w="2227" w:type="dxa"/>
+          </w:tcPr>
+          <w:p>
+            <w:proofErr w:type="spellStart"/>
+            <w:r>
+              <w:t>Nullable</w:t>
+            </w:r>
+            <w:proofErr w:type="spellEnd"/>
+          </w:p>
+        </w:tc>
+        <w:tc>
+          <w:tcPr>
+            <w:tcW w:w="2227" w:type="dxa"/>
+          </w:tcPr>
+          <w:p>
+            <w:proofErr w:type="spellStart"/>
+            <w:r>
+              <w:t>Unique</w:t>
+            </w:r>
+            <w:proofErr w:type="spellEnd"/>
+          </w:p>
+        </w:tc>
+      </w:tr>
+      <w:tr>
+        <w:trPr>
+          <w:trHeight w:val="341"/>
+        </w:trPr>
+        <w:tc>
+          <w:tcPr>
+            <w:tcW w:w="2227" w:type="dxa"/>
+          </w:tcPr>
+          <w:p>
+            <w:proofErr w:type="spellStart"/>
+            <w:r>
+              <w:t>id</w:t>
+            </w:r>
+            <w:proofErr w:type="spellEnd"/>
+          </w:p>
+        </w:tc>
+        <w:tc>
+          <w:tcPr>
+            <w:tcW w:w="2227" w:type="dxa"/>
+          </w:tcPr>
+          <w:p>
+            <w:r>
+              <w:t>int4</w:t>
+            </w:r>
+          </w:p>
+        </w:tc>
+        <w:tc>
+          <w:tcPr>
+            <w:tcW w:w="2227" w:type="dxa"/>
+          </w:tcPr>
+          <w:p>
+            <w:r>
+              <w:t>NOT NULL</w:t>
+            </w:r>
+          </w:p>
+        </w:tc>
+        <w:tc>
+          <w:tcPr>
+            <w:tcW w:w="2227" w:type="dxa"/>
+          </w:tcPr>
+          <w:p>
+            <w:r>
+              <w:t>PK</w:t>
+            </w:r>
+          </w:p>
+        </w:tc>
+      </w:tr>
+      <w:tr>
+        <w:trPr>
+          <w:trHeight w:val="724"/>
+        </w:trPr>
+        <w:tc>
+          <w:tcPr>
+            <w:tcW w:w="2227" w:type="dxa"/>
+          </w:tcPr>
+          <w:p>
+            <w:proofErr w:type="spellStart"/>
+            <w:r>
+              <w:t>temakor_id</w:t>
+            </w:r>
+            <w:proofErr w:type="spellEnd"/>
+          </w:p>
+        </w:tc>
+        <w:tc>
+          <w:tcPr>
+            <w:tcW w:w="2227" w:type="dxa"/>
+          </w:tcPr>
+          <w:p>
+            <w:r>
+              <w:t>int4</w:t>
+            </w:r>
+          </w:p>
+        </w:tc>
+        <w:tc>
+          <w:tcPr>
+            <w:tcW w:w="2227" w:type="dxa"/>
+          </w:tcPr>
+          <w:p>
+            <w:r>
+              <w:t>NOT NULL</w:t>
+            </w:r>
+          </w:p>
+        </w:tc>
+        <w:tc>
+          <w:tcPr>
+            <w:tcW w:w="2227" w:type="dxa"/>
+          </w:tcPr>
+          <w:p>
+            <w:r>
+              <w:t>nem (FK → temakorok.id)</w:t>
+            </w:r>
+          </w:p>
+        </w:tc>
+      </w:tr>
+      <w:tr>
+        <w:trPr>
+          <w:trHeight w:val="703"/>
+        </w:trPr>
+        <w:tc>
+          <w:tcPr>
+            <w:tcW w:w="2227" w:type="dxa"/>
+          </w:tcPr>
+          <w:p>
+            <w:proofErr w:type="spellStart"/>
+            <w:r>
+              <w:t>forras_id</w:t>
+            </w:r>
+            <w:proofErr w:type="spellEnd"/>
+          </w:p>
+        </w:tc>
+        <w:tc>
+          <w:tcPr>
+            <w:tcW w:w="2227" w:type="dxa"/>
+          </w:tcPr>
+          <w:p>
+            <w:r>
+              <w:t>int4</w:t>
+            </w:r>
+          </w:p>
+        </w:tc>
+        <w:tc>
+          <w:tcPr>
+            <w:tcW w:w="2227" w:type="dxa"/>
+          </w:tcPr>
+          <w:p>
+            <w:proofErr w:type="spellStart"/>
+            <w:r>
+              <w:t>nullable</w:t>
+            </w:r>
+            <w:proofErr w:type="spellEnd"/>
+          </w:p>
+        </w:tc>
+        <w:tc>
+          <w:tcPr>
+            <w:tcW w:w="2227" w:type="dxa"/>
+          </w:tcPr>
+          <w:p>
+            <w:r>
+              <w:t>nem (FK → forrasok.id)</w:t>
+            </w:r>
+          </w:p>
+        </w:tc>
+      </w:tr>
+      <w:tr>
+        <w:trPr>
+          <w:trHeight w:val="361"/>
+        </w:trPr>
+        <w:tc>
+          <w:tcPr>
+            <w:tcW w:w="2227" w:type="dxa"/>
+          </w:tcPr>
+          <w:p>
+            <w:proofErr w:type="spellStart"/>
+            <w:r>
+              <w:t>kerdes</w:t>
+            </w:r>
+            <w:proofErr w:type="spellEnd"/>
+          </w:p>
+        </w:tc>
+        <w:tc>
+          <w:tcPr>
+            <w:tcW w:w="2227" w:type="dxa"/>
+          </w:tcPr>
+          <w:p>
+            <w:r>
+              <w:t>text</w:t>
+            </w:r>
+          </w:p>
+        </w:tc>
+        <w:tc>
+          <w:tcPr>
+            <w:tcW w:w="2227" w:type="dxa"/>
+          </w:tcPr>
+          <w:p>
+            <w:r>
+              <w:t>NOT NULL</w:t>
+            </w:r>
+          </w:p>
+        </w:tc>
+        <w:tc>
+          <w:tcPr>
+            <w:tcW w:w="2227" w:type="dxa"/>
+          </w:tcPr>
+          <w:p>
+            <w:r>
+              <w:t>nem</w:t>
+            </w:r>
+          </w:p>
+        </w:tc>
+      </w:tr>
+      <w:tr>
+        <w:trPr>
+          <w:trHeight w:val="341"/>
+        </w:trPr>
+        <w:tc>
+          <w:tcPr>
+            <w:tcW w:w="2227" w:type="dxa"/>
+          </w:tcPr>
+          <w:p>
+            <w:proofErr w:type="spellStart"/>
+            <w:r>
+              <w:t>valaszok</w:t>
+            </w:r>
+            <w:proofErr w:type="spellEnd"/>
+          </w:p>
+        </w:tc>
+        <w:tc>
+          <w:tcPr>
+            <w:tcW w:w="2227" w:type="dxa"/>
+          </w:tcPr>
+          <w:p>
+            <w:r>
+              <w:t>text[]</w:t>
+            </w:r>
+          </w:p>
+        </w:tc>
+        <w:tc>
+          <w:tcPr>
+            <w:tcW w:w="2227" w:type="dxa"/>
+          </w:tcPr>
+          <w:p>
+            <w:proofErr w:type="spellStart"/>
+            <w:r>
+              <w:t>nullable</w:t>
+            </w:r>
+            <w:proofErr w:type="spellEnd"/>
+          </w:p>
+        </w:tc>
+        <w:tc>
+          <w:tcPr>
+            <w:tcW w:w="2227" w:type="dxa"/>
+          </w:tcPr>
+          <w:p>
+            <w:r>
+              <w:t>nem</w:t>
+            </w:r>
+          </w:p>
+        </w:tc>
+      </w:tr>
+      <w:tr>
+        <w:trPr>
+          <w:trHeight w:val="361"/>
+        </w:trPr>
+        <w:tc>
+          <w:tcPr>
+            <w:tcW w:w="2227" w:type="dxa"/>
+          </w:tcPr>
+          <w:p>
+            <w:r>
+              <w:t>pont</w:t>
+            </w:r>
+          </w:p>
+        </w:tc>
+        <w:tc>
+          <w:tcPr>
+            <w:tcW w:w="2227" w:type="dxa"/>
+          </w:tcPr>
+          <w:p>
+            <w:r>
+              <w:t>int4</w:t>
+            </w:r>
+          </w:p>
+        </w:tc>
+        <w:tc>
+          <w:tcPr>
+            <w:tcW w:w="2227" w:type="dxa"/>
+          </w:tcPr>
+          <w:p>
+            <w:r>
+              <w:t>NOT NULL</w:t>
+            </w:r>
+          </w:p>
+        </w:tc>
+        <w:tc>
+          <w:tcPr>
+            <w:tcW w:w="2227" w:type="dxa"/>
+          </w:tcPr>
+          <w:p>
+            <w:r>
+              <w:t>nem</w:t>
+            </w:r>
+          </w:p>
+        </w:tc>
+      </w:tr>
+      <w:tr>
+        <w:trPr>
+          <w:trHeight w:val="341"/>
+        </w:trPr>
+        <w:tc>
+          <w:tcPr>
+            <w:tcW w:w="2227" w:type="dxa"/>
+          </w:tcPr>
+          <w:p>
+            <w:proofErr w:type="spellStart"/>
+            <w:r>
+              <w:t>ev_id</w:t>
+            </w:r>
+            <w:proofErr w:type="spellEnd"/>
+          </w:p>
+        </w:tc>
+        <w:tc>
+          <w:tcPr>
+            <w:tcW w:w="2227" w:type="dxa"/>
+          </w:tcPr>
+          <w:p>
+            <w:r>
+              <w:t>int4</w:t>
+            </w:r>
+          </w:p>
+        </w:tc>
+        <w:tc>
+          <w:tcPr>
+            <w:tcW w:w="2227" w:type="dxa"/>
+          </w:tcPr>
+          <w:p>
+            <w:r>
+              <w:t>NOT NULL</w:t>
+            </w:r>
+          </w:p>
+        </w:tc>
+        <w:tc>
+          <w:tcPr>
+            <w:tcW w:w="2227" w:type="dxa"/>
+          </w:tcPr>
+          <w:p>
+            <w:r>
+              <w:t>nem (FK → ev.id)</w:t>
+            </w:r>
+          </w:p>
+        </w:tc>
+      </w:tr>
+      <w:tr>
+        <w:trPr>
+          <w:trHeight w:val="361"/>
+        </w:trPr>
+        <w:tc>
+          <w:tcPr>
+            <w:tcW w:w="2227" w:type="dxa"/>
+          </w:tcPr>
+          <w:p>
+            <w:proofErr w:type="spellStart"/>
+            <w:r>
+              <w:t>helyes_valaszok</w:t>
+            </w:r>
+            <w:proofErr w:type="spellEnd"/>
+          </w:p>
+        </w:tc>
+        <w:tc>
+          <w:tcPr>
+            <w:tcW w:w="2227" w:type="dxa"/>
+          </w:tcPr>
+          <w:p>
+            <w:r>
+              <w:t>text[]</w:t>
+            </w:r>
+          </w:p>
+        </w:tc>
+        <w:tc>
+          <w:tcPr>
+            <w:tcW w:w="2227" w:type="dxa"/>
+          </w:tcPr>
+          <w:p>
+            <w:proofErr w:type="spellStart"/>
+            <w:r>
+              <w:t>nullable</w:t>
+            </w:r>
+            <w:proofErr w:type="spellEnd"/>
+          </w:p>
+        </w:tc>
+        <w:tc>
+          <w:tcPr>
+            <w:tcW w:w="2227" w:type="dxa"/>
+          </w:tcPr>
+          <w:p>
+            <w:r>
+              <w:t>nem</w:t>
+            </w:r>
+          </w:p>
+        </w:tc>
+      </w:tr>
+      <w:tr>
+        <w:trPr>
+          <w:trHeight w:val="703"/>
+        </w:trPr>
+        <w:tc>
+          <w:tcPr>
+            <w:tcW w:w="2227" w:type="dxa"/>
+          </w:tcPr>
+          <w:p>
+            <w:proofErr w:type="spellStart"/>
+            <w:r>
+              <w:t>tipus_id</w:t>
+            </w:r>
+            <w:proofErr w:type="spellEnd"/>
+          </w:p>
+        </w:tc>
+        <w:tc>
+          <w:tcPr>
+            <w:tcW w:w="2227" w:type="dxa"/>
+          </w:tcPr>
+          <w:p>
+            <w:r>
+              <w:t>int4</w:t>
+            </w:r>
+          </w:p>
+        </w:tc>
+        <w:tc>
+          <w:tcPr>
+            <w:tcW w:w="2227" w:type="dxa"/>
+          </w:tcPr>
+          <w:p>
+            <w:r>
+              <w:t>NOT NULL</w:t>
+            </w:r>
+          </w:p>
+        </w:tc>
+        <w:tc>
+          <w:tcPr>
+            <w:tcW w:w="2227" w:type="dxa"/>
+          </w:tcPr>
+          <w:p>
+            <w:r>
+              <w:t>nem (FK → feladat_tipusok.id)</w:t>
+            </w:r>
+          </w:p>
+        </w:tc>
+      </w:tr>
+    </w:tbl>
     <w:p>
       <w:pPr>
         <w:ind w:left="709"/>
@@ -3132,57 +3899,6 @@
       </w:pPr>
       <w:bookmarkStart w:id="9" w:name="_Toc241834368"/>
       <w:r>
-        <w:drawing>
-          <wp:anchor distT="0" distB="0" distL="114300" distR="114300" simplePos="0" relativeHeight="251669504" behindDoc="0" locked="0" layoutInCell="1" allowOverlap="1" wp14:anchorId="06538564" wp14:editId="74823B96">
-            <wp:simplePos x="0" y="0"/>
-            <wp:positionH relativeFrom="column">
-              <wp:posOffset>243205</wp:posOffset>
-            </wp:positionH>
-            <wp:positionV relativeFrom="paragraph">
-              <wp:posOffset>405130</wp:posOffset>
-            </wp:positionV>
-            <wp:extent cx="5760720" cy="1575435"/>
-            <wp:effectExtent l="0" t="0" r="0" b="5715"/>
-            <wp:wrapTopAndBottom/>
-            <wp:docPr id="16" name="Kép 16"/>
-            <wp:cNvGraphicFramePr>
-              <a:graphicFrameLocks xmlns:a="http://schemas.openxmlformats.org/drawingml/2006/main" noChangeAspect="1"/>
-            </wp:cNvGraphicFramePr>
-            <a:graphic xmlns:a="http://schemas.openxmlformats.org/drawingml/2006/main">
-              <a:graphicData uri="http://schemas.openxmlformats.org/drawingml/2006/picture">
-                <pic:pic xmlns:pic="http://schemas.openxmlformats.org/drawingml/2006/picture">
-                  <pic:nvPicPr>
-                    <pic:cNvPr id="1" name=""/>
-                    <pic:cNvPicPr/>
-                  </pic:nvPicPr>
-                  <pic:blipFill>
-                    <a:blip r:embed="rId10">
-                      <a:extLst>
-                        <a:ext uri="{28A0092B-C50C-407E-A947-70E740481C1C}">
-                          <a14:useLocalDpi xmlns:a14="http://schemas.microsoft.com/office/drawing/2010/main" val="0"/>
-                        </a:ext>
-                      </a:extLst>
-                    </a:blip>
-                    <a:stretch>
-                      <a:fillRect/>
-                    </a:stretch>
-                  </pic:blipFill>
-                  <pic:spPr>
-                    <a:xfrm>
-                      <a:off x="0" y="0"/>
-                      <a:ext cx="5760720" cy="1575435"/>
-                    </a:xfrm>
-                    <a:prstGeom prst="rect">
-                      <a:avLst/>
-                    </a:prstGeom>
-                  </pic:spPr>
-                </pic:pic>
-              </a:graphicData>
-            </a:graphic>
-          </wp:anchor>
-        </w:drawing>
-      </w:r>
-      <w:r>
         <w:rPr>
           <w:color w:val="3A1953"/>
         </w:rPr>
@@ -3190,7 +3906,257 @@
       </w:r>
       <w:bookmarkEnd w:id="9"/>
     </w:p>
-    <w:p/>
+    <w:tbl>
+      <w:tblPr>
+        <w:tblStyle w:val="Rcsostblzat"/>
+        <w:tblW w:w="8866" w:type="dxa"/>
+        <w:tblInd w:w="543" w:type="dxa"/>
+        <w:tblLook w:val="04A0" w:firstRow="1" w:lastRow="0" w:firstColumn="1" w:lastColumn="0" w:noHBand="0" w:noVBand="1"/>
+      </w:tblPr>
+      <w:tblGrid>
+        <w:gridCol w:w="2216"/>
+        <w:gridCol w:w="2216"/>
+        <w:gridCol w:w="2217"/>
+        <w:gridCol w:w="2217"/>
+      </w:tblGrid>
+      <w:tr>
+        <w:trPr>
+          <w:trHeight w:val="272"/>
+        </w:trPr>
+        <w:tc>
+          <w:tcPr>
+            <w:tcW w:w="2216" w:type="dxa"/>
+          </w:tcPr>
+          <w:p>
+            <w:r>
+              <w:t>Mező</w:t>
+            </w:r>
+          </w:p>
+        </w:tc>
+        <w:tc>
+          <w:tcPr>
+            <w:tcW w:w="2216" w:type="dxa"/>
+          </w:tcPr>
+          <w:p>
+            <w:r>
+              <w:t>Típus</w:t>
+            </w:r>
+          </w:p>
+        </w:tc>
+        <w:tc>
+          <w:tcPr>
+            <w:tcW w:w="2217" w:type="dxa"/>
+          </w:tcPr>
+          <w:p>
+            <w:proofErr w:type="spellStart"/>
+            <w:r>
+              <w:t>Nullable</w:t>
+            </w:r>
+            <w:proofErr w:type="spellEnd"/>
+          </w:p>
+        </w:tc>
+        <w:tc>
+          <w:tcPr>
+            <w:tcW w:w="2217" w:type="dxa"/>
+          </w:tcPr>
+          <w:p>
+            <w:proofErr w:type="spellStart"/>
+            <w:r>
+              <w:t>Unique</w:t>
+            </w:r>
+            <w:proofErr w:type="spellEnd"/>
+          </w:p>
+        </w:tc>
+      </w:tr>
+      <w:tr>
+        <w:trPr>
+          <w:trHeight w:val="257"/>
+        </w:trPr>
+        <w:tc>
+          <w:tcPr>
+            <w:tcW w:w="2216" w:type="dxa"/>
+          </w:tcPr>
+          <w:p>
+            <w:proofErr w:type="spellStart"/>
+            <w:r>
+              <w:t>id</w:t>
+            </w:r>
+            <w:proofErr w:type="spellEnd"/>
+          </w:p>
+        </w:tc>
+        <w:tc>
+          <w:tcPr>
+            <w:tcW w:w="2216" w:type="dxa"/>
+          </w:tcPr>
+          <w:p>
+            <w:r>
+              <w:t>int4</w:t>
+            </w:r>
+          </w:p>
+        </w:tc>
+        <w:tc>
+          <w:tcPr>
+            <w:tcW w:w="2217" w:type="dxa"/>
+          </w:tcPr>
+          <w:p>
+            <w:r>
+              <w:t>NOT NULL</w:t>
+            </w:r>
+          </w:p>
+        </w:tc>
+        <w:tc>
+          <w:tcPr>
+            <w:tcW w:w="2217" w:type="dxa"/>
+          </w:tcPr>
+          <w:p>
+            <w:r>
+              <w:t>PK</w:t>
+            </w:r>
+          </w:p>
+        </w:tc>
+      </w:tr>
+      <w:tr>
+        <w:trPr>
+          <w:trHeight w:val="544"/>
+        </w:trPr>
+        <w:tc>
+          <w:tcPr>
+            <w:tcW w:w="2216" w:type="dxa"/>
+          </w:tcPr>
+          <w:p>
+            <w:proofErr w:type="spellStart"/>
+            <w:r>
+              <w:t>feladat_id</w:t>
+            </w:r>
+            <w:proofErr w:type="spellEnd"/>
+          </w:p>
+        </w:tc>
+        <w:tc>
+          <w:tcPr>
+            <w:tcW w:w="2216" w:type="dxa"/>
+          </w:tcPr>
+          <w:p>
+            <w:r>
+              <w:t>int4</w:t>
+            </w:r>
+          </w:p>
+        </w:tc>
+        <w:tc>
+          <w:tcPr>
+            <w:tcW w:w="2217" w:type="dxa"/>
+          </w:tcPr>
+          <w:p>
+            <w:r>
+              <w:t>NOT NULL</w:t>
+            </w:r>
+          </w:p>
+        </w:tc>
+        <w:tc>
+          <w:tcPr>
+            <w:tcW w:w="2217" w:type="dxa"/>
+          </w:tcPr>
+          <w:p>
+            <w:r>
+              <w:t>nem (FK → feladatok.id)</w:t>
+            </w:r>
+          </w:p>
+        </w:tc>
+      </w:tr>
+      <w:tr>
+        <w:trPr>
+          <w:trHeight w:val="257"/>
+        </w:trPr>
+        <w:tc>
+          <w:tcPr>
+            <w:tcW w:w="2216" w:type="dxa"/>
+          </w:tcPr>
+          <w:p>
+            <w:proofErr w:type="spellStart"/>
+            <w:r>
+              <w:t>oszlop_sorszam</w:t>
+            </w:r>
+            <w:proofErr w:type="spellEnd"/>
+          </w:p>
+        </w:tc>
+        <w:tc>
+          <w:tcPr>
+            <w:tcW w:w="2216" w:type="dxa"/>
+          </w:tcPr>
+          <w:p>
+            <w:r>
+              <w:t>int4</w:t>
+            </w:r>
+          </w:p>
+        </w:tc>
+        <w:tc>
+          <w:tcPr>
+            <w:tcW w:w="2217" w:type="dxa"/>
+          </w:tcPr>
+          <w:p>
+            <w:r>
+              <w:t>NOT NULL</w:t>
+            </w:r>
+          </w:p>
+        </w:tc>
+        <w:tc>
+          <w:tcPr>
+            <w:tcW w:w="2217" w:type="dxa"/>
+          </w:tcPr>
+          <w:p>
+            <w:r>
+              <w:t>nem</w:t>
+            </w:r>
+          </w:p>
+        </w:tc>
+      </w:tr>
+      <w:tr>
+        <w:trPr>
+          <w:trHeight w:val="257"/>
+        </w:trPr>
+        <w:tc>
+          <w:tcPr>
+            <w:tcW w:w="2216" w:type="dxa"/>
+          </w:tcPr>
+          <w:p>
+            <w:proofErr w:type="spellStart"/>
+            <w:r>
+              <w:t>oszlop_nev</w:t>
+            </w:r>
+            <w:proofErr w:type="spellEnd"/>
+          </w:p>
+        </w:tc>
+        <w:tc>
+          <w:tcPr>
+            <w:tcW w:w="2216" w:type="dxa"/>
+          </w:tcPr>
+          <w:p>
+            <w:r>
+              <w:t>text</w:t>
+            </w:r>
+          </w:p>
+        </w:tc>
+        <w:tc>
+          <w:tcPr>
+            <w:tcW w:w="2217" w:type="dxa"/>
+          </w:tcPr>
+          <w:p>
+            <w:r>
+              <w:t>NOT NULL</w:t>
+            </w:r>
+          </w:p>
+        </w:tc>
+        <w:tc>
+          <w:tcPr>
+            <w:tcW w:w="2217" w:type="dxa"/>
+          </w:tcPr>
+          <w:p>
+            <w:r>
+              <w:t>nem</w:t>
+            </w:r>
+          </w:p>
+        </w:tc>
+      </w:tr>
+    </w:tbl>
     <w:p>
       <w:pPr>
         <w:ind w:left="709"/>
@@ -3219,7 +4185,6 @@
         <w:ind w:left="1134"/>
       </w:pPr>
       <w:r>
-        <w:lastRenderedPageBreak/>
         <w:t>A táblázatos feladatok rekonstruálása érdekében fel kell osztanunk a kirajzolandó táblázatot az oszlopok fejlécét tároló adatbázis táblára és az oszlopok adott sorában található értékekre. Így a ’tablazatos_feladat_oszlopok’ tábla elmenti a táblázat fejléceinek nevét és a táblázatban elfoglalt helyét a redundancia csökkentése érdekében.</w:t>
       </w:r>
     </w:p>
@@ -3236,65 +4201,363 @@
       </w:pPr>
       <w:bookmarkStart w:id="10" w:name="_Toc241834369"/>
       <w:r>
-        <w:drawing>
-          <wp:anchor distT="0" distB="0" distL="114300" distR="114300" simplePos="0" relativeHeight="251670528" behindDoc="0" locked="0" layoutInCell="1" allowOverlap="1" wp14:anchorId="76FE4FF6" wp14:editId="14864E69">
-            <wp:simplePos x="0" y="0"/>
-            <wp:positionH relativeFrom="column">
-              <wp:posOffset>214630</wp:posOffset>
-            </wp:positionH>
-            <wp:positionV relativeFrom="paragraph">
-              <wp:posOffset>480060</wp:posOffset>
-            </wp:positionV>
-            <wp:extent cx="5760720" cy="2162810"/>
-            <wp:effectExtent l="0" t="0" r="0" b="8890"/>
-            <wp:wrapTopAndBottom/>
-            <wp:docPr id="17" name="Kép 17"/>
-            <wp:cNvGraphicFramePr>
-              <a:graphicFrameLocks xmlns:a="http://schemas.openxmlformats.org/drawingml/2006/main" noChangeAspect="1"/>
-            </wp:cNvGraphicFramePr>
-            <a:graphic xmlns:a="http://schemas.openxmlformats.org/drawingml/2006/main">
-              <a:graphicData uri="http://schemas.openxmlformats.org/drawingml/2006/picture">
-                <pic:pic xmlns:pic="http://schemas.openxmlformats.org/drawingml/2006/picture">
-                  <pic:nvPicPr>
-                    <pic:cNvPr id="1" name=""/>
-                    <pic:cNvPicPr/>
-                  </pic:nvPicPr>
-                  <pic:blipFill>
-                    <a:blip r:embed="rId11">
-                      <a:extLst>
-                        <a:ext uri="{28A0092B-C50C-407E-A947-70E740481C1C}">
-                          <a14:useLocalDpi xmlns:a14="http://schemas.microsoft.com/office/drawing/2010/main" val="0"/>
-                        </a:ext>
-                      </a:extLst>
-                    </a:blip>
-                    <a:stretch>
-                      <a:fillRect/>
-                    </a:stretch>
-                  </pic:blipFill>
-                  <pic:spPr>
-                    <a:xfrm>
-                      <a:off x="0" y="0"/>
-                      <a:ext cx="5760720" cy="2162810"/>
-                    </a:xfrm>
-                    <a:prstGeom prst="rect">
-                      <a:avLst/>
-                    </a:prstGeom>
-                  </pic:spPr>
-                </pic:pic>
-              </a:graphicData>
-            </a:graphic>
-          </wp:anchor>
-        </w:drawing>
-      </w:r>
-      <w:r>
         <w:rPr>
           <w:color w:val="3A1953"/>
         </w:rPr>
+        <w:lastRenderedPageBreak/>
         <w:t>tablazatos_feladatok_cellak</w:t>
       </w:r>
       <w:bookmarkEnd w:id="10"/>
     </w:p>
-    <w:p/>
+    <w:tbl>
+      <w:tblPr>
+        <w:tblStyle w:val="Rcsostblzat"/>
+        <w:tblW w:w="8714" w:type="dxa"/>
+        <w:tblInd w:w="648" w:type="dxa"/>
+        <w:tblLook w:val="04A0" w:firstRow="1" w:lastRow="0" w:firstColumn="1" w:lastColumn="0" w:noHBand="0" w:noVBand="1"/>
+      </w:tblPr>
+      <w:tblGrid>
+        <w:gridCol w:w="2178"/>
+        <w:gridCol w:w="2178"/>
+        <w:gridCol w:w="2179"/>
+        <w:gridCol w:w="2179"/>
+      </w:tblGrid>
+      <w:tr>
+        <w:trPr>
+          <w:trHeight w:val="268"/>
+        </w:trPr>
+        <w:tc>
+          <w:tcPr>
+            <w:tcW w:w="2178" w:type="dxa"/>
+          </w:tcPr>
+          <w:p>
+            <w:r>
+              <w:t>Mező</w:t>
+            </w:r>
+          </w:p>
+        </w:tc>
+        <w:tc>
+          <w:tcPr>
+            <w:tcW w:w="2178" w:type="dxa"/>
+          </w:tcPr>
+          <w:p>
+            <w:r>
+              <w:t>Típus</w:t>
+            </w:r>
+          </w:p>
+        </w:tc>
+        <w:tc>
+          <w:tcPr>
+            <w:tcW w:w="2179" w:type="dxa"/>
+          </w:tcPr>
+          <w:p>
+            <w:proofErr w:type="spellStart"/>
+            <w:r>
+              <w:t>Nullable</w:t>
+            </w:r>
+            <w:proofErr w:type="spellEnd"/>
+          </w:p>
+        </w:tc>
+        <w:tc>
+          <w:tcPr>
+            <w:tcW w:w="2179" w:type="dxa"/>
+          </w:tcPr>
+          <w:p>
+            <w:proofErr w:type="spellStart"/>
+            <w:r>
+              <w:t>Unique</w:t>
+            </w:r>
+            <w:proofErr w:type="spellEnd"/>
+          </w:p>
+        </w:tc>
+      </w:tr>
+      <w:tr>
+        <w:trPr>
+          <w:trHeight w:val="253"/>
+        </w:trPr>
+        <w:tc>
+          <w:tcPr>
+            <w:tcW w:w="2178" w:type="dxa"/>
+          </w:tcPr>
+          <w:p>
+            <w:proofErr w:type="spellStart"/>
+            <w:r>
+              <w:t>id</w:t>
+            </w:r>
+            <w:proofErr w:type="spellEnd"/>
+          </w:p>
+        </w:tc>
+        <w:tc>
+          <w:tcPr>
+            <w:tcW w:w="2178" w:type="dxa"/>
+          </w:tcPr>
+          <w:p>
+            <w:r>
+              <w:t>int4</w:t>
+            </w:r>
+          </w:p>
+        </w:tc>
+        <w:tc>
+          <w:tcPr>
+            <w:tcW w:w="2179" w:type="dxa"/>
+          </w:tcPr>
+          <w:p>
+            <w:r>
+              <w:t>NOT NULL</w:t>
+            </w:r>
+          </w:p>
+        </w:tc>
+        <w:tc>
+          <w:tcPr>
+            <w:tcW w:w="2179" w:type="dxa"/>
+          </w:tcPr>
+          <w:p>
+            <w:r>
+              <w:t>PK</w:t>
+            </w:r>
+          </w:p>
+        </w:tc>
+      </w:tr>
+      <w:tr>
+        <w:trPr>
+          <w:trHeight w:val="536"/>
+        </w:trPr>
+        <w:tc>
+          <w:tcPr>
+            <w:tcW w:w="2178" w:type="dxa"/>
+          </w:tcPr>
+          <w:p>
+            <w:proofErr w:type="spellStart"/>
+            <w:r>
+              <w:t>feladat_id</w:t>
+            </w:r>
+            <w:proofErr w:type="spellEnd"/>
+          </w:p>
+        </w:tc>
+        <w:tc>
+          <w:tcPr>
+            <w:tcW w:w="2178" w:type="dxa"/>
+          </w:tcPr>
+          <w:p>
+            <w:r>
+              <w:t>int4</w:t>
+            </w:r>
+          </w:p>
+        </w:tc>
+        <w:tc>
+          <w:tcPr>
+            <w:tcW w:w="2179" w:type="dxa"/>
+          </w:tcPr>
+          <w:p>
+            <w:r>
+              <w:t>NOT NULL</w:t>
+            </w:r>
+          </w:p>
+        </w:tc>
+        <w:tc>
+          <w:tcPr>
+            <w:tcW w:w="2179" w:type="dxa"/>
+          </w:tcPr>
+          <w:p>
+            <w:r>
+              <w:t>nem (FK → feladatok.id)</w:t>
+            </w:r>
+          </w:p>
+        </w:tc>
+      </w:tr>
+      <w:tr>
+        <w:trPr>
+          <w:trHeight w:val="253"/>
+        </w:trPr>
+        <w:tc>
+          <w:tcPr>
+            <w:tcW w:w="2178" w:type="dxa"/>
+          </w:tcPr>
+          <w:p>
+            <w:proofErr w:type="spellStart"/>
+            <w:r>
+              <w:t>sor_sorszam</w:t>
+            </w:r>
+            <w:proofErr w:type="spellEnd"/>
+          </w:p>
+        </w:tc>
+        <w:tc>
+          <w:tcPr>
+            <w:tcW w:w="2178" w:type="dxa"/>
+          </w:tcPr>
+          <w:p>
+            <w:r>
+              <w:t>int4</w:t>
+            </w:r>
+          </w:p>
+        </w:tc>
+        <w:tc>
+          <w:tcPr>
+            <w:tcW w:w="2179" w:type="dxa"/>
+          </w:tcPr>
+          <w:p>
+            <w:r>
+              <w:t>NOT NULL</w:t>
+            </w:r>
+          </w:p>
+        </w:tc>
+        <w:tc>
+          <w:tcPr>
+            <w:tcW w:w="2179" w:type="dxa"/>
+          </w:tcPr>
+          <w:p>
+            <w:r>
+              <w:t>nem</w:t>
+            </w:r>
+          </w:p>
+        </w:tc>
+      </w:tr>
+      <w:tr>
+        <w:trPr>
+          <w:trHeight w:val="268"/>
+        </w:trPr>
+        <w:tc>
+          <w:tcPr>
+            <w:tcW w:w="2178" w:type="dxa"/>
+          </w:tcPr>
+          <w:p>
+            <w:proofErr w:type="spellStart"/>
+            <w:r>
+              <w:t>oszlop_sorszam</w:t>
+            </w:r>
+            <w:proofErr w:type="spellEnd"/>
+          </w:p>
+        </w:tc>
+        <w:tc>
+          <w:tcPr>
+            <w:tcW w:w="2178" w:type="dxa"/>
+          </w:tcPr>
+          <w:p>
+            <w:r>
+              <w:t>int4</w:t>
+            </w:r>
+          </w:p>
+        </w:tc>
+        <w:tc>
+          <w:tcPr>
+            <w:tcW w:w="2179" w:type="dxa"/>
+          </w:tcPr>
+          <w:p>
+            <w:r>
+              <w:t>NOT NULL</w:t>
+            </w:r>
+          </w:p>
+        </w:tc>
+        <w:tc>
+          <w:tcPr>
+            <w:tcW w:w="2179" w:type="dxa"/>
+          </w:tcPr>
+          <w:p>
+            <w:r>
+              <w:t>nem</w:t>
+            </w:r>
+          </w:p>
+        </w:tc>
+      </w:tr>
+      <w:tr>
+        <w:trPr>
+          <w:trHeight w:val="253"/>
+        </w:trPr>
+        <w:tc>
+          <w:tcPr>
+            <w:tcW w:w="2178" w:type="dxa"/>
+          </w:tcPr>
+          <w:p>
+            <w:proofErr w:type="spellStart"/>
+            <w:r>
+              <w:t>ertek</w:t>
+            </w:r>
+            <w:proofErr w:type="spellEnd"/>
+          </w:p>
+        </w:tc>
+        <w:tc>
+          <w:tcPr>
+            <w:tcW w:w="2178" w:type="dxa"/>
+          </w:tcPr>
+          <w:p>
+            <w:r>
+              <w:t>text</w:t>
+            </w:r>
+          </w:p>
+        </w:tc>
+        <w:tc>
+          <w:tcPr>
+            <w:tcW w:w="2179" w:type="dxa"/>
+          </w:tcPr>
+          <w:p>
+            <w:proofErr w:type="spellStart"/>
+            <w:r>
+              <w:t>nullable</w:t>
+            </w:r>
+            <w:proofErr w:type="spellEnd"/>
+          </w:p>
+        </w:tc>
+        <w:tc>
+          <w:tcPr>
+            <w:tcW w:w="2179" w:type="dxa"/>
+          </w:tcPr>
+          <w:p>
+            <w:r>
+              <w:t>nem</w:t>
+            </w:r>
+          </w:p>
+        </w:tc>
+      </w:tr>
+      <w:tr>
+        <w:trPr>
+          <w:trHeight w:val="268"/>
+        </w:trPr>
+        <w:tc>
+          <w:tcPr>
+            <w:tcW w:w="2178" w:type="dxa"/>
+          </w:tcPr>
+          <w:p>
+            <w:proofErr w:type="spellStart"/>
+            <w:r>
+              <w:t>lathato</w:t>
+            </w:r>
+            <w:proofErr w:type="spellEnd"/>
+          </w:p>
+        </w:tc>
+        <w:tc>
+          <w:tcPr>
+            <w:tcW w:w="2178" w:type="dxa"/>
+          </w:tcPr>
+          <w:p>
+            <w:proofErr w:type="spellStart"/>
+            <w:r>
+              <w:t>bool</w:t>
+            </w:r>
+            <w:proofErr w:type="spellEnd"/>
+          </w:p>
+        </w:tc>
+        <w:tc>
+          <w:tcPr>
+            <w:tcW w:w="2179" w:type="dxa"/>
+          </w:tcPr>
+          <w:p>
+            <w:r>
+              <w:t>NOT NULL</w:t>
+            </w:r>
+          </w:p>
+        </w:tc>
+        <w:tc>
+          <w:tcPr>
+            <w:tcW w:w="2179" w:type="dxa"/>
+          </w:tcPr>
+          <w:p>
+            <w:r>
+              <w:t>nem</w:t>
+            </w:r>
+          </w:p>
+        </w:tc>
+      </w:tr>
+    </w:tbl>
     <w:p>
       <w:pPr>
         <w:ind w:left="709"/>
@@ -3345,57 +4608,6 @@
       </w:pPr>
       <w:bookmarkStart w:id="11" w:name="_Toc241834370"/>
       <w:r>
-        <w:drawing>
-          <wp:anchor distT="0" distB="0" distL="114300" distR="114300" simplePos="0" relativeHeight="251671552" behindDoc="0" locked="0" layoutInCell="1" allowOverlap="1" wp14:anchorId="7C2CA6FA" wp14:editId="09D51742">
-            <wp:simplePos x="0" y="0"/>
-            <wp:positionH relativeFrom="column">
-              <wp:posOffset>243205</wp:posOffset>
-            </wp:positionH>
-            <wp:positionV relativeFrom="paragraph">
-              <wp:posOffset>400050</wp:posOffset>
-            </wp:positionV>
-            <wp:extent cx="5760720" cy="2192020"/>
-            <wp:effectExtent l="0" t="0" r="0" b="0"/>
-            <wp:wrapTopAndBottom/>
-            <wp:docPr id="18" name="Kép 18"/>
-            <wp:cNvGraphicFramePr>
-              <a:graphicFrameLocks xmlns:a="http://schemas.openxmlformats.org/drawingml/2006/main" noChangeAspect="1"/>
-            </wp:cNvGraphicFramePr>
-            <a:graphic xmlns:a="http://schemas.openxmlformats.org/drawingml/2006/main">
-              <a:graphicData uri="http://schemas.openxmlformats.org/drawingml/2006/picture">
-                <pic:pic xmlns:pic="http://schemas.openxmlformats.org/drawingml/2006/picture">
-                  <pic:nvPicPr>
-                    <pic:cNvPr id="1" name=""/>
-                    <pic:cNvPicPr/>
-                  </pic:nvPicPr>
-                  <pic:blipFill>
-                    <a:blip r:embed="rId12">
-                      <a:extLst>
-                        <a:ext uri="{28A0092B-C50C-407E-A947-70E740481C1C}">
-                          <a14:useLocalDpi xmlns:a14="http://schemas.microsoft.com/office/drawing/2010/main" val="0"/>
-                        </a:ext>
-                      </a:extLst>
-                    </a:blip>
-                    <a:stretch>
-                      <a:fillRect/>
-                    </a:stretch>
-                  </pic:blipFill>
-                  <pic:spPr>
-                    <a:xfrm>
-                      <a:off x="0" y="0"/>
-                      <a:ext cx="5760720" cy="2192020"/>
-                    </a:xfrm>
-                    <a:prstGeom prst="rect">
-                      <a:avLst/>
-                    </a:prstGeom>
-                  </pic:spPr>
-                </pic:pic>
-              </a:graphicData>
-            </a:graphic>
-          </wp:anchor>
-        </w:drawing>
-      </w:r>
-      <w:r>
         <w:rPr>
           <w:color w:val="3A1953"/>
         </w:rPr>
@@ -3403,112 +4615,359 @@
       </w:r>
       <w:bookmarkEnd w:id="11"/>
     </w:p>
-    <w:p/>
-    <w:p>
-      <w:pPr>
-        <w:ind w:left="709"/>
-        <w:rPr>
-          <w:rFonts w:ascii="Times New Roman" w:hAnsi="Times New Roman" w:cs="Times New Roman"/>
-          <w:sz w:val="28"/>
-          <w:szCs w:val="28"/>
-        </w:rPr>
-      </w:pPr>
-      <w:r>
-        <w:rPr>
-          <w:rFonts w:ascii="Times New Roman" w:hAnsi="Times New Roman" w:cs="Times New Roman"/>
-          <w:sz w:val="28"/>
-          <w:szCs w:val="28"/>
-        </w:rPr>
-        <w:lastRenderedPageBreak/>
-        <w:t>Magyarázat:</w:t>
-      </w:r>
-    </w:p>
-    <w:p>
-      <w:pPr>
-        <w:pStyle w:val="Listaszerbekezds"/>
-        <w:numPr>
-          <w:ilvl w:val="0"/>
-          <w:numId w:val="13"/>
-        </w:numPr>
-        <w:ind w:left="1134"/>
-      </w:pPr>
-      <w:r>
-        <w:t>A ’tesztek’ tábla a felhasználók által kitöltött tesztek adatait tartalmazza</w:t>
-      </w:r>
-    </w:p>
-    <w:p/>
-    <w:p>
-      <w:pPr>
-        <w:pStyle w:val="Cmsor2"/>
-        <w:numPr>
-          <w:ilvl w:val="1"/>
-          <w:numId w:val="7"/>
-        </w:numPr>
-        <w:rPr>
-          <w:color w:val="3A1953"/>
-        </w:rPr>
-      </w:pPr>
-      <w:bookmarkStart w:id="12" w:name="_Toc241834371"/>
-      <w:r>
-        <w:drawing>
-          <wp:anchor distT="0" distB="0" distL="114300" distR="114300" simplePos="0" relativeHeight="251672576" behindDoc="0" locked="0" layoutInCell="1" allowOverlap="1" wp14:anchorId="49717D8F" wp14:editId="17995C99">
-            <wp:simplePos x="0" y="0"/>
-            <wp:positionH relativeFrom="column">
-              <wp:posOffset>186055</wp:posOffset>
-            </wp:positionH>
-            <wp:positionV relativeFrom="paragraph">
-              <wp:posOffset>484505</wp:posOffset>
-            </wp:positionV>
-            <wp:extent cx="5760720" cy="1904365"/>
-            <wp:effectExtent l="0" t="0" r="0" b="635"/>
-            <wp:wrapTopAndBottom/>
-            <wp:docPr id="20" name="Kép 20"/>
-            <wp:cNvGraphicFramePr>
-              <a:graphicFrameLocks xmlns:a="http://schemas.openxmlformats.org/drawingml/2006/main" noChangeAspect="1"/>
-            </wp:cNvGraphicFramePr>
-            <a:graphic xmlns:a="http://schemas.openxmlformats.org/drawingml/2006/main">
-              <a:graphicData uri="http://schemas.openxmlformats.org/drawingml/2006/picture">
-                <pic:pic xmlns:pic="http://schemas.openxmlformats.org/drawingml/2006/picture">
-                  <pic:nvPicPr>
-                    <pic:cNvPr id="1" name=""/>
-                    <pic:cNvPicPr/>
-                  </pic:nvPicPr>
-                  <pic:blipFill>
-                    <a:blip r:embed="rId13">
-                      <a:extLst>
-                        <a:ext uri="{28A0092B-C50C-407E-A947-70E740481C1C}">
-                          <a14:useLocalDpi xmlns:a14="http://schemas.microsoft.com/office/drawing/2010/main" val="0"/>
-                        </a:ext>
-                      </a:extLst>
-                    </a:blip>
-                    <a:stretch>
-                      <a:fillRect/>
-                    </a:stretch>
-                  </pic:blipFill>
-                  <pic:spPr>
-                    <a:xfrm>
-                      <a:off x="0" y="0"/>
-                      <a:ext cx="5760720" cy="1904365"/>
-                    </a:xfrm>
-                    <a:prstGeom prst="rect">
-                      <a:avLst/>
-                    </a:prstGeom>
-                  </pic:spPr>
-                </pic:pic>
-              </a:graphicData>
-            </a:graphic>
-          </wp:anchor>
-        </w:drawing>
-      </w:r>
-      <w:r>
-        <w:rPr>
-          <w:color w:val="3A1953"/>
-        </w:rPr>
-        <w:t>teszt_feladatok</w:t>
-      </w:r>
-      <w:bookmarkEnd w:id="12"/>
-    </w:p>
-    <w:p/>
+    <w:tbl>
+      <w:tblPr>
+        <w:tblStyle w:val="Rcsostblzat"/>
+        <w:tblW w:w="8806" w:type="dxa"/>
+        <w:tblInd w:w="618" w:type="dxa"/>
+        <w:tblLook w:val="04A0" w:firstRow="1" w:lastRow="0" w:firstColumn="1" w:lastColumn="0" w:noHBand="0" w:noVBand="1"/>
+      </w:tblPr>
+      <w:tblGrid>
+        <w:gridCol w:w="2201"/>
+        <w:gridCol w:w="2201"/>
+        <w:gridCol w:w="2202"/>
+        <w:gridCol w:w="2202"/>
+      </w:tblGrid>
+      <w:tr>
+        <w:trPr>
+          <w:trHeight w:val="266"/>
+        </w:trPr>
+        <w:tc>
+          <w:tcPr>
+            <w:tcW w:w="2201" w:type="dxa"/>
+          </w:tcPr>
+          <w:p>
+            <w:r>
+              <w:t>Mező</w:t>
+            </w:r>
+          </w:p>
+        </w:tc>
+        <w:tc>
+          <w:tcPr>
+            <w:tcW w:w="2201" w:type="dxa"/>
+          </w:tcPr>
+          <w:p>
+            <w:r>
+              <w:t>Típus</w:t>
+            </w:r>
+          </w:p>
+        </w:tc>
+        <w:tc>
+          <w:tcPr>
+            <w:tcW w:w="2202" w:type="dxa"/>
+          </w:tcPr>
+          <w:p>
+            <w:proofErr w:type="spellStart"/>
+            <w:r>
+              <w:t>Nullable</w:t>
+            </w:r>
+            <w:proofErr w:type="spellEnd"/>
+          </w:p>
+        </w:tc>
+        <w:tc>
+          <w:tcPr>
+            <w:tcW w:w="2202" w:type="dxa"/>
+          </w:tcPr>
+          <w:p>
+            <w:proofErr w:type="spellStart"/>
+            <w:r>
+              <w:t>Unique</w:t>
+            </w:r>
+            <w:proofErr w:type="spellEnd"/>
+          </w:p>
+        </w:tc>
+      </w:tr>
+      <w:tr>
+        <w:trPr>
+          <w:trHeight w:val="251"/>
+        </w:trPr>
+        <w:tc>
+          <w:tcPr>
+            <w:tcW w:w="2201" w:type="dxa"/>
+          </w:tcPr>
+          <w:p>
+            <w:proofErr w:type="spellStart"/>
+            <w:r>
+              <w:t>id</w:t>
+            </w:r>
+            <w:proofErr w:type="spellEnd"/>
+          </w:p>
+        </w:tc>
+        <w:tc>
+          <w:tcPr>
+            <w:tcW w:w="2201" w:type="dxa"/>
+          </w:tcPr>
+          <w:p>
+            <w:r>
+              <w:t>int4</w:t>
+            </w:r>
+          </w:p>
+        </w:tc>
+        <w:tc>
+          <w:tcPr>
+            <w:tcW w:w="2202" w:type="dxa"/>
+          </w:tcPr>
+          <w:p>
+            <w:r>
+              <w:t>NOT NULL</w:t>
+            </w:r>
+          </w:p>
+        </w:tc>
+        <w:tc>
+          <w:tcPr>
+            <w:tcW w:w="2202" w:type="dxa"/>
+          </w:tcPr>
+          <w:p>
+            <w:r>
+              <w:t>PK</w:t>
+            </w:r>
+          </w:p>
+        </w:tc>
+      </w:tr>
+      <w:tr>
+        <w:trPr>
+          <w:trHeight w:val="266"/>
+        </w:trPr>
+        <w:tc>
+          <w:tcPr>
+            <w:tcW w:w="2201" w:type="dxa"/>
+          </w:tcPr>
+          <w:p>
+            <w:proofErr w:type="spellStart"/>
+            <w:r>
+              <w:t>felhasznalo_id</w:t>
+            </w:r>
+            <w:proofErr w:type="spellEnd"/>
+          </w:p>
+        </w:tc>
+        <w:tc>
+          <w:tcPr>
+            <w:tcW w:w="2201" w:type="dxa"/>
+          </w:tcPr>
+          <w:p>
+            <w:proofErr w:type="spellStart"/>
+            <w:r>
+              <w:t>uuid</w:t>
+            </w:r>
+            <w:proofErr w:type="spellEnd"/>
+          </w:p>
+        </w:tc>
+        <w:tc>
+          <w:tcPr>
+            <w:tcW w:w="2202" w:type="dxa"/>
+          </w:tcPr>
+          <w:p>
+            <w:r>
+              <w:t>NOT NULL</w:t>
+            </w:r>
+          </w:p>
+        </w:tc>
+        <w:tc>
+          <w:tcPr>
+            <w:tcW w:w="2202" w:type="dxa"/>
+          </w:tcPr>
+          <w:p>
+            <w:r>
+              <w:t>nem (FK → profilok.id)</w:t>
+            </w:r>
+          </w:p>
+        </w:tc>
+      </w:tr>
+      <w:tr>
+        <w:trPr>
+          <w:trHeight w:val="517"/>
+        </w:trPr>
+        <w:tc>
+          <w:tcPr>
+            <w:tcW w:w="2201" w:type="dxa"/>
+          </w:tcPr>
+          <w:p>
+            <w:proofErr w:type="spellStart"/>
+            <w:r>
+              <w:t>tantargy_id</w:t>
+            </w:r>
+            <w:proofErr w:type="spellEnd"/>
+          </w:p>
+        </w:tc>
+        <w:tc>
+          <w:tcPr>
+            <w:tcW w:w="2201" w:type="dxa"/>
+          </w:tcPr>
+          <w:p>
+            <w:r>
+              <w:t>int4</w:t>
+            </w:r>
+          </w:p>
+        </w:tc>
+        <w:tc>
+          <w:tcPr>
+            <w:tcW w:w="2202" w:type="dxa"/>
+          </w:tcPr>
+          <w:p>
+            <w:r>
+              <w:t>NOT NULL</w:t>
+            </w:r>
+          </w:p>
+        </w:tc>
+        <w:tc>
+          <w:tcPr>
+            <w:tcW w:w="2202" w:type="dxa"/>
+          </w:tcPr>
+          <w:p>
+            <w:r>
+              <w:t>nem (FK → tantargyak.id)</w:t>
+            </w:r>
+          </w:p>
+        </w:tc>
+      </w:tr>
+      <w:tr>
+        <w:trPr>
+          <w:trHeight w:val="266"/>
+        </w:trPr>
+        <w:tc>
+          <w:tcPr>
+            <w:tcW w:w="2201" w:type="dxa"/>
+          </w:tcPr>
+          <w:p>
+            <w:proofErr w:type="spellStart"/>
+            <w:r>
+              <w:t>nev</w:t>
+            </w:r>
+            <w:proofErr w:type="spellEnd"/>
+          </w:p>
+        </w:tc>
+        <w:tc>
+          <w:tcPr>
+            <w:tcW w:w="2201" w:type="dxa"/>
+          </w:tcPr>
+          <w:p>
+            <w:proofErr w:type="spellStart"/>
+            <w:r>
+              <w:t>varchar</w:t>
+            </w:r>
+            <w:proofErr w:type="spellEnd"/>
+          </w:p>
+        </w:tc>
+        <w:tc>
+          <w:tcPr>
+            <w:tcW w:w="2202" w:type="dxa"/>
+          </w:tcPr>
+          <w:p>
+            <w:r>
+              <w:t>NOT NULL</w:t>
+            </w:r>
+          </w:p>
+        </w:tc>
+        <w:tc>
+          <w:tcPr>
+            <w:tcW w:w="2202" w:type="dxa"/>
+          </w:tcPr>
+          <w:p>
+            <w:r>
+              <w:t>nem</w:t>
+            </w:r>
+          </w:p>
+        </w:tc>
+      </w:tr>
+      <w:tr>
+        <w:trPr>
+          <w:trHeight w:val="251"/>
+        </w:trPr>
+        <w:tc>
+          <w:tcPr>
+            <w:tcW w:w="2201" w:type="dxa"/>
+          </w:tcPr>
+          <w:p>
+            <w:proofErr w:type="spellStart"/>
+            <w:r>
+              <w:t>datum</w:t>
+            </w:r>
+            <w:proofErr w:type="spellEnd"/>
+          </w:p>
+        </w:tc>
+        <w:tc>
+          <w:tcPr>
+            <w:tcW w:w="2201" w:type="dxa"/>
+          </w:tcPr>
+          <w:p>
+            <w:proofErr w:type="spellStart"/>
+            <w:r>
+              <w:t>timestamp</w:t>
+            </w:r>
+            <w:proofErr w:type="spellEnd"/>
+          </w:p>
+        </w:tc>
+        <w:tc>
+          <w:tcPr>
+            <w:tcW w:w="2202" w:type="dxa"/>
+          </w:tcPr>
+          <w:p>
+            <w:r>
+              <w:t>NOT NULL</w:t>
+            </w:r>
+          </w:p>
+        </w:tc>
+        <w:tc>
+          <w:tcPr>
+            <w:tcW w:w="2202" w:type="dxa"/>
+          </w:tcPr>
+          <w:p>
+            <w:r>
+              <w:t>nem</w:t>
+            </w:r>
+          </w:p>
+        </w:tc>
+      </w:tr>
+      <w:tr>
+        <w:trPr>
+          <w:trHeight w:val="266"/>
+        </w:trPr>
+        <w:tc>
+          <w:tcPr>
+            <w:tcW w:w="2201" w:type="dxa"/>
+          </w:tcPr>
+          <w:p>
+            <w:proofErr w:type="spellStart"/>
+            <w:r>
+              <w:t>kitoltesi_ido</w:t>
+            </w:r>
+            <w:proofErr w:type="spellEnd"/>
+          </w:p>
+        </w:tc>
+        <w:tc>
+          <w:tcPr>
+            <w:tcW w:w="2201" w:type="dxa"/>
+          </w:tcPr>
+          <w:p>
+            <w:r>
+              <w:t>int4</w:t>
+            </w:r>
+          </w:p>
+        </w:tc>
+        <w:tc>
+          <w:tcPr>
+            <w:tcW w:w="2202" w:type="dxa"/>
+          </w:tcPr>
+          <w:p>
+            <w:proofErr w:type="spellStart"/>
+            <w:r>
+              <w:t>nullable</w:t>
+            </w:r>
+            <w:proofErr w:type="spellEnd"/>
+          </w:p>
+        </w:tc>
+        <w:tc>
+          <w:tcPr>
+            <w:tcW w:w="2202" w:type="dxa"/>
+          </w:tcPr>
+          <w:p>
+            <w:r>
+              <w:t>nem</w:t>
+            </w:r>
+          </w:p>
+        </w:tc>
+      </w:tr>
+    </w:tbl>
     <w:p>
       <w:pPr>
         <w:ind w:left="709"/>
@@ -3537,6 +4996,371 @@
         <w:ind w:left="1134"/>
       </w:pPr>
       <w:r>
+        <w:t>A ’tesztek’ tábla a felhasználók által kitöltött tesztek adatait tartalmazza</w:t>
+      </w:r>
+    </w:p>
+    <w:p/>
+    <w:p>
+      <w:pPr>
+        <w:pStyle w:val="Cmsor2"/>
+        <w:numPr>
+          <w:ilvl w:val="1"/>
+          <w:numId w:val="7"/>
+        </w:numPr>
+        <w:rPr>
+          <w:color w:val="3A1953"/>
+        </w:rPr>
+      </w:pPr>
+      <w:bookmarkStart w:id="12" w:name="_Toc241834371"/>
+      <w:r>
+        <w:rPr>
+          <w:color w:val="3A1953"/>
+        </w:rPr>
+        <w:t>teszt_feladatok</w:t>
+      </w:r>
+      <w:bookmarkEnd w:id="12"/>
+    </w:p>
+    <w:tbl>
+      <w:tblPr>
+        <w:tblStyle w:val="Rcsostblzat"/>
+        <w:tblW w:w="8880" w:type="dxa"/>
+        <w:tblInd w:w="543" w:type="dxa"/>
+        <w:tblLook w:val="04A0" w:firstRow="1" w:lastRow="0" w:firstColumn="1" w:lastColumn="0" w:noHBand="0" w:noVBand="1"/>
+      </w:tblPr>
+      <w:tblGrid>
+        <w:gridCol w:w="2220"/>
+        <w:gridCol w:w="2220"/>
+        <w:gridCol w:w="2220"/>
+        <w:gridCol w:w="2220"/>
+      </w:tblGrid>
+      <w:tr>
+        <w:trPr>
+          <w:trHeight w:val="288"/>
+        </w:trPr>
+        <w:tc>
+          <w:tcPr>
+            <w:tcW w:w="2220" w:type="dxa"/>
+          </w:tcPr>
+          <w:p>
+            <w:r>
+              <w:t>Mező</w:t>
+            </w:r>
+          </w:p>
+        </w:tc>
+        <w:tc>
+          <w:tcPr>
+            <w:tcW w:w="2220" w:type="dxa"/>
+          </w:tcPr>
+          <w:p>
+            <w:r>
+              <w:t>Típus</w:t>
+            </w:r>
+          </w:p>
+        </w:tc>
+        <w:tc>
+          <w:tcPr>
+            <w:tcW w:w="2220" w:type="dxa"/>
+          </w:tcPr>
+          <w:p>
+            <w:proofErr w:type="spellStart"/>
+            <w:r>
+              <w:t>Nullable</w:t>
+            </w:r>
+            <w:proofErr w:type="spellEnd"/>
+          </w:p>
+        </w:tc>
+        <w:tc>
+          <w:tcPr>
+            <w:tcW w:w="2220" w:type="dxa"/>
+          </w:tcPr>
+          <w:p>
+            <w:proofErr w:type="spellStart"/>
+            <w:r>
+              <w:t>Unique</w:t>
+            </w:r>
+            <w:proofErr w:type="spellEnd"/>
+          </w:p>
+        </w:tc>
+      </w:tr>
+      <w:tr>
+        <w:trPr>
+          <w:trHeight w:val="272"/>
+        </w:trPr>
+        <w:tc>
+          <w:tcPr>
+            <w:tcW w:w="2220" w:type="dxa"/>
+          </w:tcPr>
+          <w:p>
+            <w:proofErr w:type="spellStart"/>
+            <w:r>
+              <w:t>id</w:t>
+            </w:r>
+            <w:proofErr w:type="spellEnd"/>
+          </w:p>
+        </w:tc>
+        <w:tc>
+          <w:tcPr>
+            <w:tcW w:w="2220" w:type="dxa"/>
+          </w:tcPr>
+          <w:p>
+            <w:r>
+              <w:t>int4</w:t>
+            </w:r>
+          </w:p>
+        </w:tc>
+        <w:tc>
+          <w:tcPr>
+            <w:tcW w:w="2220" w:type="dxa"/>
+          </w:tcPr>
+          <w:p>
+            <w:r>
+              <w:t>NOT NULL</w:t>
+            </w:r>
+          </w:p>
+        </w:tc>
+        <w:tc>
+          <w:tcPr>
+            <w:tcW w:w="2220" w:type="dxa"/>
+          </w:tcPr>
+          <w:p>
+            <w:r>
+              <w:t>PK (</w:t>
+            </w:r>
+            <w:proofErr w:type="spellStart"/>
+            <w:r>
+              <w:t>identity</w:t>
+            </w:r>
+            <w:proofErr w:type="spellEnd"/>
+            <w:r>
+              <w:t>)</w:t>
+            </w:r>
+          </w:p>
+        </w:tc>
+      </w:tr>
+      <w:tr>
+        <w:trPr>
+          <w:trHeight w:val="288"/>
+        </w:trPr>
+        <w:tc>
+          <w:tcPr>
+            <w:tcW w:w="2220" w:type="dxa"/>
+          </w:tcPr>
+          <w:p>
+            <w:proofErr w:type="spellStart"/>
+            <w:r>
+              <w:t>teszt_id</w:t>
+            </w:r>
+            <w:proofErr w:type="spellEnd"/>
+          </w:p>
+        </w:tc>
+        <w:tc>
+          <w:tcPr>
+            <w:tcW w:w="2220" w:type="dxa"/>
+          </w:tcPr>
+          <w:p>
+            <w:r>
+              <w:t>int4</w:t>
+            </w:r>
+          </w:p>
+        </w:tc>
+        <w:tc>
+          <w:tcPr>
+            <w:tcW w:w="2220" w:type="dxa"/>
+          </w:tcPr>
+          <w:p>
+            <w:r>
+              <w:t>NOT NULL</w:t>
+            </w:r>
+          </w:p>
+        </w:tc>
+        <w:tc>
+          <w:tcPr>
+            <w:tcW w:w="2220" w:type="dxa"/>
+          </w:tcPr>
+          <w:p>
+            <w:r>
+              <w:t>nem (FK → tesztek.id)</w:t>
+            </w:r>
+          </w:p>
+        </w:tc>
+      </w:tr>
+      <w:tr>
+        <w:trPr>
+          <w:trHeight w:val="561"/>
+        </w:trPr>
+        <w:tc>
+          <w:tcPr>
+            <w:tcW w:w="2220" w:type="dxa"/>
+          </w:tcPr>
+          <w:p>
+            <w:proofErr w:type="spellStart"/>
+            <w:r>
+              <w:t>feladat_id</w:t>
+            </w:r>
+            <w:proofErr w:type="spellEnd"/>
+          </w:p>
+        </w:tc>
+        <w:tc>
+          <w:tcPr>
+            <w:tcW w:w="2220" w:type="dxa"/>
+          </w:tcPr>
+          <w:p>
+            <w:r>
+              <w:t>int4</w:t>
+            </w:r>
+          </w:p>
+        </w:tc>
+        <w:tc>
+          <w:tcPr>
+            <w:tcW w:w="2220" w:type="dxa"/>
+          </w:tcPr>
+          <w:p>
+            <w:r>
+              <w:t>NOT NULL</w:t>
+            </w:r>
+          </w:p>
+        </w:tc>
+        <w:tc>
+          <w:tcPr>
+            <w:tcW w:w="2220" w:type="dxa"/>
+          </w:tcPr>
+          <w:p>
+            <w:r>
+              <w:t>nem (FK → feladatok.id)</w:t>
+            </w:r>
+          </w:p>
+        </w:tc>
+      </w:tr>
+      <w:tr>
+        <w:trPr>
+          <w:trHeight w:val="288"/>
+        </w:trPr>
+        <w:tc>
+          <w:tcPr>
+            <w:tcW w:w="2220" w:type="dxa"/>
+          </w:tcPr>
+          <w:p>
+            <w:proofErr w:type="spellStart"/>
+            <w:r>
+              <w:t>adott_valasz</w:t>
+            </w:r>
+            <w:proofErr w:type="spellEnd"/>
+          </w:p>
+        </w:tc>
+        <w:tc>
+          <w:tcPr>
+            <w:tcW w:w="2220" w:type="dxa"/>
+          </w:tcPr>
+          <w:p>
+            <w:r>
+              <w:t>text[]</w:t>
+            </w:r>
+          </w:p>
+        </w:tc>
+        <w:tc>
+          <w:tcPr>
+            <w:tcW w:w="2220" w:type="dxa"/>
+          </w:tcPr>
+          <w:p>
+            <w:proofErr w:type="spellStart"/>
+            <w:r>
+              <w:t>nullable</w:t>
+            </w:r>
+            <w:proofErr w:type="spellEnd"/>
+          </w:p>
+        </w:tc>
+        <w:tc>
+          <w:tcPr>
+            <w:tcW w:w="2220" w:type="dxa"/>
+          </w:tcPr>
+          <w:p>
+            <w:r>
+              <w:t>nem</w:t>
+            </w:r>
+          </w:p>
+        </w:tc>
+      </w:tr>
+      <w:tr>
+        <w:trPr>
+          <w:trHeight w:val="272"/>
+        </w:trPr>
+        <w:tc>
+          <w:tcPr>
+            <w:tcW w:w="2220" w:type="dxa"/>
+          </w:tcPr>
+          <w:p>
+            <w:proofErr w:type="spellStart"/>
+            <w:r>
+              <w:t>elert_pont</w:t>
+            </w:r>
+            <w:proofErr w:type="spellEnd"/>
+          </w:p>
+        </w:tc>
+        <w:tc>
+          <w:tcPr>
+            <w:tcW w:w="2220" w:type="dxa"/>
+          </w:tcPr>
+          <w:p>
+            <w:proofErr w:type="spellStart"/>
+            <w:r>
+              <w:t>numeric</w:t>
+            </w:r>
+            <w:proofErr w:type="spellEnd"/>
+          </w:p>
+        </w:tc>
+        <w:tc>
+          <w:tcPr>
+            <w:tcW w:w="2220" w:type="dxa"/>
+          </w:tcPr>
+          <w:p>
+            <w:proofErr w:type="spellStart"/>
+            <w:r>
+              <w:t>nullable</w:t>
+            </w:r>
+            <w:proofErr w:type="spellEnd"/>
+          </w:p>
+        </w:tc>
+        <w:tc>
+          <w:tcPr>
+            <w:tcW w:w="2220" w:type="dxa"/>
+          </w:tcPr>
+          <w:p>
+            <w:r>
+              <w:t>nem</w:t>
+            </w:r>
+          </w:p>
+        </w:tc>
+      </w:tr>
+    </w:tbl>
+    <w:p>
+      <w:pPr>
+        <w:ind w:left="709"/>
+        <w:rPr>
+          <w:rFonts w:ascii="Times New Roman" w:hAnsi="Times New Roman" w:cs="Times New Roman"/>
+          <w:sz w:val="28"/>
+          <w:szCs w:val="28"/>
+        </w:rPr>
+      </w:pPr>
+      <w:r>
+        <w:rPr>
+          <w:rFonts w:ascii="Times New Roman" w:hAnsi="Times New Roman" w:cs="Times New Roman"/>
+          <w:sz w:val="28"/>
+          <w:szCs w:val="28"/>
+        </w:rPr>
+        <w:t>Magyarázat:</w:t>
+      </w:r>
+    </w:p>
+    <w:p>
+      <w:pPr>
+        <w:pStyle w:val="Listaszerbekezds"/>
+        <w:numPr>
+          <w:ilvl w:val="0"/>
+          <w:numId w:val="13"/>
+        </w:numPr>
+        <w:ind w:left="1134"/>
+      </w:pPr>
+      <w:r>
+        <w:lastRenderedPageBreak/>
         <w:t>A ’teszt_feladatok’ tábla a felhasználók által kitöltött teszteknek az adatait tartalmazza.</w:t>
       </w:r>
     </w:p>
@@ -3554,73 +5378,1041 @@
       </w:pPr>
       <w:bookmarkStart w:id="13" w:name="_Toc241834372"/>
       <w:r>
-        <w:lastRenderedPageBreak/>
-        <w:drawing>
-          <wp:anchor distT="0" distB="0" distL="114300" distR="114300" simplePos="0" relativeHeight="251673600" behindDoc="0" locked="0" layoutInCell="1" allowOverlap="1" wp14:anchorId="7185B3D4" wp14:editId="05AE41E4">
-            <wp:simplePos x="0" y="0"/>
-            <wp:positionH relativeFrom="column">
-              <wp:posOffset>223520</wp:posOffset>
-            </wp:positionH>
-            <wp:positionV relativeFrom="paragraph">
-              <wp:posOffset>414655</wp:posOffset>
-            </wp:positionV>
-            <wp:extent cx="5760720" cy="4049395"/>
-            <wp:effectExtent l="0" t="0" r="0" b="8255"/>
-            <wp:wrapTopAndBottom/>
-            <wp:docPr id="21" name="Kép 21"/>
-            <wp:cNvGraphicFramePr>
-              <a:graphicFrameLocks xmlns:a="http://schemas.openxmlformats.org/drawingml/2006/main" noChangeAspect="1"/>
-            </wp:cNvGraphicFramePr>
-            <a:graphic xmlns:a="http://schemas.openxmlformats.org/drawingml/2006/main">
-              <a:graphicData uri="http://schemas.openxmlformats.org/drawingml/2006/picture">
-                <pic:pic xmlns:pic="http://schemas.openxmlformats.org/drawingml/2006/picture">
-                  <pic:nvPicPr>
-                    <pic:cNvPr id="1" name=""/>
-                    <pic:cNvPicPr/>
-                  </pic:nvPicPr>
-                  <pic:blipFill>
-                    <a:blip r:embed="rId14">
-                      <a:extLst>
-                        <a:ext uri="{28A0092B-C50C-407E-A947-70E740481C1C}">
-                          <a14:useLocalDpi xmlns:a14="http://schemas.microsoft.com/office/drawing/2010/main" val="0"/>
-                        </a:ext>
-                      </a:extLst>
-                    </a:blip>
-                    <a:stretch>
-                      <a:fillRect/>
-                    </a:stretch>
-                  </pic:blipFill>
-                  <pic:spPr>
-                    <a:xfrm>
-                      <a:off x="0" y="0"/>
-                      <a:ext cx="5760720" cy="4049395"/>
-                    </a:xfrm>
-                    <a:prstGeom prst="rect">
-                      <a:avLst/>
-                    </a:prstGeom>
-                  </pic:spPr>
-                </pic:pic>
-              </a:graphicData>
-            </a:graphic>
-          </wp:anchor>
-        </w:drawing>
-      </w:r>
-      <w:r>
         <w:rPr>
           <w:color w:val="3A1953"/>
         </w:rPr>
+        <w:lastRenderedPageBreak/>
         <w:t>Táblák közötti kapcsolatok</w:t>
       </w:r>
       <w:bookmarkEnd w:id="13"/>
     </w:p>
-    <w:p>
-      <w:pPr>
-        <w:spacing w:before="120" w:after="120"/>
-        <w:rPr>
-          <w:noProof/>
-        </w:rPr>
-      </w:pPr>
-    </w:p>
+    <w:tbl>
+      <w:tblPr>
+        <w:tblStyle w:val="Rcsostblzat"/>
+        <w:tblW w:w="0" w:type="auto"/>
+        <w:tblLook w:val="04A0" w:firstRow="1" w:lastRow="0" w:firstColumn="1" w:lastColumn="0" w:noHBand="0" w:noVBand="1"/>
+      </w:tblPr>
+      <w:tblGrid>
+        <w:gridCol w:w="2115"/>
+        <w:gridCol w:w="2768"/>
+        <w:gridCol w:w="2274"/>
+        <w:gridCol w:w="1905"/>
+      </w:tblGrid>
+      <w:tr>
+        <w:tc>
+          <w:tcPr>
+            <w:tcW w:w="2265" w:type="dxa"/>
+          </w:tcPr>
+          <w:p>
+            <w:pPr>
+              <w:spacing w:before="120" w:after="120"/>
+              <w:rPr>
+                <w:noProof/>
+              </w:rPr>
+            </w:pPr>
+            <w:r>
+              <w:rPr>
+                <w:noProof/>
+              </w:rPr>
+              <w:t>Szülő tábla</w:t>
+            </w:r>
+          </w:p>
+        </w:tc>
+        <w:tc>
+          <w:tcPr>
+            <w:tcW w:w="2265" w:type="dxa"/>
+          </w:tcPr>
+          <w:p>
+            <w:pPr>
+              <w:spacing w:before="120" w:after="120"/>
+              <w:rPr>
+                <w:noProof/>
+              </w:rPr>
+            </w:pPr>
+            <w:r>
+              <w:rPr>
+                <w:noProof/>
+              </w:rPr>
+              <w:t>Gyerek tábla</w:t>
+            </w:r>
+          </w:p>
+        </w:tc>
+        <w:tc>
+          <w:tcPr>
+            <w:tcW w:w="2266" w:type="dxa"/>
+          </w:tcPr>
+          <w:p>
+            <w:pPr>
+              <w:spacing w:before="120" w:after="120"/>
+              <w:rPr>
+                <w:noProof/>
+              </w:rPr>
+            </w:pPr>
+            <w:r>
+              <w:rPr>
+                <w:noProof/>
+              </w:rPr>
+              <w:t>Idegen kulcs</w:t>
+            </w:r>
+          </w:p>
+        </w:tc>
+        <w:tc>
+          <w:tcPr>
+            <w:tcW w:w="2266" w:type="dxa"/>
+          </w:tcPr>
+          <w:p>
+            <w:pPr>
+              <w:spacing w:before="120" w:after="120"/>
+              <w:rPr>
+                <w:noProof/>
+              </w:rPr>
+            </w:pPr>
+            <w:r>
+              <w:rPr>
+                <w:noProof/>
+              </w:rPr>
+              <w:t>Típus</w:t>
+            </w:r>
+          </w:p>
+        </w:tc>
+      </w:tr>
+      <w:tr>
+        <w:tc>
+          <w:tcPr>
+            <w:tcW w:w="2265" w:type="dxa"/>
+          </w:tcPr>
+          <w:p>
+            <w:pPr>
+              <w:spacing w:before="120" w:after="120"/>
+              <w:rPr>
+                <w:noProof/>
+              </w:rPr>
+            </w:pPr>
+            <w:r>
+              <w:rPr>
+                <w:noProof/>
+              </w:rPr>
+              <w:t>auth.users</w:t>
+            </w:r>
+          </w:p>
+        </w:tc>
+        <w:tc>
+          <w:tcPr>
+            <w:tcW w:w="2265" w:type="dxa"/>
+          </w:tcPr>
+          <w:p>
+            <w:pPr>
+              <w:spacing w:before="120" w:after="120"/>
+              <w:rPr>
+                <w:noProof/>
+              </w:rPr>
+            </w:pPr>
+            <w:r>
+              <w:rPr>
+                <w:noProof/>
+              </w:rPr>
+              <w:t>profilok</w:t>
+            </w:r>
+          </w:p>
+        </w:tc>
+        <w:tc>
+          <w:tcPr>
+            <w:tcW w:w="2266" w:type="dxa"/>
+          </w:tcPr>
+          <w:p>
+            <w:pPr>
+              <w:spacing w:before="120" w:after="120"/>
+              <w:rPr>
+                <w:noProof/>
+              </w:rPr>
+            </w:pPr>
+            <w:r>
+              <w:rPr>
+                <w:noProof/>
+              </w:rPr>
+              <w:t>profilok.id</w:t>
+            </w:r>
+          </w:p>
+        </w:tc>
+        <w:tc>
+          <w:tcPr>
+            <w:tcW w:w="2266" w:type="dxa"/>
+          </w:tcPr>
+          <w:p>
+            <w:pPr>
+              <w:spacing w:before="120" w:after="120"/>
+              <w:rPr>
+                <w:noProof/>
+              </w:rPr>
+            </w:pPr>
+            <w:r>
+              <w:rPr>
+                <w:noProof/>
+              </w:rPr>
+              <w:t>1:1</w:t>
+            </w:r>
+          </w:p>
+        </w:tc>
+      </w:tr>
+      <w:tr>
+        <w:tc>
+          <w:tcPr>
+            <w:tcW w:w="2265" w:type="dxa"/>
+          </w:tcPr>
+          <w:p>
+            <w:pPr>
+              <w:spacing w:before="120" w:after="120"/>
+              <w:rPr>
+                <w:noProof/>
+              </w:rPr>
+            </w:pPr>
+            <w:r>
+              <w:rPr>
+                <w:noProof/>
+              </w:rPr>
+              <w:t>tantargyak</w:t>
+            </w:r>
+          </w:p>
+        </w:tc>
+        <w:tc>
+          <w:tcPr>
+            <w:tcW w:w="2265" w:type="dxa"/>
+          </w:tcPr>
+          <w:p>
+            <w:pPr>
+              <w:spacing w:before="120" w:after="120"/>
+              <w:rPr>
+                <w:noProof/>
+              </w:rPr>
+            </w:pPr>
+            <w:r>
+              <w:rPr>
+                <w:noProof/>
+              </w:rPr>
+              <w:t>temakorok</w:t>
+            </w:r>
+          </w:p>
+        </w:tc>
+        <w:tc>
+          <w:tcPr>
+            <w:tcW w:w="2266" w:type="dxa"/>
+          </w:tcPr>
+          <w:p>
+            <w:pPr>
+              <w:spacing w:before="120" w:after="120"/>
+              <w:rPr>
+                <w:noProof/>
+              </w:rPr>
+            </w:pPr>
+            <w:r>
+              <w:rPr>
+                <w:noProof/>
+              </w:rPr>
+              <w:t>temakorok.tantargy_id</w:t>
+            </w:r>
+          </w:p>
+        </w:tc>
+        <w:tc>
+          <w:tcPr>
+            <w:tcW w:w="2266" w:type="dxa"/>
+          </w:tcPr>
+          <w:p>
+            <w:pPr>
+              <w:spacing w:before="120" w:after="120"/>
+              <w:rPr>
+                <w:noProof/>
+              </w:rPr>
+            </w:pPr>
+            <w:r>
+              <w:rPr>
+                <w:noProof/>
+              </w:rPr>
+              <w:t>1:N</w:t>
+            </w:r>
+          </w:p>
+        </w:tc>
+      </w:tr>
+      <w:tr>
+        <w:tc>
+          <w:tcPr>
+            <w:tcW w:w="2265" w:type="dxa"/>
+          </w:tcPr>
+          <w:p>
+            <w:pPr>
+              <w:spacing w:before="120" w:after="120"/>
+              <w:rPr>
+                <w:noProof/>
+              </w:rPr>
+            </w:pPr>
+            <w:r>
+              <w:rPr>
+                <w:noProof/>
+              </w:rPr>
+              <w:t>tantargyak</w:t>
+            </w:r>
+          </w:p>
+        </w:tc>
+        <w:tc>
+          <w:tcPr>
+            <w:tcW w:w="2265" w:type="dxa"/>
+          </w:tcPr>
+          <w:p>
+            <w:pPr>
+              <w:spacing w:before="120" w:after="120"/>
+              <w:rPr>
+                <w:noProof/>
+              </w:rPr>
+            </w:pPr>
+            <w:r>
+              <w:rPr>
+                <w:noProof/>
+              </w:rPr>
+              <w:t>tesztek</w:t>
+            </w:r>
+          </w:p>
+        </w:tc>
+        <w:tc>
+          <w:tcPr>
+            <w:tcW w:w="2266" w:type="dxa"/>
+          </w:tcPr>
+          <w:p>
+            <w:pPr>
+              <w:spacing w:before="120" w:after="120"/>
+              <w:rPr>
+                <w:noProof/>
+              </w:rPr>
+            </w:pPr>
+            <w:r>
+              <w:rPr>
+                <w:noProof/>
+              </w:rPr>
+              <w:t>tesztek.tantargy_id</w:t>
+            </w:r>
+          </w:p>
+        </w:tc>
+        <w:tc>
+          <w:tcPr>
+            <w:tcW w:w="2266" w:type="dxa"/>
+          </w:tcPr>
+          <w:p>
+            <w:pPr>
+              <w:spacing w:before="120" w:after="120"/>
+              <w:rPr>
+                <w:noProof/>
+              </w:rPr>
+            </w:pPr>
+            <w:r>
+              <w:rPr>
+                <w:noProof/>
+              </w:rPr>
+              <w:t>1:N</w:t>
+            </w:r>
+          </w:p>
+        </w:tc>
+      </w:tr>
+      <w:tr>
+        <w:tc>
+          <w:tcPr>
+            <w:tcW w:w="2265" w:type="dxa"/>
+          </w:tcPr>
+          <w:p>
+            <w:pPr>
+              <w:spacing w:before="120" w:after="120"/>
+              <w:rPr>
+                <w:noProof/>
+              </w:rPr>
+            </w:pPr>
+            <w:r>
+              <w:rPr>
+                <w:noProof/>
+              </w:rPr>
+              <w:t>temakorok</w:t>
+            </w:r>
+          </w:p>
+        </w:tc>
+        <w:tc>
+          <w:tcPr>
+            <w:tcW w:w="2265" w:type="dxa"/>
+          </w:tcPr>
+          <w:p>
+            <w:pPr>
+              <w:spacing w:before="120" w:after="120"/>
+              <w:rPr>
+                <w:noProof/>
+              </w:rPr>
+            </w:pPr>
+            <w:r>
+              <w:rPr>
+                <w:noProof/>
+              </w:rPr>
+              <w:t>feladatok</w:t>
+            </w:r>
+          </w:p>
+        </w:tc>
+        <w:tc>
+          <w:tcPr>
+            <w:tcW w:w="2266" w:type="dxa"/>
+          </w:tcPr>
+          <w:p>
+            <w:pPr>
+              <w:spacing w:before="120" w:after="120"/>
+              <w:rPr>
+                <w:noProof/>
+              </w:rPr>
+            </w:pPr>
+            <w:r>
+              <w:rPr>
+                <w:noProof/>
+              </w:rPr>
+              <w:t>feladatok.temakor_id</w:t>
+            </w:r>
+          </w:p>
+        </w:tc>
+        <w:tc>
+          <w:tcPr>
+            <w:tcW w:w="2266" w:type="dxa"/>
+          </w:tcPr>
+          <w:p>
+            <w:pPr>
+              <w:spacing w:before="120" w:after="120"/>
+              <w:rPr>
+                <w:noProof/>
+              </w:rPr>
+            </w:pPr>
+            <w:r>
+              <w:rPr>
+                <w:noProof/>
+              </w:rPr>
+              <w:t>1:N</w:t>
+            </w:r>
+          </w:p>
+        </w:tc>
+      </w:tr>
+      <w:tr>
+        <w:tc>
+          <w:tcPr>
+            <w:tcW w:w="2265" w:type="dxa"/>
+          </w:tcPr>
+          <w:p>
+            <w:pPr>
+              <w:spacing w:before="120" w:after="120"/>
+              <w:rPr>
+                <w:noProof/>
+              </w:rPr>
+            </w:pPr>
+            <w:r>
+              <w:rPr>
+                <w:noProof/>
+              </w:rPr>
+              <w:t>forrasok</w:t>
+            </w:r>
+          </w:p>
+        </w:tc>
+        <w:tc>
+          <w:tcPr>
+            <w:tcW w:w="2265" w:type="dxa"/>
+          </w:tcPr>
+          <w:p>
+            <w:pPr>
+              <w:spacing w:before="120" w:after="120"/>
+              <w:rPr>
+                <w:noProof/>
+              </w:rPr>
+            </w:pPr>
+            <w:r>
+              <w:rPr>
+                <w:noProof/>
+              </w:rPr>
+              <w:t>feladatok</w:t>
+            </w:r>
+          </w:p>
+        </w:tc>
+        <w:tc>
+          <w:tcPr>
+            <w:tcW w:w="2266" w:type="dxa"/>
+          </w:tcPr>
+          <w:p>
+            <w:pPr>
+              <w:spacing w:before="120" w:after="120"/>
+              <w:rPr>
+                <w:noProof/>
+              </w:rPr>
+            </w:pPr>
+            <w:r>
+              <w:rPr>
+                <w:noProof/>
+              </w:rPr>
+              <w:t>feladatok.forras_id</w:t>
+            </w:r>
+          </w:p>
+        </w:tc>
+        <w:tc>
+          <w:tcPr>
+            <w:tcW w:w="2266" w:type="dxa"/>
+          </w:tcPr>
+          <w:p>
+            <w:pPr>
+              <w:spacing w:before="120" w:after="120"/>
+              <w:rPr>
+                <w:noProof/>
+              </w:rPr>
+            </w:pPr>
+            <w:r>
+              <w:rPr>
+                <w:noProof/>
+              </w:rPr>
+              <w:t>1:N</w:t>
+            </w:r>
+          </w:p>
+        </w:tc>
+      </w:tr>
+      <w:tr>
+        <w:tc>
+          <w:tcPr>
+            <w:tcW w:w="2265" w:type="dxa"/>
+          </w:tcPr>
+          <w:p>
+            <w:pPr>
+              <w:spacing w:before="120" w:after="120"/>
+              <w:rPr>
+                <w:noProof/>
+              </w:rPr>
+            </w:pPr>
+            <w:r>
+              <w:rPr>
+                <w:noProof/>
+              </w:rPr>
+              <w:t>ev</w:t>
+            </w:r>
+          </w:p>
+        </w:tc>
+        <w:tc>
+          <w:tcPr>
+            <w:tcW w:w="2265" w:type="dxa"/>
+          </w:tcPr>
+          <w:p>
+            <w:pPr>
+              <w:spacing w:before="120" w:after="120"/>
+              <w:rPr>
+                <w:noProof/>
+              </w:rPr>
+            </w:pPr>
+            <w:r>
+              <w:rPr>
+                <w:noProof/>
+              </w:rPr>
+              <w:t>feladatok</w:t>
+            </w:r>
+          </w:p>
+        </w:tc>
+        <w:tc>
+          <w:tcPr>
+            <w:tcW w:w="2266" w:type="dxa"/>
+          </w:tcPr>
+          <w:p>
+            <w:pPr>
+              <w:spacing w:before="120" w:after="120"/>
+              <w:rPr>
+                <w:noProof/>
+              </w:rPr>
+            </w:pPr>
+            <w:r>
+              <w:rPr>
+                <w:noProof/>
+              </w:rPr>
+              <w:t>feladatok.ev_id</w:t>
+            </w:r>
+          </w:p>
+        </w:tc>
+        <w:tc>
+          <w:tcPr>
+            <w:tcW w:w="2266" w:type="dxa"/>
+          </w:tcPr>
+          <w:p>
+            <w:pPr>
+              <w:spacing w:before="120" w:after="120"/>
+              <w:rPr>
+                <w:noProof/>
+              </w:rPr>
+            </w:pPr>
+            <w:r>
+              <w:rPr>
+                <w:noProof/>
+              </w:rPr>
+              <w:t>1:N</w:t>
+            </w:r>
+          </w:p>
+        </w:tc>
+      </w:tr>
+      <w:tr>
+        <w:tc>
+          <w:tcPr>
+            <w:tcW w:w="2265" w:type="dxa"/>
+          </w:tcPr>
+          <w:p>
+            <w:pPr>
+              <w:spacing w:before="120" w:after="120"/>
+              <w:rPr>
+                <w:noProof/>
+              </w:rPr>
+            </w:pPr>
+            <w:r>
+              <w:rPr>
+                <w:noProof/>
+              </w:rPr>
+              <w:t>feladat_tipusok</w:t>
+            </w:r>
+          </w:p>
+        </w:tc>
+        <w:tc>
+          <w:tcPr>
+            <w:tcW w:w="2265" w:type="dxa"/>
+          </w:tcPr>
+          <w:p>
+            <w:pPr>
+              <w:spacing w:before="120" w:after="120"/>
+              <w:rPr>
+                <w:noProof/>
+              </w:rPr>
+            </w:pPr>
+            <w:r>
+              <w:rPr>
+                <w:noProof/>
+              </w:rPr>
+              <w:t>feladatok</w:t>
+            </w:r>
+          </w:p>
+        </w:tc>
+        <w:tc>
+          <w:tcPr>
+            <w:tcW w:w="2266" w:type="dxa"/>
+          </w:tcPr>
+          <w:p>
+            <w:pPr>
+              <w:spacing w:before="120" w:after="120"/>
+              <w:rPr>
+                <w:noProof/>
+              </w:rPr>
+            </w:pPr>
+            <w:r>
+              <w:rPr>
+                <w:noProof/>
+              </w:rPr>
+              <w:t>feladatok.tipus_id</w:t>
+            </w:r>
+          </w:p>
+        </w:tc>
+        <w:tc>
+          <w:tcPr>
+            <w:tcW w:w="2266" w:type="dxa"/>
+          </w:tcPr>
+          <w:p>
+            <w:pPr>
+              <w:spacing w:before="120" w:after="120"/>
+              <w:rPr>
+                <w:noProof/>
+              </w:rPr>
+            </w:pPr>
+            <w:r>
+              <w:rPr>
+                <w:noProof/>
+              </w:rPr>
+              <w:t>1:N</w:t>
+            </w:r>
+          </w:p>
+        </w:tc>
+      </w:tr>
+      <w:tr>
+        <w:tc>
+          <w:tcPr>
+            <w:tcW w:w="2265" w:type="dxa"/>
+          </w:tcPr>
+          <w:p>
+            <w:pPr>
+              <w:spacing w:before="120" w:after="120"/>
+              <w:rPr>
+                <w:noProof/>
+              </w:rPr>
+            </w:pPr>
+            <w:r>
+              <w:rPr>
+                <w:noProof/>
+              </w:rPr>
+              <w:t>feladatok</w:t>
+            </w:r>
+          </w:p>
+        </w:tc>
+        <w:tc>
+          <w:tcPr>
+            <w:tcW w:w="2265" w:type="dxa"/>
+          </w:tcPr>
+          <w:p>
+            <w:pPr>
+              <w:spacing w:before="120" w:after="120"/>
+              <w:rPr>
+                <w:noProof/>
+              </w:rPr>
+            </w:pPr>
+            <w:r>
+              <w:rPr>
+                <w:noProof/>
+              </w:rPr>
+              <w:t>tablazatos_feladat_oszlopok</w:t>
+            </w:r>
+          </w:p>
+        </w:tc>
+        <w:tc>
+          <w:tcPr>
+            <w:tcW w:w="2266" w:type="dxa"/>
+          </w:tcPr>
+          <w:p>
+            <w:pPr>
+              <w:spacing w:before="120" w:after="120"/>
+              <w:rPr>
+                <w:noProof/>
+              </w:rPr>
+            </w:pPr>
+            <w:r>
+              <w:rPr>
+                <w:noProof/>
+              </w:rPr>
+              <w:t>feladat_id</w:t>
+            </w:r>
+          </w:p>
+        </w:tc>
+        <w:tc>
+          <w:tcPr>
+            <w:tcW w:w="2266" w:type="dxa"/>
+          </w:tcPr>
+          <w:p>
+            <w:pPr>
+              <w:spacing w:before="120" w:after="120"/>
+              <w:rPr>
+                <w:noProof/>
+              </w:rPr>
+            </w:pPr>
+            <w:r>
+              <w:rPr>
+                <w:noProof/>
+              </w:rPr>
+              <w:t>1:N</w:t>
+            </w:r>
+          </w:p>
+        </w:tc>
+      </w:tr>
+      <w:tr>
+        <w:tc>
+          <w:tcPr>
+            <w:tcW w:w="2265" w:type="dxa"/>
+          </w:tcPr>
+          <w:p>
+            <w:pPr>
+              <w:spacing w:before="120" w:after="120"/>
+              <w:rPr>
+                <w:noProof/>
+              </w:rPr>
+            </w:pPr>
+            <w:r>
+              <w:rPr>
+                <w:noProof/>
+              </w:rPr>
+              <w:t>feladatok</w:t>
+            </w:r>
+          </w:p>
+        </w:tc>
+        <w:tc>
+          <w:tcPr>
+            <w:tcW w:w="2265" w:type="dxa"/>
+          </w:tcPr>
+          <w:p>
+            <w:pPr>
+              <w:spacing w:before="120" w:after="120"/>
+              <w:rPr>
+                <w:noProof/>
+              </w:rPr>
+            </w:pPr>
+            <w:r>
+              <w:rPr>
+                <w:noProof/>
+              </w:rPr>
+              <w:t>tablazatos_feladat_cellak</w:t>
+            </w:r>
+          </w:p>
+        </w:tc>
+        <w:tc>
+          <w:tcPr>
+            <w:tcW w:w="2266" w:type="dxa"/>
+          </w:tcPr>
+          <w:p>
+            <w:pPr>
+              <w:spacing w:before="120" w:after="120"/>
+              <w:rPr>
+                <w:noProof/>
+              </w:rPr>
+            </w:pPr>
+            <w:r>
+              <w:rPr>
+                <w:noProof/>
+              </w:rPr>
+              <w:t>feladat_id</w:t>
+            </w:r>
+          </w:p>
+        </w:tc>
+        <w:tc>
+          <w:tcPr>
+            <w:tcW w:w="2266" w:type="dxa"/>
+          </w:tcPr>
+          <w:p>
+            <w:pPr>
+              <w:spacing w:before="120" w:after="120"/>
+              <w:rPr>
+                <w:noProof/>
+              </w:rPr>
+            </w:pPr>
+            <w:r>
+              <w:rPr>
+                <w:noProof/>
+              </w:rPr>
+              <w:t>1:N</w:t>
+            </w:r>
+          </w:p>
+        </w:tc>
+      </w:tr>
+      <w:tr>
+        <w:tc>
+          <w:tcPr>
+            <w:tcW w:w="2265" w:type="dxa"/>
+          </w:tcPr>
+          <w:p>
+            <w:pPr>
+              <w:spacing w:before="120" w:after="120"/>
+              <w:rPr>
+                <w:noProof/>
+              </w:rPr>
+            </w:pPr>
+            <w:r>
+              <w:rPr>
+                <w:noProof/>
+              </w:rPr>
+              <w:t>profilok</w:t>
+            </w:r>
+          </w:p>
+        </w:tc>
+        <w:tc>
+          <w:tcPr>
+            <w:tcW w:w="2265" w:type="dxa"/>
+          </w:tcPr>
+          <w:p>
+            <w:pPr>
+              <w:spacing w:before="120" w:after="120"/>
+              <w:rPr>
+                <w:noProof/>
+              </w:rPr>
+            </w:pPr>
+            <w:r>
+              <w:rPr>
+                <w:noProof/>
+              </w:rPr>
+              <w:t>tesztek</w:t>
+            </w:r>
+          </w:p>
+        </w:tc>
+        <w:tc>
+          <w:tcPr>
+            <w:tcW w:w="2266" w:type="dxa"/>
+          </w:tcPr>
+          <w:p>
+            <w:pPr>
+              <w:spacing w:before="120" w:after="120"/>
+              <w:rPr>
+                <w:noProof/>
+              </w:rPr>
+            </w:pPr>
+            <w:r>
+              <w:rPr>
+                <w:noProof/>
+              </w:rPr>
+              <w:t>tesztek.felhasznalo_id</w:t>
+            </w:r>
+          </w:p>
+        </w:tc>
+        <w:tc>
+          <w:tcPr>
+            <w:tcW w:w="2266" w:type="dxa"/>
+          </w:tcPr>
+          <w:p>
+            <w:pPr>
+              <w:spacing w:before="120" w:after="120"/>
+              <w:rPr>
+                <w:noProof/>
+              </w:rPr>
+            </w:pPr>
+            <w:r>
+              <w:rPr>
+                <w:noProof/>
+              </w:rPr>
+              <w:t>1:N</w:t>
+            </w:r>
+          </w:p>
+        </w:tc>
+      </w:tr>
+      <w:tr>
+        <w:tc>
+          <w:tcPr>
+            <w:tcW w:w="2265" w:type="dxa"/>
+          </w:tcPr>
+          <w:p>
+            <w:pPr>
+              <w:spacing w:before="120" w:after="120"/>
+              <w:rPr>
+                <w:noProof/>
+              </w:rPr>
+            </w:pPr>
+            <w:r>
+              <w:rPr>
+                <w:noProof/>
+              </w:rPr>
+              <w:t>tesztek</w:t>
+            </w:r>
+          </w:p>
+        </w:tc>
+        <w:tc>
+          <w:tcPr>
+            <w:tcW w:w="2265" w:type="dxa"/>
+          </w:tcPr>
+          <w:p>
+            <w:pPr>
+              <w:spacing w:before="120" w:after="120"/>
+              <w:rPr>
+                <w:noProof/>
+              </w:rPr>
+            </w:pPr>
+            <w:r>
+              <w:rPr>
+                <w:noProof/>
+              </w:rPr>
+              <w:t>teszt_feladatok</w:t>
+            </w:r>
+          </w:p>
+        </w:tc>
+        <w:tc>
+          <w:tcPr>
+            <w:tcW w:w="2266" w:type="dxa"/>
+          </w:tcPr>
+          <w:p>
+            <w:pPr>
+              <w:spacing w:before="120" w:after="120"/>
+              <w:rPr>
+                <w:noProof/>
+              </w:rPr>
+            </w:pPr>
+            <w:r>
+              <w:rPr>
+                <w:noProof/>
+              </w:rPr>
+              <w:t>teszt_id</w:t>
+            </w:r>
+          </w:p>
+        </w:tc>
+        <w:tc>
+          <w:tcPr>
+            <w:tcW w:w="2266" w:type="dxa"/>
+          </w:tcPr>
+          <w:p>
+            <w:pPr>
+              <w:spacing w:before="120" w:after="120"/>
+              <w:rPr>
+                <w:noProof/>
+              </w:rPr>
+            </w:pPr>
+            <w:r>
+              <w:rPr>
+                <w:noProof/>
+              </w:rPr>
+              <w:t>1:N</w:t>
+            </w:r>
+          </w:p>
+        </w:tc>
+      </w:tr>
+      <w:tr>
+        <w:tc>
+          <w:tcPr>
+            <w:tcW w:w="2265" w:type="dxa"/>
+          </w:tcPr>
+          <w:p>
+            <w:pPr>
+              <w:spacing w:before="120" w:after="120"/>
+              <w:rPr>
+                <w:noProof/>
+              </w:rPr>
+            </w:pPr>
+            <w:r>
+              <w:rPr>
+                <w:noProof/>
+              </w:rPr>
+              <w:t>feladatok</w:t>
+            </w:r>
+          </w:p>
+        </w:tc>
+        <w:tc>
+          <w:tcPr>
+            <w:tcW w:w="2265" w:type="dxa"/>
+          </w:tcPr>
+          <w:p>
+            <w:pPr>
+              <w:spacing w:before="120" w:after="120"/>
+              <w:rPr>
+                <w:noProof/>
+              </w:rPr>
+            </w:pPr>
+            <w:r>
+              <w:rPr>
+                <w:noProof/>
+              </w:rPr>
+              <w:t>teszt_feladatok</w:t>
+            </w:r>
+          </w:p>
+        </w:tc>
+        <w:tc>
+          <w:tcPr>
+            <w:tcW w:w="2266" w:type="dxa"/>
+          </w:tcPr>
+          <w:p>
+            <w:pPr>
+              <w:spacing w:before="120" w:after="120"/>
+              <w:rPr>
+                <w:noProof/>
+              </w:rPr>
+            </w:pPr>
+            <w:r>
+              <w:rPr>
+                <w:noProof/>
+              </w:rPr>
+              <w:t>feladat_id</w:t>
+            </w:r>
+          </w:p>
+        </w:tc>
+        <w:tc>
+          <w:tcPr>
+            <w:tcW w:w="2266" w:type="dxa"/>
+          </w:tcPr>
+          <w:p>
+            <w:pPr>
+              <w:spacing w:before="120" w:after="120"/>
+              <w:rPr>
+                <w:noProof/>
+              </w:rPr>
+            </w:pPr>
+            <w:r>
+              <w:rPr>
+                <w:noProof/>
+              </w:rPr>
+              <w:t>1:N</w:t>
+            </w:r>
+          </w:p>
+        </w:tc>
+      </w:tr>
+    </w:tbl>
     <w:p>
       <w:pPr>
         <w:pStyle w:val="Cmsor1"/>
@@ -3660,7 +6452,7 @@
                     <pic:cNvPicPr/>
                   </pic:nvPicPr>
                   <pic:blipFill rotWithShape="1">
-                    <a:blip r:embed="rId15">
+                    <a:blip r:embed="rId8">
                       <a:extLst>
                         <a:ext uri="{28A0092B-C50C-407E-A947-70E740481C1C}">
                           <a14:useLocalDpi xmlns:a14="http://schemas.microsoft.com/office/drawing/2010/main" val="0"/>
@@ -3709,7 +6501,7 @@
     </w:p>
     <w:p/>
     <w:sectPr>
-      <w:headerReference w:type="default" r:id="rId16"/>
+      <w:headerReference w:type="default" r:id="rId9"/>
       <w:pgSz w:w="11906" w:h="16838"/>
       <w:pgMar w:top="1417" w:right="1417" w:bottom="1417" w:left="1417" w:header="708" w:footer="708" w:gutter="0"/>
       <w:cols w:space="708"/>
